--- a/docs/ПЗ.docx
+++ b/docs/ПЗ.docx
@@ -1739,7 +1739,7 @@
             <w:noProof/>
             <w:webHidden/>
           </w:rPr>
-          <w:t>6</w:t>
+          <w:t>7</w:t>
         </w:r>
         <w:r>
           <w:rPr>
@@ -2843,7 +2843,7 @@
             <w:noProof/>
             <w:webHidden/>
           </w:rPr>
-          <w:t>12</w:t>
+          <w:t>13</w:t>
         </w:r>
         <w:r>
           <w:rPr>
@@ -2935,7 +2935,7 @@
             <w:noProof/>
             <w:webHidden/>
           </w:rPr>
-          <w:t>12</w:t>
+          <w:t>13</w:t>
         </w:r>
         <w:r>
           <w:rPr>
@@ -3871,7 +3871,7 @@
             <w:noProof/>
             <w:webHidden/>
           </w:rPr>
-          <w:t>21</w:t>
+          <w:t>22</w:t>
         </w:r>
         <w:r>
           <w:rPr>
@@ -4161,7 +4161,19 @@
         <w:rPr>
           <w:rFonts w:cs="Times New Roman"/>
         </w:rPr>
-        <w:t>Конечные потребители – пользователи, без специальной подготовки, любители казуальных игр.</w:t>
+        <w:t xml:space="preserve">Конечные потребители </w:t>
+      </w:r>
+      <w:r>
+        <w:rPr>
+          <w:rFonts w:cs="Times New Roman"/>
+        </w:rPr>
+        <w:t>-</w:t>
+      </w:r>
+      <w:r>
+        <w:rPr>
+          <w:rFonts w:cs="Times New Roman"/>
+        </w:rPr>
+        <w:t xml:space="preserve"> пользователи, без специальной подготовки, любители казуальных игр.</w:t>
       </w:r>
     </w:p>
     <w:p>
@@ -4229,12 +4241,40 @@
     <w:p>
       <w:pPr>
         <w:pStyle w:val="2"/>
+        <w:rPr>
+          <w:lang w:val="en-US"/>
+        </w:rPr>
       </w:pPr>
       <w:bookmarkStart w:id="14" w:name="_Toc229057600"/>
       <w:r>
         <w:t>Постановка задачи</w:t>
       </w:r>
       <w:bookmarkEnd w:id="14"/>
+    </w:p>
+    <w:p>
+      <w:pPr>
+        <w:rPr>
+          <w:rFonts w:eastAsiaTheme="majorEastAsia" w:cs="Times New Roman"/>
+          <w:b/>
+          <w:bCs/>
+        </w:rPr>
+      </w:pPr>
+      <w:bookmarkStart w:id="15" w:name="_Toc229057601"/>
+      <w:r>
+        <w:t>Необходимо разработать казуальную игру, предоставляющую пользователю возможность регистрации и авторизации, прохождения игровых уровней двух типов</w:t>
+      </w:r>
+      <w:r>
+        <w:t xml:space="preserve">, </w:t>
+      </w:r>
+      <w:r>
+        <w:t>а также просмотра таблицы лидеров</w:t>
+      </w:r>
+      <w:r>
+        <w:t xml:space="preserve"> для каждого типа уровня</w:t>
+      </w:r>
+      <w:r>
+        <w:t>, в которой фиксируются и отображаются результаты всех игроков</w:t>
+      </w:r>
     </w:p>
     <w:p>
       <w:pPr>
@@ -4244,7 +4284,6 @@
           <w:numId w:val="3"/>
         </w:numPr>
       </w:pPr>
-      <w:bookmarkStart w:id="15" w:name="_Toc229057601"/>
       <w:r>
         <w:t>Алгоритм процедурной генерации игровых уровней типа 1</w:t>
       </w:r>
@@ -4389,7 +4428,18 @@
         </w:rPr>
       </w:pPr>
       <w:r>
-        <w:t>Построение остовного дерева методом итеративного поиска в глубину. Начальная вершина выбирается случайным образом среди вращаемых. Количество вершин, которые необходимо обойти, рассчитывается по формуле: 3 × rows × cols − rows − cols.</w:t>
+        <w:t xml:space="preserve">Построение остовного дерева методом итеративного поиска в глубину. Начальная вершина выбирается случайным образом среди вращаемых. Количество вершин, которые необходимо обойти, рассчитывается по формуле: </w:t>
+      </w:r>
+      <m:oMath>
+        <m:r>
+          <w:rPr>
+            <w:rFonts w:ascii="Cambria Math" w:hAnsi="Cambria Math"/>
+          </w:rPr>
+          <m:t>3 × rows × cols - rows - cols</m:t>
+        </m:r>
+      </m:oMath>
+      <w:r>
+        <w:t>.</w:t>
       </w:r>
     </w:p>
     <w:p>
@@ -4411,7 +4461,29 @@
         <w:t>е</w:t>
       </w:r>
       <w:r>
-        <w:t>м применения операции вращения к случайно выбранным вращаемым вершинам. Количество итераций выбирается равномерно в диапазоне от rows × cols / 2 до rows × cols включительно.</w:t>
+        <w:t xml:space="preserve">м применения операции вращения к случайно выбранным вращаемым вершинам. Количество итераций выбирается равномерно в диапазоне от </w:t>
+      </w:r>
+      <m:oMath>
+        <m:r>
+          <w:rPr>
+            <w:rFonts w:ascii="Cambria Math" w:hAnsi="Cambria Math"/>
+          </w:rPr>
+          <m:t>rows × cols / 2</m:t>
+        </m:r>
+      </m:oMath>
+      <w:r>
+        <w:t xml:space="preserve"> до </w:t>
+      </w:r>
+      <m:oMath>
+        <m:r>
+          <w:rPr>
+            <w:rFonts w:ascii="Cambria Math" w:hAnsi="Cambria Math"/>
+          </w:rPr>
+          <m:t>rows × cols</m:t>
+        </m:r>
+      </m:oMath>
+      <w:r>
+        <w:t xml:space="preserve"> включительно.</w:t>
       </w:r>
     </w:p>
     <w:p>
@@ -4659,6 +4731,7 @@
       </w:pPr>
       <w:bookmarkStart w:id="19" w:name="_Toc229057605"/>
       <w:r>
+        <w:lastRenderedPageBreak/>
         <w:t>Отображение и проверка победы</w:t>
       </w:r>
       <w:bookmarkEnd w:id="19"/>
@@ -4705,7 +4778,6 @@
       </w:pPr>
       <w:bookmarkStart w:id="20" w:name="_Toc229057606"/>
       <w:r>
-        <w:lastRenderedPageBreak/>
         <w:t>Алгоритм процедурной генерации игровых уровней типа 2 (Алгоритм типа 2)</w:t>
       </w:r>
       <w:bookmarkEnd w:id="20"/>
@@ -5229,7 +5301,14 @@
         <w:rPr>
           <w:rFonts w:cs="Times New Roman"/>
         </w:rPr>
-        <w:t>Асинхронную регистрацию нового пользователя по электронной почте и паролю с последующей установкой отображаемого имени профиля. В случае ошибки исключение переда</w:t>
+        <w:t xml:space="preserve">Асинхронную регистрацию нового пользователя по электронной почте и паролю с последующей установкой отображаемого имени профиля. В случае ошибки </w:t>
+      </w:r>
+      <w:r>
+        <w:rPr>
+          <w:rFonts w:cs="Times New Roman"/>
+        </w:rPr>
+        <w:lastRenderedPageBreak/>
+        <w:t>исключение переда</w:t>
       </w:r>
       <w:r>
         <w:rPr>
@@ -5307,7 +5386,6 @@
         <w:rPr>
           <w:rFonts w:cs="Times New Roman"/>
         </w:rPr>
-        <w:lastRenderedPageBreak/>
         <w:t>Обновление отображаемого имени в профиле текущего пользователя.</w:t>
       </w:r>
     </w:p>
@@ -5425,6 +5503,7 @@
       <w:pPr>
         <w:rPr>
           <w:rFonts w:cs="Times New Roman"/>
+          <w:lang w:val="en-US"/>
         </w:rPr>
       </w:pPr>
       <w:r>
@@ -5445,83 +5524,100 @@
         </w:rPr>
         <w:t>т игрока по формуле:</w:t>
       </w:r>
+    </w:p>
+    <w:p>
+      <w:pPr>
+        <w:rPr>
+          <w:rFonts w:cs="Times New Roman"/>
+          <w:lang w:val="en-US"/>
+        </w:rPr>
+      </w:pPr>
       <w:r>
         <w:rPr>
           <w:rFonts w:cs="Times New Roman"/>
         </w:rPr>
         <w:t xml:space="preserve"> </w:t>
       </w:r>
-      <w:r>
-        <w:rPr>
-          <w:rFonts w:cs="Times New Roman"/>
-          <w:lang w:val="en-US"/>
-        </w:rPr>
-        <w:t>Score</w:t>
-      </w:r>
-      <w:r>
-        <w:rPr>
-          <w:rFonts w:cs="Times New Roman"/>
-        </w:rPr>
-        <w:t xml:space="preserve"> = (</w:t>
-      </w:r>
-      <w:r>
-        <w:rPr>
-          <w:rFonts w:cs="Times New Roman"/>
-          <w:lang w:val="en-US"/>
-        </w:rPr>
-        <w:t>T</w:t>
-      </w:r>
-      <w:r>
-        <w:rPr>
-          <w:rFonts w:cs="Times New Roman"/>
-        </w:rPr>
-        <w:t>_</w:t>
-      </w:r>
-      <w:r>
-        <w:rPr>
-          <w:rFonts w:cs="Times New Roman"/>
-          <w:lang w:val="en-US"/>
-        </w:rPr>
-        <w:t>opt</w:t>
-      </w:r>
-      <w:r>
-        <w:rPr>
-          <w:rFonts w:cs="Times New Roman"/>
-        </w:rPr>
-        <w:t xml:space="preserve"> / </w:t>
-      </w:r>
-      <w:r>
-        <w:rPr>
-          <w:rFonts w:cs="Times New Roman"/>
-          <w:lang w:val="en-US"/>
-        </w:rPr>
-        <w:t>T</w:t>
-      </w:r>
-      <w:r>
-        <w:rPr>
-          <w:rFonts w:cs="Times New Roman"/>
-        </w:rPr>
-        <w:t>_</w:t>
-      </w:r>
-      <w:r>
-        <w:rPr>
-          <w:rFonts w:cs="Times New Roman"/>
-          <w:lang w:val="en-US"/>
-        </w:rPr>
-        <w:t>finish</w:t>
-      </w:r>
-      <w:r>
-        <w:rPr>
-          <w:rFonts w:cs="Times New Roman"/>
-        </w:rPr>
-        <w:t>) × 1000</w:t>
-      </w:r>
-      <w:r>
-        <w:rPr>
-          <w:rFonts w:cs="Times New Roman"/>
-        </w:rPr>
-        <w:t xml:space="preserve">, </w:t>
-      </w:r>
+      <m:oMath>
+        <m:r>
+          <w:rPr>
+            <w:rFonts w:ascii="Cambria Math" w:hAnsi="Cambria Math" w:cs="Times New Roman"/>
+            <w:lang w:val="en-US"/>
+          </w:rPr>
+          <m:t>Score</m:t>
+        </m:r>
+        <m:r>
+          <w:rPr>
+            <w:rFonts w:ascii="Cambria Math" w:hAnsi="Cambria Math" w:cs="Times New Roman"/>
+          </w:rPr>
+          <m:t xml:space="preserve"> = (</m:t>
+        </m:r>
+        <m:r>
+          <w:rPr>
+            <w:rFonts w:ascii="Cambria Math" w:hAnsi="Cambria Math" w:cs="Times New Roman"/>
+            <w:lang w:val="en-US"/>
+          </w:rPr>
+          <m:t>T</m:t>
+        </m:r>
+        <m:r>
+          <w:rPr>
+            <w:rFonts w:ascii="Cambria Math" w:hAnsi="Cambria Math" w:cs="Times New Roman"/>
+          </w:rPr>
+          <m:t>_</m:t>
+        </m:r>
+        <m:r>
+          <w:rPr>
+            <w:rFonts w:ascii="Cambria Math" w:hAnsi="Cambria Math" w:cs="Times New Roman"/>
+            <w:lang w:val="en-US"/>
+          </w:rPr>
+          <m:t>opt</m:t>
+        </m:r>
+        <m:r>
+          <w:rPr>
+            <w:rFonts w:ascii="Cambria Math" w:hAnsi="Cambria Math" w:cs="Times New Roman"/>
+          </w:rPr>
+          <m:t xml:space="preserve"> / </m:t>
+        </m:r>
+        <m:r>
+          <w:rPr>
+            <w:rFonts w:ascii="Cambria Math" w:hAnsi="Cambria Math" w:cs="Times New Roman"/>
+            <w:lang w:val="en-US"/>
+          </w:rPr>
+          <m:t>T</m:t>
+        </m:r>
+        <m:r>
+          <w:rPr>
+            <w:rFonts w:ascii="Cambria Math" w:hAnsi="Cambria Math" w:cs="Times New Roman"/>
+          </w:rPr>
+          <m:t>_</m:t>
+        </m:r>
+        <m:r>
+          <w:rPr>
+            <w:rFonts w:ascii="Cambria Math" w:hAnsi="Cambria Math" w:cs="Times New Roman"/>
+            <w:lang w:val="en-US"/>
+          </w:rPr>
+          <m:t>finis</m:t>
+        </m:r>
+        <m:r>
+          <w:rPr>
+            <w:rFonts w:ascii="Cambria Math" w:hAnsi="Cambria Math" w:cs="Times New Roman"/>
+          </w:rPr>
+          <m:t>h) × 1000</m:t>
+        </m:r>
+      </m:oMath>
+      <w:r>
+        <w:rPr>
+          <w:rFonts w:cs="Times New Roman"/>
+        </w:rPr>
+        <w:t>,</w:t>
+      </w:r>
+    </w:p>
+    <w:p>
+      <w:pPr>
+        <w:rPr>
+          <w:rFonts w:cs="Times New Roman"/>
+        </w:rPr>
+      </w:pPr>
       <w:r>
         <w:rPr>
           <w:rFonts w:cs="Times New Roman"/>
@@ -5739,6 +5835,7 @@
             <w:pPr>
               <w:rPr>
                 <w:rFonts w:cs="Times New Roman"/>
+                <w:lang w:val="en-US"/>
               </w:rPr>
             </w:pPr>
             <w:r>
@@ -5746,6 +5843,61 @@
                 <w:rFonts w:cs="Times New Roman"/>
               </w:rPr>
               <w:t>Триангуляция Делоне</w:t>
+            </w:r>
+            <w:r>
+              <w:rPr>
+                <w:rFonts w:cs="Times New Roman"/>
+                <w:lang w:val="en-US"/>
+              </w:rPr>
+              <w:t xml:space="preserve"> [</w:t>
+            </w:r>
+            <w:r>
+              <w:rPr>
+                <w:rFonts w:cs="Times New Roman"/>
+                <w:lang w:val="en-US"/>
+              </w:rPr>
+              <w:fldChar w:fldCharType="begin"/>
+            </w:r>
+            <w:r>
+              <w:rPr>
+                <w:rFonts w:cs="Times New Roman"/>
+                <w:lang w:val="en-US"/>
+              </w:rPr>
+              <w:instrText xml:space="preserve"> REF _Ref229157210 \r \h </w:instrText>
+            </w:r>
+            <w:r>
+              <w:rPr>
+                <w:rFonts w:cs="Times New Roman"/>
+                <w:lang w:val="en-US"/>
+              </w:rPr>
+            </w:r>
+            <w:r>
+              <w:rPr>
+                <w:rFonts w:cs="Times New Roman"/>
+                <w:lang w:val="en-US"/>
+              </w:rPr>
+              <w:fldChar w:fldCharType="separate"/>
+            </w:r>
+            <w:r>
+              <w:rPr>
+                <w:rFonts w:cs="Times New Roman"/>
+                <w:lang w:val="en-US"/>
+              </w:rPr>
+              <w:t>16</w:t>
+            </w:r>
+            <w:r>
+              <w:rPr>
+                <w:rFonts w:cs="Times New Roman"/>
+                <w:lang w:val="en-US"/>
+              </w:rPr>
+              <w:fldChar w:fldCharType="end"/>
+            </w:r>
+            <w:r>
+              <w:rPr>
+                <w:rFonts w:cs="Times New Roman"/>
+                <w:lang w:val="en-US"/>
+              </w:rPr>
+              <w:t>]</w:t>
             </w:r>
           </w:p>
         </w:tc>
@@ -5875,7 +6027,14 @@
               <w:rPr>
                 <w:rFonts w:cs="Times New Roman"/>
               </w:rPr>
-              <w:t>т экспоненциально в зависимости от топологии</w:t>
+              <w:t xml:space="preserve">т </w:t>
+            </w:r>
+            <w:r>
+              <w:rPr>
+                <w:rFonts w:cs="Times New Roman"/>
+              </w:rPr>
+              <w:lastRenderedPageBreak/>
+              <w:t>экспоненциально в зависимости от топологии</w:t>
             </w:r>
           </w:p>
         </w:tc>
@@ -5893,6 +6052,7 @@
               <w:rPr>
                 <w:rFonts w:cs="Times New Roman"/>
               </w:rPr>
+              <w:lastRenderedPageBreak/>
               <w:t xml:space="preserve">В статье </w:t>
             </w:r>
             <w:r>
@@ -5946,20 +6106,86 @@
               <w:rPr>
                 <w:rFonts w:cs="Times New Roman"/>
               </w:rPr>
-              <w:t xml:space="preserve">число уникальных остовных деревьев ~ exp(C·n) → ∞ при </w:t>
-            </w:r>
-            <w:r>
-              <w:rPr>
-                <w:rFonts w:cs="Times New Roman"/>
-                <w:lang w:val="en-US"/>
-              </w:rPr>
-              <w:t>n</w:t>
-            </w:r>
-            <w:r>
-              <w:rPr>
-                <w:rFonts w:cs="Times New Roman"/>
-              </w:rPr>
-              <w:t xml:space="preserve"> → ∞, то есть алгоритм на каждом новом наборе точек будет выдавать дерево, не имеющее сходств созданными ранее</w:t>
+              <w:t xml:space="preserve">число уникальных остовных деревьев ~ </w:t>
+            </w:r>
+            <m:oMath>
+              <m:limLow>
+                <m:limLowPr>
+                  <m:ctrlPr>
+                    <w:rPr>
+                      <w:rFonts w:ascii="Cambria Math" w:hAnsi="Cambria Math" w:cs="Times New Roman"/>
+                      <w:i/>
+                    </w:rPr>
+                  </m:ctrlPr>
+                </m:limLowPr>
+                <m:e>
+                  <m:r>
+                    <w:rPr>
+                      <w:rFonts w:ascii="Cambria Math" w:hAnsi="Cambria Math" w:cs="Times New Roman"/>
+                    </w:rPr>
+                    <m:t>lim</m:t>
+                  </m:r>
+                </m:e>
+                <m:lim>
+                  <m:r>
+                    <w:rPr>
+                      <w:rFonts w:ascii="Cambria Math" w:hAnsi="Cambria Math" w:cs="Times New Roman"/>
+                    </w:rPr>
+                    <m:t>n→∞</m:t>
+                  </m:r>
+                </m:lim>
+              </m:limLow>
+              <m:sSup>
+                <m:sSupPr>
+                  <m:ctrlPr>
+                    <w:rPr>
+                      <w:rFonts w:ascii="Cambria Math" w:hAnsi="Cambria Math" w:cs="Times New Roman"/>
+                      <w:i/>
+                    </w:rPr>
+                  </m:ctrlPr>
+                </m:sSupPr>
+                <m:e>
+                  <m:r>
+                    <w:rPr>
+                      <w:rFonts w:ascii="Cambria Math" w:hAnsi="Cambria Math" w:cs="Times New Roman"/>
+                    </w:rPr>
+                    <m:t>ⅇ</m:t>
+                  </m:r>
+                </m:e>
+                <m:sup>
+                  <m:r>
+                    <w:rPr>
+                      <w:rFonts w:ascii="Cambria Math" w:hAnsi="Cambria Math" w:cs="Times New Roman"/>
+                    </w:rPr>
+                    <m:t>Cn</m:t>
+                  </m:r>
+                </m:sup>
+              </m:sSup>
+              <m:r>
+                <w:rPr>
+                  <w:rFonts w:ascii="Cambria Math" w:hAnsi="Cambria Math" w:cs="Times New Roman"/>
+                </w:rPr>
+                <m:t>=∞</m:t>
+              </m:r>
+            </m:oMath>
+            <w:r>
+              <w:rPr>
+                <w:rFonts w:cs="Times New Roman"/>
+              </w:rPr>
+              <w:t xml:space="preserve">, </w:t>
+            </w:r>
+            <w:r>
+              <w:rPr>
+                <w:rFonts w:cs="Times New Roman"/>
+              </w:rPr>
+              <w:t xml:space="preserve">то есть алгоритм на каждом </w:t>
+            </w:r>
+            <w:r>
+              <w:rPr>
+                <w:rFonts w:cs="Times New Roman"/>
+              </w:rPr>
+              <w:lastRenderedPageBreak/>
+              <w:t>новом наборе точек будет выдавать дерево, не имеющее сходств созданными ранее</w:t>
             </w:r>
           </w:p>
         </w:tc>
@@ -5982,6 +6208,7 @@
               <w:rPr>
                 <w:rFonts w:cs="Times New Roman"/>
               </w:rPr>
+              <w:lastRenderedPageBreak/>
               <w:t>Временная сложность построения</w:t>
             </w:r>
           </w:p>
@@ -6002,446 +6229,513 @@
               </w:rPr>
               <w:t xml:space="preserve">Создаются </w:t>
             </w:r>
-            <w:r>
+            <m:oMath>
+              <m:r>
+                <m:rPr>
+                  <m:sty m:val="p"/>
+                </m:rPr>
+                <w:rPr>
+                  <w:rFonts w:ascii="Cambria Math" w:hAnsi="Cambria Math" w:cs="Times New Roman"/>
+                  <w:lang w:val="en-US"/>
+                </w:rPr>
+                <m:t>N</m:t>
+              </m:r>
+              <m:r>
+                <m:rPr>
+                  <m:sty m:val="p"/>
+                </m:rPr>
+                <w:rPr>
+                  <w:rFonts w:ascii="Cambria Math" w:hAnsi="Cambria Math" w:cs="Times New Roman"/>
+                </w:rPr>
+                <m:t xml:space="preserve"> =</m:t>
+              </m:r>
+              <m:r>
+                <w:rPr>
+                  <w:rFonts w:ascii="Cambria Math" w:hAnsi="Cambria Math" w:cs="Times New Roman"/>
+                </w:rPr>
+                <m:t>3×ro</m:t>
+              </m:r>
+              <m:r>
+                <w:rPr>
+                  <w:rFonts w:ascii="Cambria Math" w:hAnsi="Cambria Math" w:cs="Times New Roman"/>
+                  <w:lang w:val="en-US"/>
+                </w:rPr>
+                <m:t>ws</m:t>
+              </m:r>
+              <m:r>
+                <w:rPr>
+                  <w:rFonts w:ascii="Cambria Math" w:hAnsi="Cambria Math" w:cs="Times New Roman"/>
+                </w:rPr>
+                <m:t>_</m:t>
+              </m:r>
+              <m:r>
+                <w:rPr>
+                  <w:rFonts w:ascii="Cambria Math" w:hAnsi="Cambria Math" w:cs="Times New Roman"/>
+                  <w:lang w:val="en-US"/>
+                </w:rPr>
+                <m:t>c</m:t>
+              </m:r>
+              <m:r>
+                <m:rPr>
+                  <m:sty m:val="p"/>
+                </m:rPr>
+                <w:rPr>
+                  <w:rFonts w:ascii="Cambria Math" w:hAnsi="Cambria Math" w:cs="Times New Roman"/>
+                </w:rPr>
+                <m:t xml:space="preserve"> </m:t>
+              </m:r>
+              <m:r>
+                <w:rPr>
+                  <w:rFonts w:ascii="Cambria Math" w:hAnsi="Cambria Math" w:cs="Times New Roman"/>
+                </w:rPr>
+                <m:t>×cols_c</m:t>
+              </m:r>
+              <m:r>
+                <m:rPr>
+                  <m:sty m:val="p"/>
+                </m:rPr>
+                <w:rPr>
+                  <w:rFonts w:ascii="Cambria Math" w:hAnsi="Cambria Math" w:cs="Times New Roman"/>
+                </w:rPr>
+                <m:t xml:space="preserve"> + r</m:t>
+              </m:r>
+              <m:r>
+                <w:rPr>
+                  <w:rFonts w:ascii="Cambria Math" w:hAnsi="Cambria Math" w:cs="Times New Roman"/>
+                </w:rPr>
+                <m:t>ows_</m:t>
+              </m:r>
+              <m:r>
+                <w:rPr>
+                  <w:rFonts w:ascii="Cambria Math" w:hAnsi="Cambria Math" w:cs="Times New Roman"/>
+                  <w:lang w:val="en-US"/>
+                </w:rPr>
+                <m:t>c</m:t>
+              </m:r>
+              <m:r>
+                <m:rPr>
+                  <m:sty m:val="p"/>
+                </m:rPr>
+                <w:rPr>
+                  <w:rFonts w:ascii="Cambria Math" w:hAnsi="Cambria Math" w:cs="Times New Roman"/>
+                </w:rPr>
+                <m:t xml:space="preserve"> + c</m:t>
+              </m:r>
+              <m:r>
+                <w:rPr>
+                  <w:rFonts w:ascii="Cambria Math" w:hAnsi="Cambria Math" w:cs="Times New Roman"/>
+                </w:rPr>
+                <m:t>ols_c</m:t>
+              </m:r>
+              <m:r>
+                <m:rPr>
+                  <m:sty m:val="p"/>
+                </m:rPr>
+                <w:rPr>
+                  <w:rFonts w:ascii="Cambria Math" w:hAnsi="Cambria Math" w:cs="Times New Roman"/>
+                </w:rPr>
+                <m:t xml:space="preserve"> </m:t>
+              </m:r>
+            </m:oMath>
+            <w:r>
+              <w:rPr>
+                <w:rFonts w:cs="Times New Roman"/>
+              </w:rPr>
+              <w:t xml:space="preserve"> вершин и</w:t>
+            </w:r>
+          </w:p>
+          <w:p>
+            <w:pPr>
               <w:rPr>
                 <w:rFonts w:cs="Times New Roman"/>
                 <w:lang w:val="en-US"/>
               </w:rPr>
-              <w:t>N</w:t>
-            </w:r>
-            <w:r>
-              <w:rPr>
-                <w:rFonts w:cs="Times New Roman"/>
-              </w:rPr>
-              <w:t xml:space="preserve"> = 3 * </w:t>
+            </w:pPr>
+            <w:r>
+              <w:rPr>
+                <w:rFonts w:ascii="Cambria Math" w:hAnsi="Cambria Math" w:cs="Times New Roman"/>
+              </w:rPr>
+              <w:t xml:space="preserve"> </w:t>
+            </w:r>
+            <m:oMath>
+              <m:r>
+                <m:rPr>
+                  <m:sty m:val="p"/>
+                </m:rPr>
+                <w:rPr>
+                  <w:rFonts w:ascii="Cambria Math" w:hAnsi="Cambria Math" w:cs="Times New Roman"/>
+                </w:rPr>
+                <m:t xml:space="preserve"> </m:t>
+              </m:r>
+              <m:r>
+                <m:rPr>
+                  <m:sty m:val="p"/>
+                </m:rPr>
+                <w:rPr>
+                  <w:rFonts w:ascii="Cambria Math" w:hAnsi="Cambria Math" w:cs="Times New Roman"/>
+                  <w:lang w:val="en-US"/>
+                </w:rPr>
+                <m:t xml:space="preserve">E = 3 </m:t>
+              </m:r>
+              <m:r>
+                <w:rPr>
+                  <w:rFonts w:ascii="Cambria Math" w:hAnsi="Cambria Math" w:cs="Times New Roman"/>
+                  <w:lang w:val="en-US"/>
+                </w:rPr>
+                <m:t>×</m:t>
+              </m:r>
+              <m:r>
+                <w:rPr>
+                  <w:rFonts w:ascii="Cambria Math" w:hAnsi="Cambria Math" w:cs="Times New Roman"/>
+                </w:rPr>
+                <m:t>rows</m:t>
+              </m:r>
+              <m:r>
+                <w:rPr>
+                  <w:rFonts w:ascii="Cambria Math" w:hAnsi="Cambria Math" w:cs="Times New Roman"/>
+                  <w:lang w:val="en-US"/>
+                </w:rPr>
+                <m:t>_c×</m:t>
+              </m:r>
+              <m:r>
+                <w:rPr>
+                  <w:rFonts w:ascii="Cambria Math" w:hAnsi="Cambria Math" w:cs="Times New Roman"/>
+                </w:rPr>
+                <m:t>cols</m:t>
+              </m:r>
+              <m:r>
+                <w:rPr>
+                  <w:rFonts w:ascii="Cambria Math" w:hAnsi="Cambria Math" w:cs="Times New Roman"/>
+                  <w:lang w:val="en-US"/>
+                </w:rPr>
+                <m:t>_c</m:t>
+              </m:r>
+              <m:r>
+                <m:rPr>
+                  <m:sty m:val="p"/>
+                </m:rPr>
+                <w:rPr>
+                  <w:rFonts w:ascii="Cambria Math" w:hAnsi="Cambria Math" w:cs="Times New Roman"/>
+                  <w:lang w:val="en-US"/>
+                </w:rPr>
+                <m:t xml:space="preserve"> - r</m:t>
+              </m:r>
+              <m:r>
+                <w:rPr>
+                  <w:rFonts w:ascii="Cambria Math" w:hAnsi="Cambria Math" w:cs="Times New Roman"/>
+                </w:rPr>
+                <m:t>ows</m:t>
+              </m:r>
+              <m:r>
+                <w:rPr>
+                  <w:rFonts w:ascii="Cambria Math" w:hAnsi="Cambria Math" w:cs="Times New Roman"/>
+                  <w:lang w:val="en-US"/>
+                </w:rPr>
+                <m:t>_c</m:t>
+              </m:r>
+              <m:r>
+                <m:rPr>
+                  <m:sty m:val="p"/>
+                </m:rPr>
+                <w:rPr>
+                  <w:rFonts w:ascii="Cambria Math" w:hAnsi="Cambria Math" w:cs="Times New Roman"/>
+                  <w:lang w:val="en-US"/>
+                </w:rPr>
+                <m:t xml:space="preserve"> -c</m:t>
+              </m:r>
+              <m:r>
+                <w:rPr>
+                  <w:rFonts w:ascii="Cambria Math" w:hAnsi="Cambria Math" w:cs="Times New Roman"/>
+                </w:rPr>
+                <m:t>o</m:t>
+              </m:r>
+              <m:r>
+                <w:rPr>
+                  <w:rFonts w:ascii="Cambria Math" w:hAnsi="Cambria Math" w:cs="Times New Roman"/>
+                  <w:lang w:val="en-US"/>
+                </w:rPr>
+                <m:t>ls_c</m:t>
+              </m:r>
+              <m:r>
+                <m:rPr>
+                  <m:sty m:val="p"/>
+                </m:rPr>
+                <w:rPr>
+                  <w:rFonts w:ascii="Cambria Math" w:hAnsi="Cambria Math" w:cs="Times New Roman"/>
+                  <w:lang w:val="en-US"/>
+                </w:rPr>
+                <m:t xml:space="preserve">- 1 </m:t>
+              </m:r>
+            </m:oMath>
+          </w:p>
+          <w:p>
+            <w:pPr>
+              <w:rPr>
+                <w:rFonts w:cs="Times New Roman"/>
+              </w:rPr>
+            </w:pPr>
+            <w:r>
+              <w:rPr>
+                <w:rFonts w:cs="Times New Roman"/>
+              </w:rPr>
+              <w:t>ребро</w:t>
+            </w:r>
+            <w:r>
+              <w:rPr>
+                <w:rFonts w:cs="Times New Roman"/>
+              </w:rPr>
+              <w:t xml:space="preserve">. </w:t>
+            </w:r>
+            <w:r>
+              <w:rPr>
+                <w:rFonts w:cs="Times New Roman"/>
+              </w:rPr>
+              <w:t xml:space="preserve">При этом </w:t>
+            </w:r>
+            <m:oMath>
+              <m:r>
+                <w:rPr>
+                  <w:rFonts w:ascii="Cambria Math" w:hAnsi="Cambria Math" w:cs="Times New Roman"/>
+                  <w:lang w:val="en-US"/>
+                </w:rPr>
+                <m:t>rows</m:t>
+              </m:r>
+              <m:r>
+                <w:rPr>
+                  <w:rFonts w:ascii="Cambria Math" w:hAnsi="Cambria Math" w:cs="Times New Roman"/>
+                </w:rPr>
+                <m:t>_</m:t>
+              </m:r>
+              <m:r>
+                <w:rPr>
+                  <w:rFonts w:ascii="Cambria Math" w:hAnsi="Cambria Math" w:cs="Times New Roman"/>
+                  <w:lang w:val="en-US"/>
+                </w:rPr>
+                <m:t>c</m:t>
+              </m:r>
+              <m:r>
+                <w:rPr>
+                  <w:rFonts w:ascii="Cambria Math" w:hAnsi="Cambria Math" w:cs="Times New Roman"/>
+                </w:rPr>
+                <m:t>×c</m:t>
+              </m:r>
+              <m:r>
+                <w:rPr>
+                  <w:rFonts w:ascii="Cambria Math" w:hAnsi="Cambria Math" w:cs="Times New Roman"/>
+                  <w:lang w:val="en-US"/>
+                </w:rPr>
+                <m:t>ols</m:t>
+              </m:r>
+              <m:r>
+                <w:rPr>
+                  <w:rFonts w:ascii="Cambria Math" w:hAnsi="Cambria Math" w:cs="Times New Roman"/>
+                </w:rPr>
+                <m:t>_</m:t>
+              </m:r>
+              <m:r>
+                <w:rPr>
+                  <w:rFonts w:ascii="Cambria Math" w:hAnsi="Cambria Math" w:cs="Times New Roman"/>
+                  <w:lang w:val="en-US"/>
+                </w:rPr>
+                <m:t>c</m:t>
+              </m:r>
+            </m:oMath>
+            <w:r>
+              <w:rPr>
+                <w:rFonts w:cs="Times New Roman"/>
+              </w:rPr>
+              <w:t xml:space="preserve"> </w:t>
+            </w:r>
+            <w:r>
+              <w:rPr>
+                <w:rFonts w:cs="Times New Roman"/>
+              </w:rPr>
+              <w:t>-</w:t>
+            </w:r>
+            <w:r>
+              <w:rPr>
+                <w:rFonts w:cs="Times New Roman"/>
+              </w:rPr>
+              <w:t xml:space="preserve"> общее число всех вершин на поле, а следовательно ременная сложность составит О(</w:t>
             </w:r>
             <w:r>
               <w:rPr>
                 <w:rFonts w:cs="Times New Roman"/>
                 <w:lang w:val="en-US"/>
               </w:rPr>
-              <w:t>rows</w:t>
-            </w:r>
-            <w:r>
-              <w:rPr>
-                <w:rFonts w:cs="Times New Roman"/>
-              </w:rPr>
-              <w:t>_</w:t>
+              <w:t>n</w:t>
+            </w:r>
+            <w:r>
+              <w:rPr>
+                <w:rFonts w:cs="Times New Roman"/>
+              </w:rPr>
+              <w:t xml:space="preserve">), где </w:t>
             </w:r>
             <w:r>
               <w:rPr>
                 <w:rFonts w:cs="Times New Roman"/>
                 <w:lang w:val="en-US"/>
               </w:rPr>
-              <w:t>c</w:t>
-            </w:r>
-            <w:r>
-              <w:rPr>
-                <w:rFonts w:cs="Times New Roman"/>
-              </w:rPr>
-              <w:t xml:space="preserve"> * </w:t>
+              <w:t>n</w:t>
+            </w:r>
+            <w:r>
+              <w:rPr>
+                <w:rFonts w:cs="Times New Roman"/>
+              </w:rPr>
+              <w:t xml:space="preserve"> </w:t>
+            </w:r>
+            <w:r>
+              <w:rPr>
+                <w:rFonts w:cs="Times New Roman"/>
+              </w:rPr>
+              <w:t>-</w:t>
+            </w:r>
+            <w:r>
+              <w:rPr>
+                <w:rFonts w:cs="Times New Roman"/>
+              </w:rPr>
+              <w:t xml:space="preserve"> число вершин</w:t>
+            </w:r>
+          </w:p>
+        </w:tc>
+        <w:tc>
+          <w:tcPr>
+            <w:tcW w:w="4661" w:type="dxa"/>
+          </w:tcPr>
+          <w:p>
+            <w:pPr>
+              <w:rPr>
+                <w:rFonts w:cs="Times New Roman"/>
+              </w:rPr>
+            </w:pPr>
+            <w:r>
+              <w:rPr>
+                <w:rFonts w:cs="Times New Roman"/>
+              </w:rPr>
+              <w:t xml:space="preserve">Официальный </w:t>
             </w:r>
             <w:r>
               <w:rPr>
                 <w:rFonts w:cs="Times New Roman"/>
                 <w:lang w:val="en-US"/>
               </w:rPr>
-              <w:t>cols</w:t>
-            </w:r>
-            <w:r>
-              <w:rPr>
-                <w:rFonts w:cs="Times New Roman"/>
-              </w:rPr>
-              <w:t>_</w:t>
+              <w:t>NuGet</w:t>
+            </w:r>
+            <w:r>
+              <w:rPr>
+                <w:rFonts w:cs="Times New Roman"/>
+              </w:rPr>
+              <w:t xml:space="preserve"> пакет </w:t>
             </w:r>
             <w:r>
               <w:rPr>
                 <w:rFonts w:cs="Times New Roman"/>
                 <w:lang w:val="en-US"/>
               </w:rPr>
-              <w:t>c</w:t>
-            </w:r>
-            <w:r>
-              <w:rPr>
-                <w:rFonts w:cs="Times New Roman"/>
-              </w:rPr>
-              <w:t xml:space="preserve"> + </w:t>
+              <w:t>C</w:t>
+            </w:r>
+            <w:r>
+              <w:rPr>
+                <w:rFonts w:cs="Times New Roman"/>
+              </w:rPr>
+              <w:t>#</w:t>
+            </w:r>
+            <w:r>
+              <w:rPr>
+                <w:rFonts w:cs="Times New Roman"/>
+              </w:rPr>
+              <w:t xml:space="preserve"> в среднем</w:t>
+            </w:r>
+            <w:r>
+              <w:rPr>
+                <w:rFonts w:cs="Times New Roman"/>
+              </w:rPr>
+              <w:t xml:space="preserve"> строит триангуляцию за </w:t>
             </w:r>
             <w:r>
               <w:rPr>
                 <w:rFonts w:cs="Times New Roman"/>
                 <w:lang w:val="en-US"/>
               </w:rPr>
-              <w:t>rows</w:t>
-            </w:r>
-            <w:r>
-              <w:rPr>
-                <w:rFonts w:cs="Times New Roman"/>
-              </w:rPr>
-              <w:t>_</w:t>
+              <w:t>O</w:t>
+            </w:r>
+            <w:r>
+              <w:rPr>
+                <w:rFonts w:cs="Times New Roman"/>
+              </w:rPr>
+              <w:t>(</w:t>
+            </w:r>
+            <m:oMath>
+              <m:r>
+                <w:rPr>
+                  <w:rFonts w:ascii="Cambria Math" w:hAnsi="Cambria Math" w:cs="Times New Roman"/>
+                  <w:lang w:val="en-US"/>
+                </w:rPr>
+                <m:t>n</m:t>
+              </m:r>
+              <m:r>
+                <w:rPr>
+                  <w:rFonts w:ascii="Cambria Math" w:hAnsi="Cambria Math" w:cs="Times New Roman"/>
+                </w:rPr>
+                <m:t>×</m:t>
+              </m:r>
+              <m:r>
+                <w:rPr>
+                  <w:rFonts w:ascii="Cambria Math" w:hAnsi="Cambria Math" w:cs="Times New Roman"/>
+                  <w:lang w:val="en-US"/>
+                </w:rPr>
+                <m:t>log</m:t>
+              </m:r>
+              <m:r>
+                <w:rPr>
+                  <w:rFonts w:ascii="Cambria Math" w:hAnsi="Cambria Math" w:cs="Times New Roman"/>
+                </w:rPr>
+                <m:t>(</m:t>
+              </m:r>
+              <m:r>
+                <w:rPr>
+                  <w:rFonts w:ascii="Cambria Math" w:hAnsi="Cambria Math" w:cs="Times New Roman"/>
+                  <w:lang w:val="en-US"/>
+                </w:rPr>
+                <m:t>n</m:t>
+              </m:r>
+              <m:r>
+                <w:rPr>
+                  <w:rFonts w:ascii="Cambria Math" w:hAnsi="Cambria Math" w:cs="Times New Roman"/>
+                </w:rPr>
+                <m:t>)</m:t>
+              </m:r>
+            </m:oMath>
+            <w:r>
+              <w:rPr>
+                <w:rFonts w:cs="Times New Roman"/>
+              </w:rPr>
+              <w:t xml:space="preserve">), где </w:t>
             </w:r>
             <w:r>
               <w:rPr>
                 <w:rFonts w:cs="Times New Roman"/>
                 <w:lang w:val="en-US"/>
               </w:rPr>
-              <w:t>c</w:t>
-            </w:r>
-            <w:r>
-              <w:rPr>
-                <w:rFonts w:cs="Times New Roman"/>
-              </w:rPr>
-              <w:t xml:space="preserve"> + </w:t>
-            </w:r>
-            <w:r>
-              <w:rPr>
-                <w:rFonts w:cs="Times New Roman"/>
-                <w:lang w:val="en-US"/>
-              </w:rPr>
-              <w:t>cols</w:t>
-            </w:r>
-            <w:r>
-              <w:rPr>
-                <w:rFonts w:cs="Times New Roman"/>
-              </w:rPr>
-              <w:t>_</w:t>
-            </w:r>
-            <w:r>
-              <w:rPr>
-                <w:rFonts w:cs="Times New Roman"/>
-                <w:lang w:val="en-US"/>
-              </w:rPr>
-              <w:t>c</w:t>
-            </w:r>
-            <w:r>
-              <w:rPr>
-                <w:rFonts w:cs="Times New Roman"/>
-              </w:rPr>
-              <w:t xml:space="preserve"> вершин и </w:t>
-            </w:r>
-            <w:r>
-              <w:rPr>
-                <w:rFonts w:cs="Times New Roman"/>
-                <w:lang w:val="en-US"/>
-              </w:rPr>
-              <w:t>E</w:t>
-            </w:r>
-            <w:r>
-              <w:rPr>
-                <w:rFonts w:cs="Times New Roman"/>
-              </w:rPr>
-              <w:t xml:space="preserve"> = 3 * </w:t>
-            </w:r>
-            <w:r>
-              <w:rPr>
-                <w:rFonts w:cs="Times New Roman"/>
-                <w:lang w:val="en-US"/>
-              </w:rPr>
-              <w:t>rows</w:t>
-            </w:r>
-            <w:r>
-              <w:rPr>
-                <w:rFonts w:cs="Times New Roman"/>
-              </w:rPr>
-              <w:t>_</w:t>
-            </w:r>
-            <w:r>
-              <w:rPr>
-                <w:rFonts w:cs="Times New Roman"/>
-                <w:lang w:val="en-US"/>
-              </w:rPr>
-              <w:t>c</w:t>
-            </w:r>
-            <w:r>
-              <w:rPr>
-                <w:rFonts w:cs="Times New Roman"/>
-              </w:rPr>
-              <w:t xml:space="preserve"> * </w:t>
-            </w:r>
-            <w:r>
-              <w:rPr>
-                <w:rFonts w:cs="Times New Roman"/>
-                <w:lang w:val="en-US"/>
-              </w:rPr>
-              <w:t>cols</w:t>
-            </w:r>
-            <w:r>
-              <w:rPr>
-                <w:rFonts w:cs="Times New Roman"/>
-              </w:rPr>
-              <w:t>_</w:t>
-            </w:r>
-            <w:r>
-              <w:rPr>
-                <w:rFonts w:cs="Times New Roman"/>
-                <w:lang w:val="en-US"/>
-              </w:rPr>
-              <w:t>c</w:t>
-            </w:r>
-            <w:r>
-              <w:rPr>
-                <w:rFonts w:cs="Times New Roman"/>
-              </w:rPr>
-              <w:t xml:space="preserve"> - </w:t>
-            </w:r>
-            <w:r>
-              <w:rPr>
-                <w:rFonts w:cs="Times New Roman"/>
-                <w:lang w:val="en-US"/>
-              </w:rPr>
-              <w:t>rows</w:t>
-            </w:r>
-            <w:r>
-              <w:rPr>
-                <w:rFonts w:cs="Times New Roman"/>
-              </w:rPr>
-              <w:t>_</w:t>
-            </w:r>
-            <w:r>
-              <w:rPr>
-                <w:rFonts w:cs="Times New Roman"/>
-                <w:lang w:val="en-US"/>
-              </w:rPr>
-              <w:t>c</w:t>
-            </w:r>
-            <w:r>
-              <w:rPr>
-                <w:rFonts w:cs="Times New Roman"/>
-              </w:rPr>
-              <w:t xml:space="preserve"> - </w:t>
-            </w:r>
-            <w:r>
-              <w:rPr>
-                <w:rFonts w:cs="Times New Roman"/>
-                <w:lang w:val="en-US"/>
-              </w:rPr>
-              <w:t>cols</w:t>
-            </w:r>
-            <w:r>
-              <w:rPr>
-                <w:rFonts w:cs="Times New Roman"/>
-              </w:rPr>
-              <w:t>_</w:t>
-            </w:r>
-            <w:r>
-              <w:rPr>
-                <w:rFonts w:cs="Times New Roman"/>
-                <w:lang w:val="en-US"/>
-              </w:rPr>
-              <w:t>c</w:t>
-            </w:r>
-            <w:r>
-              <w:rPr>
-                <w:rFonts w:cs="Times New Roman"/>
-              </w:rPr>
-              <w:t xml:space="preserve"> - 1 </w:t>
-            </w:r>
-            <w:r>
-              <w:rPr>
-                <w:rFonts w:cs="Times New Roman"/>
-              </w:rPr>
-              <w:lastRenderedPageBreak/>
-              <w:t xml:space="preserve">ребро. При этом </w:t>
-            </w:r>
-            <w:r>
-              <w:rPr>
-                <w:rFonts w:cs="Times New Roman"/>
-                <w:lang w:val="en-US"/>
-              </w:rPr>
-              <w:t>rows</w:t>
-            </w:r>
-            <w:r>
-              <w:rPr>
-                <w:rFonts w:cs="Times New Roman"/>
-              </w:rPr>
-              <w:t>_</w:t>
-            </w:r>
-            <w:r>
-              <w:rPr>
-                <w:rFonts w:cs="Times New Roman"/>
-                <w:lang w:val="en-US"/>
-              </w:rPr>
-              <w:t>c</w:t>
-            </w:r>
-            <w:r>
-              <w:rPr>
-                <w:rFonts w:cs="Times New Roman"/>
-              </w:rPr>
-              <w:t xml:space="preserve"> * </w:t>
-            </w:r>
-            <w:r>
-              <w:rPr>
-                <w:rFonts w:cs="Times New Roman"/>
-                <w:lang w:val="en-US"/>
-              </w:rPr>
-              <w:t>cols</w:t>
-            </w:r>
-            <w:r>
-              <w:rPr>
-                <w:rFonts w:cs="Times New Roman"/>
-              </w:rPr>
-              <w:t>_</w:t>
-            </w:r>
-            <w:r>
-              <w:rPr>
-                <w:rFonts w:cs="Times New Roman"/>
-                <w:lang w:val="en-US"/>
-              </w:rPr>
-              <w:t>c</w:t>
-            </w:r>
-            <w:r>
-              <w:rPr>
-                <w:rFonts w:cs="Times New Roman"/>
-              </w:rPr>
-              <w:t xml:space="preserve"> – общее число всех вершин на поле, а следовательно ременная сложность составит О(</w:t>
-            </w:r>
-            <w:r>
-              <w:rPr>
-                <w:rFonts w:cs="Times New Roman"/>
-                <w:lang w:val="en-US"/>
-              </w:rPr>
               <w:t>n</w:t>
             </w:r>
             <w:r>
               <w:rPr>
                 <w:rFonts w:cs="Times New Roman"/>
               </w:rPr>
-              <w:t xml:space="preserve">), где </w:t>
-            </w:r>
-            <w:r>
-              <w:rPr>
-                <w:rFonts w:cs="Times New Roman"/>
-                <w:lang w:val="en-US"/>
-              </w:rPr>
-              <w:t>n</w:t>
-            </w:r>
-            <w:r>
-              <w:rPr>
-                <w:rFonts w:cs="Times New Roman"/>
-              </w:rPr>
-              <w:t xml:space="preserve"> – число вершин</w:t>
-            </w:r>
-          </w:p>
-        </w:tc>
-        <w:tc>
-          <w:tcPr>
-            <w:tcW w:w="4661" w:type="dxa"/>
-          </w:tcPr>
-          <w:p>
-            <w:pPr>
-              <w:rPr>
-                <w:rFonts w:cs="Times New Roman"/>
-              </w:rPr>
-            </w:pPr>
-            <w:r>
-              <w:rPr>
-                <w:rFonts w:cs="Times New Roman"/>
-              </w:rPr>
-              <w:lastRenderedPageBreak/>
-              <w:t xml:space="preserve">Официальный </w:t>
-            </w:r>
-            <w:r>
-              <w:rPr>
-                <w:rFonts w:cs="Times New Roman"/>
-                <w:lang w:val="en-US"/>
-              </w:rPr>
-              <w:t>NuGet</w:t>
-            </w:r>
-            <w:r>
-              <w:rPr>
-                <w:rFonts w:cs="Times New Roman"/>
-              </w:rPr>
-              <w:t xml:space="preserve"> пакет </w:t>
-            </w:r>
-            <w:r>
-              <w:rPr>
-                <w:rFonts w:cs="Times New Roman"/>
-                <w:lang w:val="en-US"/>
-              </w:rPr>
-              <w:t>C</w:t>
-            </w:r>
-            <w:r>
-              <w:rPr>
-                <w:rFonts w:cs="Times New Roman"/>
-              </w:rPr>
-              <w:t>#</w:t>
-            </w:r>
-            <w:r>
-              <w:rPr>
-                <w:rFonts w:cs="Times New Roman"/>
-              </w:rPr>
-              <w:t xml:space="preserve"> в среднем</w:t>
-            </w:r>
-            <w:r>
-              <w:rPr>
-                <w:rFonts w:cs="Times New Roman"/>
-              </w:rPr>
-              <w:t xml:space="preserve"> строит триангуляцию за </w:t>
-            </w:r>
-            <w:r>
-              <w:rPr>
-                <w:rFonts w:cs="Times New Roman"/>
-                <w:lang w:val="en-US"/>
-              </w:rPr>
-              <w:t>O</w:t>
-            </w:r>
-            <w:r>
-              <w:rPr>
-                <w:rFonts w:cs="Times New Roman"/>
-              </w:rPr>
-              <w:t>(</w:t>
-            </w:r>
-            <w:r>
-              <w:rPr>
-                <w:rFonts w:cs="Times New Roman"/>
-                <w:lang w:val="en-US"/>
-              </w:rPr>
-              <w:t>n</w:t>
-            </w:r>
-            <w:r>
-              <w:rPr>
-                <w:rFonts w:cs="Times New Roman"/>
-              </w:rPr>
-              <w:t>*</w:t>
-            </w:r>
-            <w:r>
-              <w:rPr>
-                <w:rFonts w:cs="Times New Roman"/>
-                <w:lang w:val="en-US"/>
-              </w:rPr>
-              <w:t>log</w:t>
-            </w:r>
-            <w:r>
-              <w:rPr>
-                <w:rFonts w:cs="Times New Roman"/>
-              </w:rPr>
-              <w:t>(</w:t>
-            </w:r>
-            <w:r>
-              <w:rPr>
-                <w:rFonts w:cs="Times New Roman"/>
-                <w:lang w:val="en-US"/>
-              </w:rPr>
-              <w:t>n</w:t>
-            </w:r>
-            <w:r>
-              <w:rPr>
-                <w:rFonts w:cs="Times New Roman"/>
-              </w:rPr>
-              <w:t xml:space="preserve">)), где </w:t>
-            </w:r>
-            <w:r>
-              <w:rPr>
-                <w:rFonts w:cs="Times New Roman"/>
-                <w:lang w:val="en-US"/>
-              </w:rPr>
-              <w:t>n</w:t>
-            </w:r>
-            <w:r>
-              <w:rPr>
-                <w:rFonts w:cs="Times New Roman"/>
-              </w:rPr>
-              <w:t xml:space="preserve"> – число вершин</w:t>
+              <w:t xml:space="preserve"> </w:t>
+            </w:r>
+            <w:r>
+              <w:rPr>
+                <w:rFonts w:cs="Times New Roman"/>
+              </w:rPr>
+              <w:t>-</w:t>
+            </w:r>
+            <w:r>
+              <w:rPr>
+                <w:rFonts w:cs="Times New Roman"/>
+              </w:rPr>
+              <w:t xml:space="preserve"> число вершин</w:t>
             </w:r>
           </w:p>
         </w:tc>
@@ -6495,7 +6789,27 @@
               <w:rPr>
                 <w:rFonts w:cs="Times New Roman"/>
               </w:rPr>
-              <w:t xml:space="preserve">О(n), где </w:t>
+              <w:t>O(</w:t>
+            </w:r>
+            <m:oMath>
+              <m:r>
+                <w:rPr>
+                  <w:rFonts w:ascii="Cambria Math" w:hAnsi="Cambria Math" w:cs="Times New Roman"/>
+                </w:rPr>
+                <m:t>n</m:t>
+              </m:r>
+            </m:oMath>
+            <w:r>
+              <w:rPr>
+                <w:rFonts w:cs="Times New Roman"/>
+              </w:rPr>
+              <w:t>)</w:t>
+            </w:r>
+            <w:r>
+              <w:rPr>
+                <w:rFonts w:cs="Times New Roman"/>
+              </w:rPr>
+              <w:t xml:space="preserve">, где </w:t>
             </w:r>
             <w:r>
               <w:rPr>
@@ -6508,7 +6822,19 @@
               <w:rPr>
                 <w:rFonts w:cs="Times New Roman"/>
               </w:rPr>
-              <w:t xml:space="preserve"> – число вершин</w:t>
+              <w:t xml:space="preserve"> </w:t>
+            </w:r>
+            <w:r>
+              <w:rPr>
+                <w:rFonts w:cs="Times New Roman"/>
+              </w:rPr>
+              <w:t>-</w:t>
+            </w:r>
+            <w:r>
+              <w:rPr>
+                <w:rFonts w:cs="Times New Roman"/>
+              </w:rPr>
+              <w:t xml:space="preserve"> число вершин</w:t>
             </w:r>
           </w:p>
         </w:tc>
@@ -6526,7 +6852,21 @@
               <w:rPr>
                 <w:rFonts w:cs="Times New Roman"/>
               </w:rPr>
-              <w:t>O(n)</w:t>
+              <w:t>O(</w:t>
+            </w:r>
+            <m:oMath>
+              <m:r>
+                <w:rPr>
+                  <w:rFonts w:ascii="Cambria Math" w:hAnsi="Cambria Math" w:cs="Times New Roman"/>
+                </w:rPr>
+                <m:t>n</m:t>
+              </m:r>
+            </m:oMath>
+            <w:r>
+              <w:rPr>
+                <w:rFonts w:cs="Times New Roman"/>
+              </w:rPr>
+              <w:t>)</w:t>
             </w:r>
           </w:p>
         </w:tc>
@@ -6597,25 +6937,7 @@
         <w:rPr>
           <w:rFonts w:cs="Times New Roman"/>
         </w:rPr>
-        <w:t xml:space="preserve">Таблица </w:t>
-      </w:r>
-      <w:r>
-        <w:rPr>
-          <w:rFonts w:cs="Times New Roman"/>
-        </w:rPr>
-        <w:t>2</w:t>
-      </w:r>
-      <w:r>
-        <w:rPr>
-          <w:rFonts w:cs="Times New Roman"/>
-        </w:rPr>
-        <w:t>:</w:t>
-      </w:r>
-      <w:r>
-        <w:rPr>
-          <w:rFonts w:cs="Times New Roman"/>
-        </w:rPr>
-        <w:t xml:space="preserve"> </w:t>
+        <w:t xml:space="preserve">Таблица 2: </w:t>
       </w:r>
       <w:r>
         <w:rPr>
@@ -6671,6 +6993,67 @@
               </w:rPr>
               <w:t>DFS</w:t>
             </w:r>
+            <w:r>
+              <w:rPr>
+                <w:rFonts w:cs="Times New Roman"/>
+              </w:rPr>
+              <w:t xml:space="preserve"> </w:t>
+            </w:r>
+            <w:r>
+              <w:rPr>
+                <w:rFonts w:cs="Times New Roman"/>
+                <w:lang w:val="en-US"/>
+              </w:rPr>
+              <w:t>[</w:t>
+            </w:r>
+            <w:r>
+              <w:rPr>
+                <w:rFonts w:cs="Times New Roman"/>
+                <w:lang w:val="en-US"/>
+              </w:rPr>
+              <w:fldChar w:fldCharType="begin"/>
+            </w:r>
+            <w:r>
+              <w:rPr>
+                <w:rFonts w:cs="Times New Roman"/>
+                <w:lang w:val="en-US"/>
+              </w:rPr>
+              <w:instrText xml:space="preserve"> REF _Ref229157522 \r \h </w:instrText>
+            </w:r>
+            <w:r>
+              <w:rPr>
+                <w:rFonts w:cs="Times New Roman"/>
+                <w:lang w:val="en-US"/>
+              </w:rPr>
+            </w:r>
+            <w:r>
+              <w:rPr>
+                <w:rFonts w:cs="Times New Roman"/>
+                <w:lang w:val="en-US"/>
+              </w:rPr>
+              <w:fldChar w:fldCharType="separate"/>
+            </w:r>
+            <w:r>
+              <w:rPr>
+                <w:rFonts w:cs="Times New Roman"/>
+                <w:lang w:val="en-US"/>
+              </w:rPr>
+              <w:t>28</w:t>
+            </w:r>
+            <w:r>
+              <w:rPr>
+                <w:rFonts w:cs="Times New Roman"/>
+                <w:lang w:val="en-US"/>
+              </w:rPr>
+              <w:fldChar w:fldCharType="end"/>
+            </w:r>
+            <w:r>
+              <w:rPr>
+                <w:rFonts w:cs="Times New Roman"/>
+                <w:lang w:val="en-US"/>
+              </w:rPr>
+              <w:t>]</w:t>
+            </w:r>
           </w:p>
         </w:tc>
         <w:tc>
@@ -6681,6 +7064,7 @@
             <w:pPr>
               <w:rPr>
                 <w:rFonts w:cs="Times New Roman"/>
+                <w:lang w:val="en-US"/>
               </w:rPr>
             </w:pPr>
             <w:r>
@@ -6689,6 +7073,61 @@
               </w:rPr>
               <w:t>Алгоритм Прима</w:t>
             </w:r>
+            <w:r>
+              <w:rPr>
+                <w:rFonts w:cs="Times New Roman"/>
+                <w:lang w:val="en-US"/>
+              </w:rPr>
+              <w:t xml:space="preserve"> [</w:t>
+            </w:r>
+            <w:r>
+              <w:rPr>
+                <w:rFonts w:cs="Times New Roman"/>
+                <w:lang w:val="en-US"/>
+              </w:rPr>
+              <w:fldChar w:fldCharType="begin"/>
+            </w:r>
+            <w:r>
+              <w:rPr>
+                <w:rFonts w:cs="Times New Roman"/>
+                <w:lang w:val="en-US"/>
+              </w:rPr>
+              <w:instrText xml:space="preserve"> REF _Ref229157225 \r \h </w:instrText>
+            </w:r>
+            <w:r>
+              <w:rPr>
+                <w:rFonts w:cs="Times New Roman"/>
+                <w:lang w:val="en-US"/>
+              </w:rPr>
+            </w:r>
+            <w:r>
+              <w:rPr>
+                <w:rFonts w:cs="Times New Roman"/>
+                <w:lang w:val="en-US"/>
+              </w:rPr>
+              <w:fldChar w:fldCharType="separate"/>
+            </w:r>
+            <w:r>
+              <w:rPr>
+                <w:rFonts w:cs="Times New Roman"/>
+                <w:lang w:val="en-US"/>
+              </w:rPr>
+              <w:t>18</w:t>
+            </w:r>
+            <w:r>
+              <w:rPr>
+                <w:rFonts w:cs="Times New Roman"/>
+                <w:lang w:val="en-US"/>
+              </w:rPr>
+              <w:fldChar w:fldCharType="end"/>
+            </w:r>
+            <w:r>
+              <w:rPr>
+                <w:rFonts w:cs="Times New Roman"/>
+                <w:lang w:val="en-US"/>
+              </w:rPr>
+              <w:t>]</w:t>
+            </w:r>
           </w:p>
         </w:tc>
         <w:tc>
@@ -6699,6 +7138,7 @@
             <w:pPr>
               <w:rPr>
                 <w:rFonts w:cs="Times New Roman"/>
+                <w:lang w:val="en-US"/>
               </w:rPr>
             </w:pPr>
             <w:r>
@@ -6706,6 +7146,61 @@
                 <w:rFonts w:cs="Times New Roman"/>
               </w:rPr>
               <w:t>Алгоритм Краскала</w:t>
+            </w:r>
+            <w:r>
+              <w:rPr>
+                <w:rFonts w:cs="Times New Roman"/>
+                <w:lang w:val="en-US"/>
+              </w:rPr>
+              <w:t xml:space="preserve"> [</w:t>
+            </w:r>
+            <w:r>
+              <w:rPr>
+                <w:rFonts w:cs="Times New Roman"/>
+                <w:lang w:val="en-US"/>
+              </w:rPr>
+              <w:fldChar w:fldCharType="begin"/>
+            </w:r>
+            <w:r>
+              <w:rPr>
+                <w:rFonts w:cs="Times New Roman"/>
+                <w:lang w:val="en-US"/>
+              </w:rPr>
+              <w:instrText xml:space="preserve"> REF _Ref229157240 \r \h </w:instrText>
+            </w:r>
+            <w:r>
+              <w:rPr>
+                <w:rFonts w:cs="Times New Roman"/>
+                <w:lang w:val="en-US"/>
+              </w:rPr>
+            </w:r>
+            <w:r>
+              <w:rPr>
+                <w:rFonts w:cs="Times New Roman"/>
+                <w:lang w:val="en-US"/>
+              </w:rPr>
+              <w:fldChar w:fldCharType="separate"/>
+            </w:r>
+            <w:r>
+              <w:rPr>
+                <w:rFonts w:cs="Times New Roman"/>
+                <w:lang w:val="en-US"/>
+              </w:rPr>
+              <w:t>19</w:t>
+            </w:r>
+            <w:r>
+              <w:rPr>
+                <w:rFonts w:cs="Times New Roman"/>
+                <w:lang w:val="en-US"/>
+              </w:rPr>
+              <w:fldChar w:fldCharType="end"/>
+            </w:r>
+            <w:r>
+              <w:rPr>
+                <w:rFonts w:cs="Times New Roman"/>
+                <w:lang w:val="en-US"/>
+              </w:rPr>
+              <w:t>]</w:t>
             </w:r>
           </w:p>
         </w:tc>
@@ -6830,7 +7325,7 @@
               <w:rPr>
                 <w:rFonts w:cs="Times New Roman"/>
               </w:rPr>
-              <w:t>бра, не образующие цикл. Использует структуру Union-Find</w:t>
+              <w:t>бра, не образующие цикл</w:t>
             </w:r>
           </w:p>
         </w:tc>
@@ -6871,7 +7366,27 @@
               <w:rPr>
                 <w:rFonts w:cs="Times New Roman"/>
               </w:rPr>
-              <w:t xml:space="preserve">O(n), где n </w:t>
+              <w:t>O(</w:t>
+            </w:r>
+            <m:oMath>
+              <m:r>
+                <w:rPr>
+                  <w:rFonts w:ascii="Cambria Math" w:hAnsi="Cambria Math" w:cs="Times New Roman"/>
+                </w:rPr>
+                <m:t>n</m:t>
+              </m:r>
+            </m:oMath>
+            <w:r>
+              <w:rPr>
+                <w:rFonts w:cs="Times New Roman"/>
+              </w:rPr>
+              <w:t>)</w:t>
+            </w:r>
+            <w:r>
+              <w:rPr>
+                <w:rFonts w:cs="Times New Roman"/>
+              </w:rPr>
+              <w:t xml:space="preserve">, где n </w:t>
             </w:r>
             <w:r>
               <w:rPr>
@@ -6901,7 +7416,21 @@
               <w:rPr>
                 <w:rFonts w:cs="Times New Roman"/>
               </w:rPr>
-              <w:t>O(n log n) при реализации через бинарную кучу</w:t>
+              <w:t>O(</w:t>
+            </w:r>
+            <m:oMath>
+              <m:r>
+                <w:rPr>
+                  <w:rFonts w:ascii="Cambria Math" w:hAnsi="Cambria Math" w:cs="Times New Roman"/>
+                </w:rPr>
+                <m:t>n log n</m:t>
+              </m:r>
+            </m:oMath>
+            <w:r>
+              <w:rPr>
+                <w:rFonts w:cs="Times New Roman"/>
+              </w:rPr>
+              <w:t>) при реализации через бинарную кучу</w:t>
             </w:r>
           </w:p>
         </w:tc>
@@ -6928,6 +7457,47 @@
               </w:rPr>
               <w:t>(</w:t>
             </w:r>
+            <m:oMath>
+              <m:r>
+                <w:rPr>
+                  <w:rFonts w:ascii="Cambria Math" w:hAnsi="Cambria Math" w:cs="Times New Roman"/>
+                  <w:lang w:val="en-US"/>
+                </w:rPr>
+                <m:t>E</m:t>
+              </m:r>
+              <m:r>
+                <w:rPr>
+                  <w:rFonts w:ascii="Cambria Math" w:hAnsi="Cambria Math" w:cs="Times New Roman"/>
+                </w:rPr>
+                <m:t xml:space="preserve"> </m:t>
+              </m:r>
+              <m:r>
+                <w:rPr>
+                  <w:rFonts w:ascii="Cambria Math" w:hAnsi="Cambria Math" w:cs="Times New Roman"/>
+                  <w:lang w:val="en-US"/>
+                </w:rPr>
+                <m:t>log</m:t>
+              </m:r>
+              <m:r>
+                <w:rPr>
+                  <w:rFonts w:ascii="Cambria Math" w:hAnsi="Cambria Math" w:cs="Times New Roman"/>
+                </w:rPr>
+                <m:t xml:space="preserve"> </m:t>
+              </m:r>
+              <m:r>
+                <w:rPr>
+                  <w:rFonts w:ascii="Cambria Math" w:hAnsi="Cambria Math" w:cs="Times New Roman"/>
+                  <w:lang w:val="en-US"/>
+                </w:rPr>
+                <m:t>E</m:t>
+              </m:r>
+            </m:oMath>
+            <w:r>
+              <w:rPr>
+                <w:rFonts w:cs="Times New Roman"/>
+              </w:rPr>
+              <w:t xml:space="preserve">), где </w:t>
+            </w:r>
             <w:r>
               <w:rPr>
                 <w:rFonts w:cs="Times New Roman"/>
@@ -6944,41 +7514,14 @@
             <w:r>
               <w:rPr>
                 <w:rFonts w:cs="Times New Roman"/>
-                <w:lang w:val="en-US"/>
-              </w:rPr>
-              <w:t>log</w:t>
-            </w:r>
-            <w:r>
-              <w:rPr>
-                <w:rFonts w:cs="Times New Roman"/>
-              </w:rPr>
-              <w:t xml:space="preserve"> </w:t>
-            </w:r>
-            <w:r>
-              <w:rPr>
-                <w:rFonts w:cs="Times New Roman"/>
-                <w:lang w:val="en-US"/>
-              </w:rPr>
-              <w:t>E</w:t>
-            </w:r>
-            <w:r>
-              <w:rPr>
-                <w:rFonts w:cs="Times New Roman"/>
-              </w:rPr>
-              <w:t xml:space="preserve">), где </w:t>
-            </w:r>
-            <w:r>
-              <w:rPr>
-                <w:rFonts w:cs="Times New Roman"/>
-                <w:lang w:val="en-US"/>
-              </w:rPr>
-              <w:t>E</w:t>
-            </w:r>
-            <w:r>
-              <w:rPr>
-                <w:rFonts w:cs="Times New Roman"/>
-              </w:rPr>
-              <w:t xml:space="preserve"> – число ребер</w:t>
+              </w:rPr>
+              <w:t>-</w:t>
+            </w:r>
+            <w:r>
+              <w:rPr>
+                <w:rFonts w:cs="Times New Roman"/>
+              </w:rPr>
+              <w:t xml:space="preserve"> число ребер</w:t>
             </w:r>
           </w:p>
         </w:tc>
@@ -7019,7 +7562,27 @@
               <w:rPr>
                 <w:rFonts w:cs="Times New Roman"/>
               </w:rPr>
-              <w:t xml:space="preserve">O(n) </w:t>
+              <w:t>O(</w:t>
+            </w:r>
+            <m:oMath>
+              <m:r>
+                <w:rPr>
+                  <w:rFonts w:ascii="Cambria Math" w:hAnsi="Cambria Math" w:cs="Times New Roman"/>
+                </w:rPr>
+                <m:t>n</m:t>
+              </m:r>
+            </m:oMath>
+            <w:r>
+              <w:rPr>
+                <w:rFonts w:cs="Times New Roman"/>
+              </w:rPr>
+              <w:t>)</w:t>
+            </w:r>
+            <w:r>
+              <w:rPr>
+                <w:rFonts w:cs="Times New Roman"/>
+              </w:rPr>
+              <w:t xml:space="preserve"> </w:t>
             </w:r>
             <w:r>
               <w:rPr>
@@ -7061,7 +7624,21 @@
               <w:rPr>
                 <w:rFonts w:cs="Times New Roman"/>
               </w:rPr>
-              <w:t xml:space="preserve">O(n) </w:t>
+              <w:t>O(</w:t>
+            </w:r>
+            <m:oMath>
+              <m:r>
+                <w:rPr>
+                  <w:rFonts w:ascii="Cambria Math" w:hAnsi="Cambria Math" w:cs="Times New Roman"/>
+                </w:rPr>
+                <m:t>n</m:t>
+              </m:r>
+            </m:oMath>
+            <w:r>
+              <w:rPr>
+                <w:rFonts w:cs="Times New Roman"/>
+              </w:rPr>
+              <w:t xml:space="preserve">) </w:t>
             </w:r>
             <w:r>
               <w:rPr>
@@ -7091,7 +7668,21 @@
               <w:rPr>
                 <w:rFonts w:cs="Times New Roman"/>
               </w:rPr>
-              <w:t xml:space="preserve">O(n + E) </w:t>
+              <w:t>O(</w:t>
+            </w:r>
+            <m:oMath>
+              <m:r>
+                <w:rPr>
+                  <w:rFonts w:ascii="Cambria Math" w:hAnsi="Cambria Math" w:cs="Times New Roman"/>
+                </w:rPr>
+                <m:t>n + E</m:t>
+              </m:r>
+            </m:oMath>
+            <w:r>
+              <w:rPr>
+                <w:rFonts w:cs="Times New Roman"/>
+              </w:rPr>
+              <w:t xml:space="preserve">) </w:t>
             </w:r>
             <w:r>
               <w:rPr>
@@ -7157,7 +7748,33 @@
               <w:rPr>
                 <w:rFonts w:cs="Times New Roman"/>
               </w:rPr>
-              <w:t>В силу простоты структуры и отсутствия на данном этапе весов у ребер был выбран DFS, так как он является наиболее оптимальным вариантом с точки зрения производительности: линейная сложность O(n) по времени и памяти</w:t>
+              <w:t xml:space="preserve">В силу простоты структуры и отсутствия на данном этапе весов у ребер был выбран DFS, так как он является наиболее оптимальным вариантом с точки зрения производительности: линейная сложность </w:t>
+            </w:r>
+            <w:r>
+              <w:rPr>
+                <w:rFonts w:cs="Times New Roman"/>
+              </w:rPr>
+              <w:t>O(</w:t>
+            </w:r>
+            <m:oMath>
+              <m:r>
+                <w:rPr>
+                  <w:rFonts w:ascii="Cambria Math" w:hAnsi="Cambria Math" w:cs="Times New Roman"/>
+                </w:rPr>
+                <m:t>n</m:t>
+              </m:r>
+            </m:oMath>
+            <w:r>
+              <w:rPr>
+                <w:rFonts w:cs="Times New Roman"/>
+              </w:rPr>
+              <w:t>)</w:t>
+            </w:r>
+            <w:r>
+              <w:rPr>
+                <w:rFonts w:cs="Times New Roman"/>
+              </w:rPr>
+              <w:t xml:space="preserve"> по времени и памяти</w:t>
             </w:r>
           </w:p>
         </w:tc>
@@ -7180,19 +7797,7 @@
         <w:rPr>
           <w:rFonts w:cs="Times New Roman"/>
         </w:rPr>
-        <w:t xml:space="preserve">Таблица </w:t>
-      </w:r>
-      <w:r>
-        <w:rPr>
-          <w:rFonts w:cs="Times New Roman"/>
-        </w:rPr>
-        <w:t>3</w:t>
-      </w:r>
-      <w:r>
-        <w:rPr>
-          <w:rFonts w:cs="Times New Roman"/>
-        </w:rPr>
-        <w:t xml:space="preserve">: </w:t>
+        <w:t xml:space="preserve">Таблица 3: </w:t>
       </w:r>
       <w:r>
         <w:rPr>
@@ -7284,7 +7889,6 @@
               <w:rPr>
                 <w:rFonts w:cs="Times New Roman"/>
               </w:rPr>
-              <w:lastRenderedPageBreak/>
               <w:t>Описание</w:t>
             </w:r>
           </w:p>
@@ -7327,13 +7931,139 @@
             <w:pPr>
               <w:rPr>
                 <w:rFonts w:cs="Times New Roman"/>
-              </w:rPr>
-            </w:pPr>
-            <w:r>
-              <w:rPr>
-                <w:rFonts w:cs="Times New Roman"/>
-              </w:rPr>
-              <w:t>Стандартный генератор псевдослучайных чисел на основе линейного конгруэнтного метода: Xₙ₊₁ = (a·Xₙ + c) mod m. Детерминированная последовательность, полностью определяемая начальным seed</w:t>
+                <w:lang w:val="en-US"/>
+              </w:rPr>
+            </w:pPr>
+            <w:r>
+              <w:rPr>
+                <w:rFonts w:cs="Times New Roman"/>
+              </w:rPr>
+              <w:t>Стандартный генератор псевдослучайных чисел на основе линейного конгруэнтного метода:</w:t>
+            </w:r>
+            <w:r>
+              <w:rPr>
+                <w:rFonts w:cs="Times New Roman"/>
+              </w:rPr>
+              <w:t xml:space="preserve"> </w:t>
+            </w:r>
+            <m:oMath>
+              <m:sSub>
+                <m:sSubPr>
+                  <m:ctrlPr>
+                    <w:rPr>
+                      <w:rFonts w:ascii="Cambria Math" w:hAnsi="Cambria Math" w:cs="Times New Roman"/>
+                      <w:i/>
+                    </w:rPr>
+                  </m:ctrlPr>
+                </m:sSubPr>
+                <m:e>
+                  <m:r>
+                    <w:rPr>
+                      <w:rFonts w:ascii="Cambria Math" w:hAnsi="Cambria Math" w:cs="Times New Roman"/>
+                    </w:rPr>
+                    <m:t>x</m:t>
+                  </m:r>
+                </m:e>
+                <m:sub>
+                  <m:r>
+                    <w:rPr>
+                      <w:rFonts w:ascii="Cambria Math" w:hAnsi="Cambria Math" w:cs="Times New Roman"/>
+                    </w:rPr>
+                    <m:t>n+1</m:t>
+                  </m:r>
+                </m:sub>
+              </m:sSub>
+              <m:r>
+                <w:rPr>
+                  <w:rFonts w:ascii="Cambria Math" w:hAnsi="Cambria Math" w:cs="Times New Roman"/>
+                </w:rPr>
+                <m:t>=</m:t>
+              </m:r>
+              <m:d>
+                <m:dPr>
+                  <m:ctrlPr>
+                    <w:rPr>
+                      <w:rFonts w:ascii="Cambria Math" w:hAnsi="Cambria Math" w:cs="Times New Roman"/>
+                      <w:i/>
+                    </w:rPr>
+                  </m:ctrlPr>
+                </m:dPr>
+                <m:e>
+                  <m:r>
+                    <w:rPr>
+                      <w:rFonts w:ascii="Cambria Math" w:hAnsi="Cambria Math" w:cs="Times New Roman"/>
+                    </w:rPr>
+                    <m:t>a</m:t>
+                  </m:r>
+                  <m:sSub>
+                    <m:sSubPr>
+                      <m:ctrlPr>
+                        <w:rPr>
+                          <w:rFonts w:ascii="Cambria Math" w:hAnsi="Cambria Math" w:cs="Times New Roman"/>
+                          <w:i/>
+                        </w:rPr>
+                      </m:ctrlPr>
+                    </m:sSubPr>
+                    <m:e>
+                      <m:r>
+                        <w:rPr>
+                          <w:rFonts w:ascii="Cambria Math" w:hAnsi="Cambria Math" w:cs="Times New Roman"/>
+                        </w:rPr>
+                        <m:t>x</m:t>
+                      </m:r>
+                    </m:e>
+                    <m:sub>
+                      <m:r>
+                        <w:rPr>
+                          <w:rFonts w:ascii="Cambria Math" w:hAnsi="Cambria Math" w:cs="Times New Roman"/>
+                        </w:rPr>
+                        <m:t>n</m:t>
+                      </m:r>
+                    </m:sub>
+                  </m:sSub>
+                  <m:r>
+                    <w:rPr>
+                      <w:rFonts w:ascii="Cambria Math" w:hAnsi="Cambria Math" w:cs="Times New Roman"/>
+                    </w:rPr>
+                    <m:t>+c</m:t>
+                  </m:r>
+                </m:e>
+              </m:d>
+              <m:func>
+                <m:funcPr>
+                  <m:ctrlPr>
+                    <w:rPr>
+                      <w:rFonts w:ascii="Cambria Math" w:hAnsi="Cambria Math" w:cs="Times New Roman"/>
+                      <w:i/>
+                    </w:rPr>
+                  </m:ctrlPr>
+                </m:funcPr>
+                <m:fName>
+                  <m:r>
+                    <m:rPr>
+                      <m:sty m:val="p"/>
+                    </m:rPr>
+                    <w:rPr>
+                      <w:rFonts w:ascii="Cambria Math" w:hAnsi="Cambria Math" w:cs="Times New Roman"/>
+                    </w:rPr>
+                    <m:t>mod</m:t>
+                  </m:r>
+                </m:fName>
+                <m:e>
+                  <m:r>
+                    <w:rPr>
+                      <w:rFonts w:ascii="Cambria Math" w:hAnsi="Cambria Math" w:cs="Times New Roman"/>
+                    </w:rPr>
+                    <m:t>m</m:t>
+                  </m:r>
+                </m:e>
+              </m:func>
+            </m:oMath>
+            <w:r>
+              <w:rPr>
+                <w:rFonts w:cs="Times New Roman"/>
+              </w:rPr>
+              <w:t>. Детерминированная последовательность, полностью определяемая начальным seed</w:t>
             </w:r>
           </w:p>
         </w:tc>
@@ -7668,65 +8398,76 @@
           <w:rFonts w:cs="Times New Roman"/>
         </w:rPr>
       </w:pPr>
-      <w:r>
-        <w:rPr>
-          <w:rFonts w:cs="Times New Roman"/>
-          <w:lang w:val="en-US"/>
-        </w:rPr>
-        <w:t>N</w:t>
-      </w:r>
-      <w:r>
-        <w:rPr>
-          <w:rFonts w:cs="Times New Roman"/>
-        </w:rPr>
-        <w:t xml:space="preserve"> = </w:t>
-      </w:r>
-      <w:r>
-        <w:rPr>
-          <w:rFonts w:cs="Times New Roman"/>
-          <w:lang w:val="en-US"/>
-        </w:rPr>
-        <w:t>rows</w:t>
-      </w:r>
-      <w:r>
-        <w:rPr>
-          <w:rFonts w:cs="Times New Roman"/>
-        </w:rPr>
-        <w:t>_</w:t>
-      </w:r>
-      <w:r>
-        <w:rPr>
-          <w:rFonts w:cs="Times New Roman"/>
-          <w:lang w:val="en-US"/>
-        </w:rPr>
-        <w:t>c</w:t>
-      </w:r>
-      <w:r>
-        <w:rPr>
-          <w:rFonts w:cs="Times New Roman"/>
-        </w:rPr>
-        <w:t xml:space="preserve"> * </w:t>
-      </w:r>
-      <w:r>
-        <w:rPr>
-          <w:rFonts w:cs="Times New Roman"/>
-          <w:lang w:val="en-US"/>
-        </w:rPr>
-        <w:t>cols</w:t>
-      </w:r>
-      <w:r>
-        <w:rPr>
-          <w:rFonts w:cs="Times New Roman"/>
-        </w:rPr>
-        <w:t>_</w:t>
-      </w:r>
-      <w:r>
-        <w:rPr>
-          <w:rFonts w:cs="Times New Roman"/>
-          <w:lang w:val="en-US"/>
-        </w:rPr>
-        <w:t>c</w:t>
-      </w:r>
+      <m:oMathPara>
+        <m:oMath>
+          <m:r>
+            <w:rPr>
+              <w:rFonts w:ascii="Cambria Math" w:hAnsi="Cambria Math" w:cs="Times New Roman"/>
+              <w:lang w:val="en-US"/>
+            </w:rPr>
+            <m:t>N</m:t>
+          </m:r>
+          <m:r>
+            <m:rPr>
+              <m:sty m:val="p"/>
+            </m:rPr>
+            <w:rPr>
+              <w:rFonts w:ascii="Cambria Math" w:hAnsi="Cambria Math" w:cs="Times New Roman"/>
+            </w:rPr>
+            <m:t xml:space="preserve"> =</m:t>
+          </m:r>
+          <m:r>
+            <w:rPr>
+              <w:rFonts w:ascii="Cambria Math" w:hAnsi="Cambria Math" w:cs="Times New Roman"/>
+            </w:rPr>
+            <m:t>ro</m:t>
+          </m:r>
+          <m:r>
+            <w:rPr>
+              <w:rFonts w:ascii="Cambria Math" w:hAnsi="Cambria Math" w:cs="Times New Roman"/>
+              <w:lang w:val="en-US"/>
+            </w:rPr>
+            <m:t>ws</m:t>
+          </m:r>
+          <m:r>
+            <w:rPr>
+              <w:rFonts w:ascii="Cambria Math" w:hAnsi="Cambria Math" w:cs="Times New Roman"/>
+            </w:rPr>
+            <m:t>_</m:t>
+          </m:r>
+          <m:r>
+            <w:rPr>
+              <w:rFonts w:ascii="Cambria Math" w:hAnsi="Cambria Math" w:cs="Times New Roman"/>
+              <w:lang w:val="en-US"/>
+            </w:rPr>
+            <m:t>c</m:t>
+          </m:r>
+          <m:r>
+            <m:rPr>
+              <m:sty m:val="p"/>
+            </m:rPr>
+            <w:rPr>
+              <w:rFonts w:ascii="Cambria Math" w:hAnsi="Cambria Math" w:cs="Times New Roman"/>
+            </w:rPr>
+            <m:t xml:space="preserve"> </m:t>
+          </m:r>
+          <m:r>
+            <w:rPr>
+              <w:rFonts w:ascii="Cambria Math" w:hAnsi="Cambria Math" w:cs="Times New Roman"/>
+            </w:rPr>
+            <m:t>×cols_c</m:t>
+          </m:r>
+          <m:r>
+            <m:rPr>
+              <m:sty m:val="p"/>
+            </m:rPr>
+            <w:rPr>
+              <w:rFonts w:ascii="Cambria Math" w:hAnsi="Cambria Math" w:cs="Times New Roman"/>
+            </w:rPr>
+            <m:t xml:space="preserve"> </m:t>
+          </m:r>
+        </m:oMath>
+      </m:oMathPara>
     </w:p>
     <w:p>
       <w:pPr>
@@ -7752,13 +8493,15 @@
         </w:rPr>
         <w:t>O(</w:t>
       </w:r>
-      <w:r>
-        <w:rPr>
-          <w:rFonts w:cs="Times New Roman"/>
-          <w:lang w:val="en-US"/>
-        </w:rPr>
-        <w:t>N</w:t>
-      </w:r>
+      <m:oMath>
+        <m:r>
+          <w:rPr>
+            <w:rFonts w:ascii="Cambria Math" w:hAnsi="Cambria Math" w:cs="Times New Roman"/>
+            <w:lang w:val="en-US"/>
+          </w:rPr>
+          <m:t>N</m:t>
+        </m:r>
+      </m:oMath>
       <w:r>
         <w:rPr>
           <w:rFonts w:cs="Times New Roman"/>
@@ -7776,15 +8519,23 @@
         <w:rPr>
           <w:rFonts w:cs="Times New Roman"/>
         </w:rPr>
-        <w:t>Построение остовного дерева O(</w:t>
-      </w:r>
-      <w:r>
-        <w:rPr>
-          <w:rFonts w:cs="Times New Roman"/>
-          <w:lang w:val="en-US"/>
-        </w:rPr>
-        <w:t>N</w:t>
-      </w:r>
+        <w:t xml:space="preserve">Построение остовного дерева </w:t>
+      </w:r>
+      <w:r>
+        <w:rPr>
+          <w:rFonts w:cs="Times New Roman"/>
+        </w:rPr>
+        <w:t>O(</w:t>
+      </w:r>
+      <m:oMath>
+        <m:r>
+          <w:rPr>
+            <w:rFonts w:ascii="Cambria Math" w:hAnsi="Cambria Math" w:cs="Times New Roman"/>
+            <w:lang w:val="en-US"/>
+          </w:rPr>
+          <m:t>N</m:t>
+        </m:r>
+      </m:oMath>
       <w:r>
         <w:rPr>
           <w:rFonts w:cs="Times New Roman"/>
@@ -7832,15 +8583,23 @@
         <w:rPr>
           <w:rFonts w:cs="Times New Roman"/>
         </w:rPr>
-        <w:t xml:space="preserve"> временная сложность: O(</w:t>
-      </w:r>
-      <w:r>
-        <w:rPr>
-          <w:rFonts w:cs="Times New Roman"/>
-          <w:lang w:val="en-US"/>
-        </w:rPr>
-        <w:t>N</w:t>
-      </w:r>
+        <w:t xml:space="preserve"> временная сложность: </w:t>
+      </w:r>
+      <w:r>
+        <w:rPr>
+          <w:rFonts w:cs="Times New Roman"/>
+        </w:rPr>
+        <w:t>O(</w:t>
+      </w:r>
+      <m:oMath>
+        <m:r>
+          <w:rPr>
+            <w:rFonts w:ascii="Cambria Math" w:hAnsi="Cambria Math" w:cs="Times New Roman"/>
+            <w:lang w:val="en-US"/>
+          </w:rPr>
+          <m:t>N</m:t>
+        </m:r>
+      </m:oMath>
       <w:r>
         <w:rPr>
           <w:rFonts w:cs="Times New Roman"/>
@@ -7870,15 +8629,23 @@
         <w:rPr>
           <w:rFonts w:cs="Times New Roman"/>
         </w:rPr>
-        <w:t>1 составляет O(</w:t>
-      </w:r>
-      <w:r>
-        <w:rPr>
-          <w:rFonts w:cs="Times New Roman"/>
-          <w:lang w:val="en-US"/>
-        </w:rPr>
-        <w:t>N</w:t>
-      </w:r>
+        <w:t xml:space="preserve">1 составляет </w:t>
+      </w:r>
+      <w:r>
+        <w:rPr>
+          <w:rFonts w:cs="Times New Roman"/>
+        </w:rPr>
+        <w:t>O(</w:t>
+      </w:r>
+      <m:oMath>
+        <m:r>
+          <w:rPr>
+            <w:rFonts w:ascii="Cambria Math" w:hAnsi="Cambria Math" w:cs="Times New Roman"/>
+            <w:lang w:val="en-US"/>
+          </w:rPr>
+          <m:t>N</m:t>
+        </m:r>
+      </m:oMath>
       <w:r>
         <w:rPr>
           <w:rFonts w:cs="Times New Roman"/>
@@ -7923,19 +8690,7 @@
         <w:rPr>
           <w:rFonts w:cs="Times New Roman"/>
         </w:rPr>
-        <w:t xml:space="preserve">Таблица </w:t>
-      </w:r>
-      <w:r>
-        <w:rPr>
-          <w:rFonts w:cs="Times New Roman"/>
-        </w:rPr>
-        <w:t>4</w:t>
-      </w:r>
-      <w:r>
-        <w:rPr>
-          <w:rFonts w:cs="Times New Roman"/>
-        </w:rPr>
-        <w:t xml:space="preserve">: </w:t>
+        <w:t xml:space="preserve">Таблица 4: </w:t>
       </w:r>
       <w:r>
         <w:rPr>
@@ -7981,6 +8736,7 @@
             <w:pPr>
               <w:rPr>
                 <w:rFonts w:cs="Times New Roman"/>
+                <w:lang w:val="en-US"/>
               </w:rPr>
             </w:pPr>
             <w:r>
@@ -7989,6 +8745,61 @@
               </w:rPr>
               <w:t>Триангуляция Делоне</w:t>
             </w:r>
+            <w:r>
+              <w:rPr>
+                <w:rFonts w:cs="Times New Roman"/>
+                <w:lang w:val="en-US"/>
+              </w:rPr>
+              <w:t xml:space="preserve"> [</w:t>
+            </w:r>
+            <w:r>
+              <w:rPr>
+                <w:rFonts w:cs="Times New Roman"/>
+                <w:lang w:val="en-US"/>
+              </w:rPr>
+              <w:fldChar w:fldCharType="begin"/>
+            </w:r>
+            <w:r>
+              <w:rPr>
+                <w:rFonts w:cs="Times New Roman"/>
+                <w:lang w:val="en-US"/>
+              </w:rPr>
+              <w:instrText xml:space="preserve"> REF _Ref229157210 \r \h </w:instrText>
+            </w:r>
+            <w:r>
+              <w:rPr>
+                <w:rFonts w:cs="Times New Roman"/>
+                <w:lang w:val="en-US"/>
+              </w:rPr>
+            </w:r>
+            <w:r>
+              <w:rPr>
+                <w:rFonts w:cs="Times New Roman"/>
+                <w:lang w:val="en-US"/>
+              </w:rPr>
+              <w:fldChar w:fldCharType="separate"/>
+            </w:r>
+            <w:r>
+              <w:rPr>
+                <w:rFonts w:cs="Times New Roman"/>
+                <w:lang w:val="en-US"/>
+              </w:rPr>
+              <w:t>16</w:t>
+            </w:r>
+            <w:r>
+              <w:rPr>
+                <w:rFonts w:cs="Times New Roman"/>
+                <w:lang w:val="en-US"/>
+              </w:rPr>
+              <w:fldChar w:fldCharType="end"/>
+            </w:r>
+            <w:r>
+              <w:rPr>
+                <w:rFonts w:cs="Times New Roman"/>
+                <w:lang w:val="en-US"/>
+              </w:rPr>
+              <w:t>]</w:t>
+            </w:r>
           </w:p>
         </w:tc>
         <w:tc>
@@ -7999,6 +8810,7 @@
             <w:pPr>
               <w:rPr>
                 <w:rFonts w:cs="Times New Roman"/>
+                <w:lang w:val="en-US"/>
               </w:rPr>
             </w:pPr>
             <w:r>
@@ -8007,6 +8819,61 @@
               </w:rPr>
               <w:t>Граф Габриэля</w:t>
             </w:r>
+            <w:r>
+              <w:rPr>
+                <w:rFonts w:cs="Times New Roman"/>
+                <w:lang w:val="en-US"/>
+              </w:rPr>
+              <w:t xml:space="preserve"> [</w:t>
+            </w:r>
+            <w:r>
+              <w:rPr>
+                <w:rFonts w:cs="Times New Roman"/>
+                <w:lang w:val="en-US"/>
+              </w:rPr>
+              <w:fldChar w:fldCharType="begin"/>
+            </w:r>
+            <w:r>
+              <w:rPr>
+                <w:rFonts w:cs="Times New Roman"/>
+                <w:lang w:val="en-US"/>
+              </w:rPr>
+              <w:instrText xml:space="preserve"> REF _Ref229157546 \r \h </w:instrText>
+            </w:r>
+            <w:r>
+              <w:rPr>
+                <w:rFonts w:cs="Times New Roman"/>
+                <w:lang w:val="en-US"/>
+              </w:rPr>
+            </w:r>
+            <w:r>
+              <w:rPr>
+                <w:rFonts w:cs="Times New Roman"/>
+                <w:lang w:val="en-US"/>
+              </w:rPr>
+              <w:fldChar w:fldCharType="separate"/>
+            </w:r>
+            <w:r>
+              <w:rPr>
+                <w:rFonts w:cs="Times New Roman"/>
+                <w:lang w:val="en-US"/>
+              </w:rPr>
+              <w:t>22</w:t>
+            </w:r>
+            <w:r>
+              <w:rPr>
+                <w:rFonts w:cs="Times New Roman"/>
+                <w:lang w:val="en-US"/>
+              </w:rPr>
+              <w:fldChar w:fldCharType="end"/>
+            </w:r>
+            <w:r>
+              <w:rPr>
+                <w:rFonts w:cs="Times New Roman"/>
+                <w:lang w:val="en-US"/>
+              </w:rPr>
+              <w:t>]</w:t>
+            </w:r>
           </w:p>
         </w:tc>
         <w:tc>
@@ -8017,13 +8884,14 @@
             <w:pPr>
               <w:rPr>
                 <w:rFonts w:cs="Times New Roman"/>
-              </w:rPr>
-            </w:pPr>
-            <w:r>
-              <w:rPr>
-                <w:rFonts w:cs="Times New Roman"/>
                 <w:lang w:val="en-US"/>
               </w:rPr>
+            </w:pPr>
+            <w:r>
+              <w:rPr>
+                <w:rFonts w:cs="Times New Roman"/>
+                <w:lang w:val="en-US"/>
+              </w:rPr>
               <w:t>k-</w:t>
             </w:r>
             <w:r>
@@ -8045,6 +8913,61 @@
                 <w:rFonts w:cs="Times New Roman"/>
               </w:rPr>
               <w:t>граф</w:t>
+            </w:r>
+            <w:r>
+              <w:rPr>
+                <w:rFonts w:cs="Times New Roman"/>
+                <w:lang w:val="en-US"/>
+              </w:rPr>
+              <w:t xml:space="preserve"> [</w:t>
+            </w:r>
+            <w:r>
+              <w:rPr>
+                <w:rFonts w:cs="Times New Roman"/>
+                <w:lang w:val="en-US"/>
+              </w:rPr>
+              <w:fldChar w:fldCharType="begin"/>
+            </w:r>
+            <w:r>
+              <w:rPr>
+                <w:rFonts w:cs="Times New Roman"/>
+                <w:lang w:val="en-US"/>
+              </w:rPr>
+              <w:instrText xml:space="preserve"> REF _Ref229157554 \r \h </w:instrText>
+            </w:r>
+            <w:r>
+              <w:rPr>
+                <w:rFonts w:cs="Times New Roman"/>
+                <w:lang w:val="en-US"/>
+              </w:rPr>
+            </w:r>
+            <w:r>
+              <w:rPr>
+                <w:rFonts w:cs="Times New Roman"/>
+                <w:lang w:val="en-US"/>
+              </w:rPr>
+              <w:fldChar w:fldCharType="separate"/>
+            </w:r>
+            <w:r>
+              <w:rPr>
+                <w:rFonts w:cs="Times New Roman"/>
+                <w:lang w:val="en-US"/>
+              </w:rPr>
+              <w:t>23</w:t>
+            </w:r>
+            <w:r>
+              <w:rPr>
+                <w:rFonts w:cs="Times New Roman"/>
+                <w:lang w:val="en-US"/>
+              </w:rPr>
+              <w:fldChar w:fldCharType="end"/>
+            </w:r>
+            <w:r>
+              <w:rPr>
+                <w:rFonts w:cs="Times New Roman"/>
+                <w:lang w:val="en-US"/>
+              </w:rPr>
+              <w:t>]</w:t>
             </w:r>
           </w:p>
         </w:tc>
@@ -8104,7 +9027,14 @@
               <w:rPr>
                 <w:rFonts w:cs="Times New Roman"/>
               </w:rPr>
-              <w:t>Подграф триангуляции Делоне: ребро между двумя вершинами включается только если окружность, построенная на этом ребре как на диаметре, не содержит других вершин</w:t>
+              <w:t xml:space="preserve">Подграф триангуляции Делоне: ребро между двумя вершинами включается только если </w:t>
+            </w:r>
+            <w:r>
+              <w:rPr>
+                <w:rFonts w:cs="Times New Roman"/>
+              </w:rPr>
+              <w:lastRenderedPageBreak/>
+              <w:t>окружность, построенная на этом ребре как на диаметре, не содержит других вершин</w:t>
             </w:r>
           </w:p>
         </w:tc>
@@ -8122,6 +9052,7 @@
               <w:rPr>
                 <w:rFonts w:cs="Times New Roman"/>
               </w:rPr>
+              <w:lastRenderedPageBreak/>
               <w:t>Для каждой вершины находятся k ближайших соседей, с которыми она соединяется р</w:t>
             </w:r>
             <w:r>
@@ -8134,7 +9065,14 @@
               <w:rPr>
                 <w:rFonts w:cs="Times New Roman"/>
               </w:rPr>
-              <w:t>брами. Топология определяется параметром k и взаимным расположением точек. Граф может быть несвязным при малых k</w:t>
+              <w:t xml:space="preserve">брами. Топология </w:t>
+            </w:r>
+            <w:r>
+              <w:rPr>
+                <w:rFonts w:cs="Times New Roman"/>
+              </w:rPr>
+              <w:lastRenderedPageBreak/>
+              <w:t>определяется параметром k и взаимным расположением точек. Граф может быть несвязным при малых k</w:t>
             </w:r>
           </w:p>
         </w:tc>
@@ -8157,14 +9095,8 @@
               <w:rPr>
                 <w:rFonts w:cs="Times New Roman"/>
               </w:rPr>
-              <w:t xml:space="preserve">Число уникальных </w:t>
-            </w:r>
-            <w:r>
-              <w:rPr>
-                <w:rFonts w:cs="Times New Roman"/>
-              </w:rPr>
               <w:lastRenderedPageBreak/>
-              <w:t>графов τ(G)</w:t>
+              <w:t>Число уникальных графов τ(G)</w:t>
             </w:r>
           </w:p>
         </w:tc>
@@ -8195,14 +9127,7 @@
               <w:rPr>
                 <w:rFonts w:cs="Times New Roman"/>
               </w:rPr>
-              <w:t xml:space="preserve">Поскольку граф является подграфом Делоне, число </w:t>
-            </w:r>
-            <w:r>
-              <w:rPr>
-                <w:rFonts w:cs="Times New Roman"/>
-              </w:rPr>
-              <w:lastRenderedPageBreak/>
-              <w:t>уникальных структур теоретически меньше, чем у полной триангуляции</w:t>
+              <w:t>Поскольку граф является подграфом Делоне, число уникальных структур теоретически меньше, чем у полной триангуляции</w:t>
             </w:r>
           </w:p>
         </w:tc>
@@ -8220,15 +9145,7 @@
               <w:rPr>
                 <w:rFonts w:cs="Times New Roman"/>
               </w:rPr>
-              <w:lastRenderedPageBreak/>
-              <w:t xml:space="preserve">Сильно зависит от k: при малых значениях граф может быть </w:t>
-            </w:r>
-            <w:r>
-              <w:rPr>
-                <w:rFonts w:cs="Times New Roman"/>
-              </w:rPr>
-              <w:lastRenderedPageBreak/>
-              <w:t>несвязным, при больших приближается к полному графу, что не дает гарантий, что уровень всегда будет визуально приятен</w:t>
+              <w:t>Сильно зависит от k: при малых значениях граф может быть несвязным, при больших приближается к полному графу, что не дает гарантий, что уровень всегда будет визуально приятен</w:t>
             </w:r>
           </w:p>
         </w:tc>
@@ -8251,7 +9168,6 @@
               <w:rPr>
                 <w:rFonts w:cs="Times New Roman"/>
               </w:rPr>
-              <w:lastRenderedPageBreak/>
               <w:t>Временная сложность построения</w:t>
             </w:r>
           </w:p>
@@ -8285,25 +9201,21 @@
               </w:rPr>
               <w:t>O(</w:t>
             </w:r>
-            <w:r>
-              <w:rPr>
-                <w:rFonts w:cs="Times New Roman"/>
-                <w:lang w:val="en-US"/>
-              </w:rPr>
-              <w:t>N</w:t>
-            </w:r>
-            <w:r>
-              <w:rPr>
-                <w:rFonts w:cs="Times New Roman"/>
-              </w:rPr>
-              <w:t xml:space="preserve"> log </w:t>
-            </w:r>
-            <w:r>
-              <w:rPr>
-                <w:rFonts w:cs="Times New Roman"/>
-              </w:rPr>
-              <w:t>N</w:t>
-            </w:r>
+            <m:oMath>
+              <m:r>
+                <w:rPr>
+                  <w:rFonts w:ascii="Cambria Math" w:hAnsi="Cambria Math" w:cs="Times New Roman"/>
+                  <w:lang w:val="en-US"/>
+                </w:rPr>
+                <m:t>N</m:t>
+              </m:r>
+              <m:r>
+                <w:rPr>
+                  <w:rFonts w:ascii="Cambria Math" w:hAnsi="Cambria Math" w:cs="Times New Roman"/>
+                </w:rPr>
+                <m:t xml:space="preserve"> × log N</m:t>
+              </m:r>
+            </m:oMath>
             <w:r>
               <w:rPr>
                 <w:rFonts w:cs="Times New Roman"/>
@@ -8340,24 +9252,14 @@
               </w:rPr>
               <w:t>O(</w:t>
             </w:r>
-            <w:r>
-              <w:rPr>
-                <w:rFonts w:cs="Times New Roman"/>
-              </w:rPr>
-              <w:t>N</w:t>
-            </w:r>
-            <w:r>
-              <w:rPr>
-                <w:rFonts w:cs="Times New Roman"/>
-              </w:rPr>
-              <w:t xml:space="preserve">*k * log </w:t>
-            </w:r>
-            <w:r>
-              <w:rPr>
-                <w:rFonts w:cs="Times New Roman"/>
-              </w:rPr>
-              <w:t>N</w:t>
-            </w:r>
+            <m:oMath>
+              <m:r>
+                <w:rPr>
+                  <w:rFonts w:ascii="Cambria Math" w:hAnsi="Cambria Math" w:cs="Times New Roman"/>
+                </w:rPr>
+                <m:t>N×k × log N</m:t>
+              </m:r>
+            </m:oMath>
             <w:r>
               <w:rPr>
                 <w:rFonts w:cs="Times New Roman"/>
@@ -8442,12 +9344,14 @@
               </w:rPr>
               <w:t>O(</w:t>
             </w:r>
-            <w:r>
-              <w:rPr>
-                <w:rFonts w:cs="Times New Roman"/>
-              </w:rPr>
-              <w:t>N</w:t>
-            </w:r>
+            <m:oMath>
+              <m:r>
+                <w:rPr>
+                  <w:rFonts w:ascii="Cambria Math" w:hAnsi="Cambria Math" w:cs="Times New Roman"/>
+                </w:rPr>
+                <m:t>N</m:t>
+              </m:r>
+            </m:oMath>
             <w:r>
               <w:rPr>
                 <w:rFonts w:cs="Times New Roman"/>
@@ -8472,17 +9376,19 @@
               </w:rPr>
               <w:t>O(</w:t>
             </w:r>
-            <w:r>
-              <w:rPr>
-                <w:rFonts w:cs="Times New Roman"/>
-              </w:rPr>
-              <w:t>N</w:t>
-            </w:r>
-            <w:r>
-              <w:rPr>
-                <w:rFonts w:cs="Times New Roman"/>
-              </w:rPr>
-              <w:t xml:space="preserve">*k) </w:t>
+            <m:oMath>
+              <m:r>
+                <w:rPr>
+                  <w:rFonts w:ascii="Cambria Math" w:hAnsi="Cambria Math" w:cs="Times New Roman"/>
+                </w:rPr>
+                <m:t>N × k</m:t>
+              </m:r>
+            </m:oMath>
+            <w:r>
+              <w:rPr>
+                <w:rFonts w:cs="Times New Roman"/>
+              </w:rPr>
+              <w:t xml:space="preserve">) </w:t>
             </w:r>
             <w:r>
               <w:rPr>
@@ -8494,14 +9400,22 @@
               <w:rPr>
                 <w:rFonts w:cs="Times New Roman"/>
               </w:rPr>
-              <w:t xml:space="preserve"> для каждой вершины хранится список из k соседей. При больших k существенно превышает O(</w:t>
-            </w:r>
-            <w:r>
-              <w:rPr>
-                <w:rFonts w:cs="Times New Roman"/>
-              </w:rPr>
-              <w:t>N</w:t>
-            </w:r>
+              <w:t xml:space="preserve"> для каждой вершины хранится список из k соседей. При больших k существенно превышает </w:t>
+            </w:r>
+            <w:r>
+              <w:rPr>
+                <w:rFonts w:cs="Times New Roman"/>
+              </w:rPr>
+              <w:t>O(</w:t>
+            </w:r>
+            <m:oMath>
+              <m:r>
+                <w:rPr>
+                  <w:rFonts w:ascii="Cambria Math" w:hAnsi="Cambria Math" w:cs="Times New Roman"/>
+                </w:rPr>
+                <m:t>N</m:t>
+              </m:r>
+            </m:oMath>
             <w:r>
               <w:rPr>
                 <w:rFonts w:cs="Times New Roman"/>
@@ -8548,38 +9462,49 @@
               <w:rPr>
                 <w:rFonts w:cs="Times New Roman"/>
               </w:rPr>
-              <w:t>Триангуляция Делоне является наиболее оптимальным вариантом: гарантирует связность и планарность графа, обеспечивает экспоненциально растущее число уникальных топологий при O(</w:t>
-            </w:r>
-            <w:r>
-              <w:rPr>
-                <w:rFonts w:cs="Times New Roman"/>
-              </w:rPr>
-              <w:t>N</w:t>
-            </w:r>
-            <w:r>
-              <w:rPr>
-                <w:rFonts w:cs="Times New Roman"/>
-              </w:rPr>
-              <w:t xml:space="preserve"> log </w:t>
-            </w:r>
-            <w:r>
-              <w:rPr>
-                <w:rFonts w:cs="Times New Roman"/>
-              </w:rPr>
-              <w:t>N</w:t>
-            </w:r>
-            <w:r>
-              <w:rPr>
-                <w:rFonts w:cs="Times New Roman"/>
-              </w:rPr>
-              <w:t>) по времени и O(</w:t>
-            </w:r>
-            <w:r>
-              <w:rPr>
-                <w:rFonts w:cs="Times New Roman"/>
-              </w:rPr>
-              <w:t>N</w:t>
-            </w:r>
+              <w:t xml:space="preserve">Триангуляция Делоне является наиболее оптимальным вариантом: гарантирует связность и планарность графа, обеспечивает экспоненциально растущее число уникальных топологий при </w:t>
+            </w:r>
+            <w:r>
+              <w:rPr>
+                <w:rFonts w:cs="Times New Roman"/>
+              </w:rPr>
+              <w:t>O(</w:t>
+            </w:r>
+            <m:oMath>
+              <m:r>
+                <w:rPr>
+                  <w:rFonts w:ascii="Cambria Math" w:hAnsi="Cambria Math" w:cs="Times New Roman"/>
+                  <w:lang w:val="en-US"/>
+                </w:rPr>
+                <m:t>N</m:t>
+              </m:r>
+              <m:r>
+                <w:rPr>
+                  <w:rFonts w:ascii="Cambria Math" w:hAnsi="Cambria Math" w:cs="Times New Roman"/>
+                </w:rPr>
+                <m:t xml:space="preserve"> × log N</m:t>
+              </m:r>
+            </m:oMath>
+            <w:r>
+              <w:rPr>
+                <w:rFonts w:cs="Times New Roman"/>
+              </w:rPr>
+              <w:t xml:space="preserve">) </w:t>
+            </w:r>
+            <w:r>
+              <w:rPr>
+                <w:rFonts w:cs="Times New Roman"/>
+              </w:rPr>
+              <w:t>по времени и O(</w:t>
+            </w:r>
+            <m:oMath>
+              <m:r>
+                <w:rPr>
+                  <w:rFonts w:ascii="Cambria Math" w:hAnsi="Cambria Math" w:cs="Times New Roman"/>
+                </w:rPr>
+                <m:t>N</m:t>
+              </m:r>
+            </m:oMath>
             <w:r>
               <w:rPr>
                 <w:rFonts w:cs="Times New Roman"/>
@@ -8607,19 +9532,7 @@
         <w:rPr>
           <w:rFonts w:cs="Times New Roman"/>
         </w:rPr>
-        <w:t xml:space="preserve">Таблица </w:t>
-      </w:r>
-      <w:r>
-        <w:rPr>
-          <w:rFonts w:cs="Times New Roman"/>
-        </w:rPr>
-        <w:t>5</w:t>
-      </w:r>
-      <w:r>
-        <w:rPr>
-          <w:rFonts w:cs="Times New Roman"/>
-        </w:rPr>
-        <w:t xml:space="preserve">: </w:t>
+        <w:t xml:space="preserve">Таблица 5: </w:t>
       </w:r>
       <w:r>
         <w:rPr>
@@ -8664,6 +9577,7 @@
             <w:pPr>
               <w:rPr>
                 <w:rFonts w:cs="Times New Roman"/>
+                <w:lang w:val="en-US"/>
               </w:rPr>
             </w:pPr>
             <w:r>
@@ -8672,6 +9586,61 @@
               </w:rPr>
               <w:t>Алгоритм Диницы</w:t>
             </w:r>
+            <w:r>
+              <w:rPr>
+                <w:rFonts w:cs="Times New Roman"/>
+                <w:lang w:val="en-US"/>
+              </w:rPr>
+              <w:t xml:space="preserve"> [</w:t>
+            </w:r>
+            <w:r>
+              <w:rPr>
+                <w:rFonts w:cs="Times New Roman"/>
+                <w:lang w:val="en-US"/>
+              </w:rPr>
+              <w:fldChar w:fldCharType="begin"/>
+            </w:r>
+            <w:r>
+              <w:rPr>
+                <w:rFonts w:cs="Times New Roman"/>
+                <w:lang w:val="en-US"/>
+              </w:rPr>
+              <w:instrText xml:space="preserve"> REF _Ref229157565 \r \h </w:instrText>
+            </w:r>
+            <w:r>
+              <w:rPr>
+                <w:rFonts w:cs="Times New Roman"/>
+                <w:lang w:val="en-US"/>
+              </w:rPr>
+            </w:r>
+            <w:r>
+              <w:rPr>
+                <w:rFonts w:cs="Times New Roman"/>
+                <w:lang w:val="en-US"/>
+              </w:rPr>
+              <w:fldChar w:fldCharType="separate"/>
+            </w:r>
+            <w:r>
+              <w:rPr>
+                <w:rFonts w:cs="Times New Roman"/>
+                <w:lang w:val="en-US"/>
+              </w:rPr>
+              <w:t>24</w:t>
+            </w:r>
+            <w:r>
+              <w:rPr>
+                <w:rFonts w:cs="Times New Roman"/>
+                <w:lang w:val="en-US"/>
+              </w:rPr>
+              <w:fldChar w:fldCharType="end"/>
+            </w:r>
+            <w:r>
+              <w:rPr>
+                <w:rFonts w:cs="Times New Roman"/>
+                <w:lang w:val="en-US"/>
+              </w:rPr>
+              <w:t>]</w:t>
+            </w:r>
           </w:p>
         </w:tc>
         <w:tc>
@@ -8682,6 +9651,7 @@
             <w:pPr>
               <w:rPr>
                 <w:rFonts w:cs="Times New Roman"/>
+                <w:lang w:val="en-US"/>
               </w:rPr>
             </w:pPr>
             <w:r>
@@ -8689,6 +9659,61 @@
                 <w:rFonts w:cs="Times New Roman"/>
               </w:rPr>
               <w:t>Алгоритм Форда-Фалкерсона</w:t>
+            </w:r>
+            <w:r>
+              <w:rPr>
+                <w:rFonts w:cs="Times New Roman"/>
+                <w:lang w:val="en-US"/>
+              </w:rPr>
+              <w:t xml:space="preserve"> [</w:t>
+            </w:r>
+            <w:r>
+              <w:rPr>
+                <w:rFonts w:cs="Times New Roman"/>
+                <w:lang w:val="en-US"/>
+              </w:rPr>
+              <w:fldChar w:fldCharType="begin"/>
+            </w:r>
+            <w:r>
+              <w:rPr>
+                <w:rFonts w:cs="Times New Roman"/>
+                <w:lang w:val="en-US"/>
+              </w:rPr>
+              <w:instrText xml:space="preserve"> REF _Ref229157573 \r \h </w:instrText>
+            </w:r>
+            <w:r>
+              <w:rPr>
+                <w:rFonts w:cs="Times New Roman"/>
+                <w:lang w:val="en-US"/>
+              </w:rPr>
+            </w:r>
+            <w:r>
+              <w:rPr>
+                <w:rFonts w:cs="Times New Roman"/>
+                <w:lang w:val="en-US"/>
+              </w:rPr>
+              <w:fldChar w:fldCharType="separate"/>
+            </w:r>
+            <w:r>
+              <w:rPr>
+                <w:rFonts w:cs="Times New Roman"/>
+                <w:lang w:val="en-US"/>
+              </w:rPr>
+              <w:t>25</w:t>
+            </w:r>
+            <w:r>
+              <w:rPr>
+                <w:rFonts w:cs="Times New Roman"/>
+                <w:lang w:val="en-US"/>
+              </w:rPr>
+              <w:fldChar w:fldCharType="end"/>
+            </w:r>
+            <w:r>
+              <w:rPr>
+                <w:rFonts w:cs="Times New Roman"/>
+                <w:lang w:val="en-US"/>
+              </w:rPr>
+              <w:t>]</w:t>
             </w:r>
           </w:p>
         </w:tc>
@@ -8771,7 +9796,19 @@
               <w:rPr>
                 <w:rFonts w:cs="Times New Roman"/>
               </w:rPr>
-              <w:t xml:space="preserve"> к стоку в остаточном графе с помощью DFS и увеличивает поток вдоль них. Завершается когда увеличивающий путь не найден</w:t>
+              <w:t xml:space="preserve"> к стоку в остаточном графе с помощью DFS и увеличивает поток вдоль них. Завершается</w:t>
+            </w:r>
+            <w:r>
+              <w:rPr>
+                <w:rFonts w:cs="Times New Roman"/>
+              </w:rPr>
+              <w:t>,</w:t>
+            </w:r>
+            <w:r>
+              <w:rPr>
+                <w:rFonts w:cs="Times New Roman"/>
+              </w:rPr>
+              <w:t xml:space="preserve"> когда увеличивающий путь не найден</w:t>
             </w:r>
           </w:p>
         </w:tc>
@@ -8814,30 +9851,40 @@
               </w:rPr>
               <w:t>O(</w:t>
             </w:r>
-            <w:r>
-              <w:rPr>
-                <w:rFonts w:cs="Times New Roman"/>
-                <w:lang w:val="en-US"/>
-              </w:rPr>
-              <w:t>E</w:t>
-            </w:r>
-            <w:r>
-              <w:rPr>
-                <w:rFonts w:cs="Times New Roman"/>
-              </w:rPr>
-              <w:t>*V²), то есть O(</w:t>
-            </w:r>
-            <w:r>
-              <w:rPr>
-                <w:rFonts w:cs="Times New Roman"/>
-              </w:rPr>
-              <w:t>N</w:t>
-            </w:r>
-            <w:r>
-              <w:rPr>
-                <w:rFonts w:cs="Times New Roman"/>
-              </w:rPr>
-              <w:t>³), поскольку граф планарен</w:t>
+            <m:oMath>
+              <m:r>
+                <w:rPr>
+                  <w:rFonts w:ascii="Cambria Math" w:hAnsi="Cambria Math" w:cs="Times New Roman"/>
+                  <w:lang w:val="en-US"/>
+                </w:rPr>
+                <m:t>E</m:t>
+              </m:r>
+              <m:r>
+                <w:rPr>
+                  <w:rFonts w:ascii="Cambria Math" w:hAnsi="Cambria Math" w:cs="Times New Roman"/>
+                </w:rPr>
+                <m:t>×V²</m:t>
+              </m:r>
+            </m:oMath>
+            <w:r>
+              <w:rPr>
+                <w:rFonts w:cs="Times New Roman"/>
+              </w:rPr>
+              <w:t>), то есть O(</w:t>
+            </w:r>
+            <m:oMath>
+              <m:r>
+                <w:rPr>
+                  <w:rFonts w:ascii="Cambria Math" w:hAnsi="Cambria Math" w:cs="Times New Roman"/>
+                </w:rPr>
+                <m:t>N³</m:t>
+              </m:r>
+            </m:oMath>
+            <w:r>
+              <w:rPr>
+                <w:rFonts w:cs="Times New Roman"/>
+              </w:rPr>
+              <w:t>), поскольку граф планарен</w:t>
             </w:r>
           </w:p>
         </w:tc>
@@ -8855,7 +9902,21 @@
               <w:rPr>
                 <w:rFonts w:cs="Times New Roman"/>
               </w:rPr>
-              <w:t xml:space="preserve">O(F*E) где F </w:t>
+              <w:t>O(</w:t>
+            </w:r>
+            <m:oMath>
+              <m:r>
+                <w:rPr>
+                  <w:rFonts w:ascii="Cambria Math" w:hAnsi="Cambria Math" w:cs="Times New Roman"/>
+                </w:rPr>
+                <m:t>F×E</m:t>
+              </m:r>
+            </m:oMath>
+            <w:r>
+              <w:rPr>
+                <w:rFonts w:cs="Times New Roman"/>
+              </w:rPr>
+              <w:t xml:space="preserve">) где F </w:t>
             </w:r>
             <w:r>
               <w:rPr>
@@ -8922,18 +9983,26 @@
               </w:rPr>
               <w:t>O(</w:t>
             </w:r>
-            <w:r>
-              <w:rPr>
-                <w:rFonts w:cs="Times New Roman"/>
-                <w:lang w:val="en-US"/>
-              </w:rPr>
-              <w:t>E</w:t>
-            </w:r>
-            <w:r>
-              <w:rPr>
-                <w:rFonts w:cs="Times New Roman"/>
-              </w:rPr>
-              <w:t>*V²)</w:t>
+            <m:oMath>
+              <m:r>
+                <w:rPr>
+                  <w:rFonts w:ascii="Cambria Math" w:hAnsi="Cambria Math" w:cs="Times New Roman"/>
+                  <w:lang w:val="en-US"/>
+                </w:rPr>
+                <m:t>E</m:t>
+              </m:r>
+              <m:r>
+                <w:rPr>
+                  <w:rFonts w:ascii="Cambria Math" w:hAnsi="Cambria Math" w:cs="Times New Roman"/>
+                </w:rPr>
+                <m:t>×V²</m:t>
+              </m:r>
+            </m:oMath>
+            <w:r>
+              <w:rPr>
+                <w:rFonts w:cs="Times New Roman"/>
+              </w:rPr>
+              <w:t>)</w:t>
             </w:r>
           </w:p>
         </w:tc>
@@ -8953,17 +10022,19 @@
               </w:rPr>
               <w:t>Для планарного графа O(</w:t>
             </w:r>
-            <w:r>
-              <w:rPr>
-                <w:rFonts w:cs="Times New Roman"/>
-              </w:rPr>
-              <w:t>N</w:t>
-            </w:r>
-            <w:r>
-              <w:rPr>
-                <w:rFonts w:cs="Times New Roman"/>
-              </w:rPr>
-              <w:t>³)</w:t>
+            <m:oMath>
+              <m:r>
+                <w:rPr>
+                  <w:rFonts w:ascii="Cambria Math" w:hAnsi="Cambria Math" w:cs="Times New Roman"/>
+                </w:rPr>
+                <m:t>N³</m:t>
+              </m:r>
+            </m:oMath>
+            <w:r>
+              <w:rPr>
+                <w:rFonts w:cs="Times New Roman"/>
+              </w:rPr>
+              <w:t>)</w:t>
             </w:r>
           </w:p>
         </w:tc>
@@ -9004,7 +10075,14 @@
               <w:rPr>
                 <w:rFonts w:cs="Times New Roman"/>
               </w:rPr>
-              <w:t>Значительно быстрее на практике за счет снижения повторных обходов обработанных ранее р</w:t>
+              <w:t xml:space="preserve">Значительно быстрее на практике за счет снижения повторных обходов </w:t>
+            </w:r>
+            <w:r>
+              <w:rPr>
+                <w:rFonts w:cs="Times New Roman"/>
+              </w:rPr>
+              <w:lastRenderedPageBreak/>
+              <w:t>обработанных ранее р</w:t>
             </w:r>
             <w:r>
               <w:rPr>
@@ -9034,6 +10112,7 @@
               <w:rPr>
                 <w:rFonts w:cs="Times New Roman"/>
               </w:rPr>
+              <w:lastRenderedPageBreak/>
               <w:t>Сильно деградирует на графах с большими пропускными способностями р</w:t>
             </w:r>
             <w:r>
@@ -9046,7 +10125,14 @@
               <w:rPr>
                 <w:rFonts w:cs="Times New Roman"/>
               </w:rPr>
-              <w:t>бер, потому что число итераций пропорционально F</w:t>
+              <w:t xml:space="preserve">бер, потому что число итераций </w:t>
+            </w:r>
+            <w:r>
+              <w:rPr>
+                <w:rFonts w:cs="Times New Roman"/>
+              </w:rPr>
+              <w:lastRenderedPageBreak/>
+              <w:t>пропорционально F</w:t>
             </w:r>
           </w:p>
         </w:tc>
@@ -9069,6 +10155,7 @@
               <w:rPr>
                 <w:rFonts w:cs="Times New Roman"/>
               </w:rPr>
+              <w:lastRenderedPageBreak/>
               <w:t>Вывод</w:t>
             </w:r>
           </w:p>
@@ -9112,20 +10199,7 @@
         <w:rPr>
           <w:rFonts w:cs="Times New Roman"/>
         </w:rPr>
-        <w:lastRenderedPageBreak/>
-        <w:t xml:space="preserve">Таблица </w:t>
-      </w:r>
-      <w:r>
-        <w:rPr>
-          <w:rFonts w:cs="Times New Roman"/>
-        </w:rPr>
-        <w:t>6</w:t>
-      </w:r>
-      <w:r>
-        <w:rPr>
-          <w:rFonts w:cs="Times New Roman"/>
-        </w:rPr>
-        <w:t xml:space="preserve">: </w:t>
+        <w:t xml:space="preserve">Таблица 6: </w:t>
       </w:r>
       <w:r>
         <w:rPr>
@@ -9172,6 +10246,7 @@
             <w:pPr>
               <w:rPr>
                 <w:rFonts w:cs="Times New Roman"/>
+                <w:lang w:val="en-US"/>
               </w:rPr>
             </w:pPr>
             <w:r>
@@ -9180,6 +10255,61 @@
               </w:rPr>
               <w:t>Квазислучайная последовательность Соболя</w:t>
             </w:r>
+            <w:r>
+              <w:rPr>
+                <w:rFonts w:cs="Times New Roman"/>
+                <w:lang w:val="en-US"/>
+              </w:rPr>
+              <w:t xml:space="preserve"> [</w:t>
+            </w:r>
+            <w:r>
+              <w:rPr>
+                <w:rFonts w:cs="Times New Roman"/>
+                <w:lang w:val="en-US"/>
+              </w:rPr>
+              <w:fldChar w:fldCharType="begin"/>
+            </w:r>
+            <w:r>
+              <w:rPr>
+                <w:rFonts w:cs="Times New Roman"/>
+                <w:lang w:val="en-US"/>
+              </w:rPr>
+              <w:instrText xml:space="preserve"> REF _Ref229157583 \r \h </w:instrText>
+            </w:r>
+            <w:r>
+              <w:rPr>
+                <w:rFonts w:cs="Times New Roman"/>
+                <w:lang w:val="en-US"/>
+              </w:rPr>
+            </w:r>
+            <w:r>
+              <w:rPr>
+                <w:rFonts w:cs="Times New Roman"/>
+                <w:lang w:val="en-US"/>
+              </w:rPr>
+              <w:fldChar w:fldCharType="separate"/>
+            </w:r>
+            <w:r>
+              <w:rPr>
+                <w:rFonts w:cs="Times New Roman"/>
+                <w:lang w:val="en-US"/>
+              </w:rPr>
+              <w:t>17</w:t>
+            </w:r>
+            <w:r>
+              <w:rPr>
+                <w:rFonts w:cs="Times New Roman"/>
+                <w:lang w:val="en-US"/>
+              </w:rPr>
+              <w:fldChar w:fldCharType="end"/>
+            </w:r>
+            <w:r>
+              <w:rPr>
+                <w:rFonts w:cs="Times New Roman"/>
+                <w:lang w:val="en-US"/>
+              </w:rPr>
+              <w:t>]</w:t>
+            </w:r>
           </w:p>
         </w:tc>
         <w:tc>
@@ -9190,6 +10320,7 @@
             <w:pPr>
               <w:rPr>
                 <w:rFonts w:cs="Times New Roman"/>
+                <w:lang w:val="en-US"/>
               </w:rPr>
             </w:pPr>
             <w:r>
@@ -9198,6 +10329,61 @@
               </w:rPr>
               <w:t>Последовательность Халтона</w:t>
             </w:r>
+            <w:r>
+              <w:rPr>
+                <w:rFonts w:cs="Times New Roman"/>
+                <w:lang w:val="en-US"/>
+              </w:rPr>
+              <w:t xml:space="preserve"> [</w:t>
+            </w:r>
+            <w:r>
+              <w:rPr>
+                <w:rFonts w:cs="Times New Roman"/>
+                <w:lang w:val="en-US"/>
+              </w:rPr>
+              <w:fldChar w:fldCharType="begin"/>
+            </w:r>
+            <w:r>
+              <w:rPr>
+                <w:rFonts w:cs="Times New Roman"/>
+                <w:lang w:val="en-US"/>
+              </w:rPr>
+              <w:instrText xml:space="preserve"> REF _Ref229157595 \r \h </w:instrText>
+            </w:r>
+            <w:r>
+              <w:rPr>
+                <w:rFonts w:cs="Times New Roman"/>
+                <w:lang w:val="en-US"/>
+              </w:rPr>
+            </w:r>
+            <w:r>
+              <w:rPr>
+                <w:rFonts w:cs="Times New Roman"/>
+                <w:lang w:val="en-US"/>
+              </w:rPr>
+              <w:fldChar w:fldCharType="separate"/>
+            </w:r>
+            <w:r>
+              <w:rPr>
+                <w:rFonts w:cs="Times New Roman"/>
+                <w:lang w:val="en-US"/>
+              </w:rPr>
+              <w:t>26</w:t>
+            </w:r>
+            <w:r>
+              <w:rPr>
+                <w:rFonts w:cs="Times New Roman"/>
+                <w:lang w:val="en-US"/>
+              </w:rPr>
+              <w:fldChar w:fldCharType="end"/>
+            </w:r>
+            <w:r>
+              <w:rPr>
+                <w:rFonts w:cs="Times New Roman"/>
+                <w:lang w:val="en-US"/>
+              </w:rPr>
+              <w:t>]</w:t>
+            </w:r>
           </w:p>
         </w:tc>
         <w:tc>
@@ -9208,6 +10394,7 @@
             <w:pPr>
               <w:rPr>
                 <w:rFonts w:cs="Times New Roman"/>
+                <w:lang w:val="en-US"/>
               </w:rPr>
             </w:pPr>
             <w:r>
@@ -9215,6 +10402,61 @@
                 <w:rFonts w:cs="Times New Roman"/>
               </w:rPr>
               <w:t>Диск Пуассона</w:t>
+            </w:r>
+            <w:r>
+              <w:rPr>
+                <w:rFonts w:cs="Times New Roman"/>
+                <w:lang w:val="en-US"/>
+              </w:rPr>
+              <w:t xml:space="preserve"> [</w:t>
+            </w:r>
+            <w:r>
+              <w:rPr>
+                <w:rFonts w:cs="Times New Roman"/>
+                <w:lang w:val="en-US"/>
+              </w:rPr>
+              <w:fldChar w:fldCharType="begin"/>
+            </w:r>
+            <w:r>
+              <w:rPr>
+                <w:rFonts w:cs="Times New Roman"/>
+                <w:lang w:val="en-US"/>
+              </w:rPr>
+              <w:instrText xml:space="preserve"> REF _Ref229157603 \r \h </w:instrText>
+            </w:r>
+            <w:r>
+              <w:rPr>
+                <w:rFonts w:cs="Times New Roman"/>
+                <w:lang w:val="en-US"/>
+              </w:rPr>
+            </w:r>
+            <w:r>
+              <w:rPr>
+                <w:rFonts w:cs="Times New Roman"/>
+                <w:lang w:val="en-US"/>
+              </w:rPr>
+              <w:fldChar w:fldCharType="separate"/>
+            </w:r>
+            <w:r>
+              <w:rPr>
+                <w:rFonts w:cs="Times New Roman"/>
+                <w:lang w:val="en-US"/>
+              </w:rPr>
+              <w:t>27</w:t>
+            </w:r>
+            <w:r>
+              <w:rPr>
+                <w:rFonts w:cs="Times New Roman"/>
+                <w:lang w:val="en-US"/>
+              </w:rPr>
+              <w:fldChar w:fldCharType="end"/>
+            </w:r>
+            <w:r>
+              <w:rPr>
+                <w:rFonts w:cs="Times New Roman"/>
+                <w:lang w:val="en-US"/>
+              </w:rPr>
+              <w:t>]</w:t>
             </w:r>
           </w:p>
         </w:tc>
@@ -9483,12 +10725,14 @@
               </w:rPr>
               <w:t>O(</w:t>
             </w:r>
-            <w:r>
-              <w:rPr>
-                <w:rFonts w:cs="Times New Roman"/>
-              </w:rPr>
-              <w:t>N</w:t>
-            </w:r>
+            <m:oMath>
+              <m:r>
+                <w:rPr>
+                  <w:rFonts w:ascii="Cambria Math" w:hAnsi="Cambria Math" w:cs="Times New Roman"/>
+                </w:rPr>
+                <m:t>N</m:t>
+              </m:r>
+            </m:oMath>
             <w:r>
               <w:rPr>
                 <w:rFonts w:cs="Times New Roman"/>
@@ -9577,7 +10821,27 @@
         <w:rPr>
           <w:rFonts w:cs="Times New Roman"/>
         </w:rPr>
-        <w:t>Так как триангуляция Делоне является планарным графом, по формуле Эйлера для планарных графов E не превышает 3N - 6, то есть E = O(N)</w:t>
+        <w:t xml:space="preserve">Так как триангуляция Делоне является планарным графом, по формуле Эйлера для планарных графов E не превышает </w:t>
+      </w:r>
+      <m:oMath>
+        <m:r>
+          <w:rPr>
+            <w:rFonts w:ascii="Cambria Math" w:hAnsi="Cambria Math" w:cs="Times New Roman"/>
+          </w:rPr>
+          <m:t>3N - 6</m:t>
+        </m:r>
+      </m:oMath>
+      <w:r>
+        <w:rPr>
+          <w:rFonts w:cs="Times New Roman"/>
+        </w:rPr>
+        <w:t xml:space="preserve">, то есть E = </w:t>
+      </w:r>
+      <w:r>
+        <w:rPr>
+          <w:rFonts w:cs="Times New Roman"/>
+        </w:rPr>
+        <w:t xml:space="preserve">O(N) </w:t>
       </w:r>
     </w:p>
     <w:p>
@@ -9627,14 +10891,22 @@
         <w:rPr>
           <w:rFonts w:cs="Times New Roman"/>
         </w:rPr>
-        <w:t>: O(</w:t>
-      </w:r>
-      <w:r>
-        <w:rPr>
-          <w:rFonts w:cs="Times New Roman"/>
-        </w:rPr>
-        <w:t>N</w:t>
-      </w:r>
+        <w:t xml:space="preserve">: </w:t>
+      </w:r>
+      <w:r>
+        <w:rPr>
+          <w:rFonts w:cs="Times New Roman"/>
+        </w:rPr>
+        <w:t>O(</w:t>
+      </w:r>
+      <m:oMath>
+        <m:r>
+          <w:rPr>
+            <w:rFonts w:ascii="Cambria Math" w:hAnsi="Cambria Math" w:cs="Times New Roman"/>
+          </w:rPr>
+          <m:t>N</m:t>
+        </m:r>
+      </m:oMath>
       <w:r>
         <w:rPr>
           <w:rFonts w:cs="Times New Roman"/>
@@ -9666,30 +10938,59 @@
         </w:rPr>
         <w:t xml:space="preserve"> </w:t>
       </w:r>
+      <m:oMath>
+        <m:r>
+          <w:rPr>
+            <w:rFonts w:ascii="Cambria Math" w:hAnsi="Cambria Math" w:cs="Times New Roman"/>
+          </w:rPr>
+          <m:t>O(N log N)</m:t>
+        </m:r>
+      </m:oMath>
+    </w:p>
+    <w:p>
+      <w:pPr>
+        <w:rPr>
+          <w:rFonts w:cs="Times New Roman"/>
+        </w:rPr>
+      </w:pPr>
+      <w:r>
+        <w:rPr>
+          <w:rFonts w:cs="Times New Roman"/>
+        </w:rPr>
+        <w:t>Построение графа из р</w:t>
+      </w:r>
+      <w:r>
+        <w:rPr>
+          <w:rFonts w:cs="Times New Roman"/>
+        </w:rPr>
+        <w:t>е</w:t>
+      </w:r>
+      <w:r>
+        <w:rPr>
+          <w:rFonts w:cs="Times New Roman"/>
+        </w:rPr>
+        <w:t>бер триангуляции</w:t>
+      </w:r>
+      <w:r>
+        <w:rPr>
+          <w:rFonts w:cs="Times New Roman"/>
+        </w:rPr>
+        <w:t xml:space="preserve">: </w:t>
+      </w:r>
       <w:r>
         <w:rPr>
           <w:rFonts w:cs="Times New Roman"/>
         </w:rPr>
         <w:t>O(</w:t>
       </w:r>
-      <w:r>
-        <w:rPr>
-          <w:rFonts w:cs="Times New Roman"/>
-        </w:rPr>
-        <w:t>N</w:t>
-      </w:r>
-      <w:r>
-        <w:rPr>
-          <w:rFonts w:cs="Times New Roman"/>
-        </w:rPr>
-        <w:t xml:space="preserve"> log </w:t>
-      </w:r>
-      <w:r>
-        <w:rPr>
-          <w:rFonts w:cs="Times New Roman"/>
-        </w:rPr>
-        <w:t>N</w:t>
-      </w:r>
+      <m:oMath>
+        <m:r>
+          <w:rPr>
+            <w:rFonts w:ascii="Cambria Math" w:hAnsi="Cambria Math" w:cs="Times New Roman"/>
+          </w:rPr>
+          <m:t>E</m:t>
+        </m:r>
+      </m:oMath>
       <w:r>
         <w:rPr>
           <w:rFonts w:cs="Times New Roman"/>
@@ -9707,43 +11008,6 @@
         <w:rPr>
           <w:rFonts w:cs="Times New Roman"/>
         </w:rPr>
-        <w:t>Построение графа из р</w:t>
-      </w:r>
-      <w:r>
-        <w:rPr>
-          <w:rFonts w:cs="Times New Roman"/>
-        </w:rPr>
-        <w:t>е</w:t>
-      </w:r>
-      <w:r>
-        <w:rPr>
-          <w:rFonts w:cs="Times New Roman"/>
-        </w:rPr>
-        <w:t>бер триангуляции</w:t>
-      </w:r>
-      <w:r>
-        <w:rPr>
-          <w:rFonts w:cs="Times New Roman"/>
-        </w:rPr>
-        <w:t xml:space="preserve">: </w:t>
-      </w:r>
-      <w:r>
-        <w:rPr>
-          <w:rFonts w:cs="Times New Roman"/>
-        </w:rPr>
-        <w:t>O(E)</w:t>
-      </w:r>
-    </w:p>
-    <w:p>
-      <w:pPr>
-        <w:rPr>
-          <w:rFonts w:cs="Times New Roman"/>
-        </w:rPr>
-      </w:pPr>
-      <w:r>
-        <w:rPr>
-          <w:rFonts w:cs="Times New Roman"/>
-        </w:rPr>
         <w:t xml:space="preserve">Алгоритм </w:t>
       </w:r>
       <w:r>
@@ -9764,25 +11028,49 @@
         </w:rPr>
         <w:t xml:space="preserve"> O(</w:t>
       </w:r>
-      <w:r>
-        <w:rPr>
-          <w:rFonts w:cs="Times New Roman"/>
-          <w:lang w:val="en-US"/>
-        </w:rPr>
-        <w:t>N</w:t>
-      </w:r>
-      <w:r>
-        <w:rPr>
-          <w:rFonts w:cs="Times New Roman"/>
-          <w:vertAlign w:val="superscript"/>
-        </w:rPr>
-        <w:t>2</w:t>
-      </w:r>
-      <w:r>
-        <w:rPr>
-          <w:rFonts w:cs="Times New Roman"/>
-        </w:rPr>
-        <w:t xml:space="preserve"> * E)</w:t>
+      <m:oMath>
+        <m:sSup>
+          <m:sSupPr>
+            <m:ctrlPr>
+              <w:rPr>
+                <w:rFonts w:ascii="Cambria Math" w:hAnsi="Cambria Math" w:cs="Times New Roman"/>
+                <w:i/>
+                <w:vertAlign w:val="superscript"/>
+              </w:rPr>
+            </m:ctrlPr>
+          </m:sSupPr>
+          <m:e>
+            <m:r>
+              <w:rPr>
+                <w:rFonts w:ascii="Cambria Math" w:hAnsi="Cambria Math" w:cs="Times New Roman"/>
+                <w:vertAlign w:val="superscript"/>
+                <w:lang w:val="en-US"/>
+              </w:rPr>
+              <m:t>N</m:t>
+            </m:r>
+          </m:e>
+          <m:sup>
+            <m:r>
+              <w:rPr>
+                <w:rFonts w:ascii="Cambria Math" w:hAnsi="Cambria Math" w:cs="Times New Roman"/>
+                <w:vertAlign w:val="superscript"/>
+              </w:rPr>
+              <m:t>2</m:t>
+            </m:r>
+          </m:sup>
+        </m:sSup>
+        <m:r>
+          <w:rPr>
+            <w:rFonts w:ascii="Cambria Math" w:hAnsi="Cambria Math" w:cs="Times New Roman"/>
+          </w:rPr>
+          <m:t xml:space="preserve"> × E</m:t>
+        </m:r>
+      </m:oMath>
+      <w:r>
+        <w:rPr>
+          <w:rFonts w:cs="Times New Roman"/>
+        </w:rPr>
+        <w:t>)</w:t>
       </w:r>
     </w:p>
     <w:p>
@@ -9803,33 +11091,50 @@
         </w:rPr>
         <w:t>O(</w:t>
       </w:r>
-      <w:r>
-        <w:rPr>
-          <w:rFonts w:cs="Times New Roman"/>
-          <w:lang w:val="en-US"/>
-        </w:rPr>
-        <w:t>N</w:t>
-      </w:r>
-      <w:r>
-        <w:rPr>
-          <w:rFonts w:cs="Times New Roman"/>
-          <w:vertAlign w:val="superscript"/>
-        </w:rPr>
-        <w:t>2</w:t>
-      </w:r>
-      <w:r>
-        <w:rPr>
-          <w:rFonts w:cs="Times New Roman"/>
-        </w:rPr>
-        <w:t xml:space="preserve"> * E)</w:t>
-      </w:r>
-    </w:p>
-    <w:p>
-      <w:pPr>
-        <w:rPr>
-          <w:rFonts w:cs="Times New Roman"/>
-        </w:rPr>
-      </w:pPr>
+      <m:oMath>
+        <m:sSup>
+          <m:sSupPr>
+            <m:ctrlPr>
+              <w:rPr>
+                <w:rFonts w:ascii="Cambria Math" w:hAnsi="Cambria Math" w:cs="Times New Roman"/>
+                <w:i/>
+                <w:vertAlign w:val="superscript"/>
+              </w:rPr>
+            </m:ctrlPr>
+          </m:sSupPr>
+          <m:e>
+            <m:r>
+              <w:rPr>
+                <w:rFonts w:ascii="Cambria Math" w:hAnsi="Cambria Math" w:cs="Times New Roman"/>
+                <w:vertAlign w:val="superscript"/>
+                <w:lang w:val="en-US"/>
+              </w:rPr>
+              <m:t>N</m:t>
+            </m:r>
+          </m:e>
+          <m:sup>
+            <m:r>
+              <w:rPr>
+                <w:rFonts w:ascii="Cambria Math" w:hAnsi="Cambria Math" w:cs="Times New Roman"/>
+                <w:vertAlign w:val="superscript"/>
+              </w:rPr>
+              <m:t>2</m:t>
+            </m:r>
+          </m:sup>
+        </m:sSup>
+        <m:r>
+          <w:rPr>
+            <w:rFonts w:ascii="Cambria Math" w:hAnsi="Cambria Math" w:cs="Times New Roman"/>
+          </w:rPr>
+          <m:t xml:space="preserve"> × E</m:t>
+        </m:r>
+      </m:oMath>
+      <w:r>
+        <w:rPr>
+          <w:rFonts w:cs="Times New Roman"/>
+        </w:rPr>
+        <w:t>)</w:t>
+      </w:r>
     </w:p>
     <w:p>
       <w:pPr>
@@ -9837,6 +11142,7 @@
       </w:pPr>
       <w:bookmarkStart w:id="31" w:name="_Toc229057617"/>
       <w:r>
+        <w:lastRenderedPageBreak/>
         <w:t>Описание и обоснование состава технических и программных средств</w:t>
       </w:r>
       <w:bookmarkEnd w:id="31"/>
@@ -10040,7 +11346,6 @@
         <w:rPr>
           <w:rFonts w:cs="Times New Roman"/>
         </w:rPr>
-        <w:lastRenderedPageBreak/>
         <w:t>Система</w:t>
       </w:r>
       <w:r>
@@ -10574,7 +11879,14 @@
         <w:rPr>
           <w:rFonts w:cs="Times New Roman"/>
         </w:rPr>
-        <w:t>Браузерный инструмент для проектирования интерфейсов, позволяющий создавать интерактивные прототипы и передавать дизайн-макеты в разработку без установки дополнительного программного обеспечения.</w:t>
+        <w:t xml:space="preserve">Браузерный инструмент для проектирования интерфейсов, позволяющий создавать </w:t>
+      </w:r>
+      <w:r>
+        <w:rPr>
+          <w:rFonts w:cs="Times New Roman"/>
+        </w:rPr>
+        <w:lastRenderedPageBreak/>
+        <w:t>интерактивные прототипы и передавать дизайн-макеты в разработку без установки дополнительного программного обеспечения.</w:t>
       </w:r>
     </w:p>
     <w:p>
@@ -10627,7 +11939,6 @@
       </w:pPr>
       <w:bookmarkStart w:id="34" w:name="_Toc229057620"/>
       <w:r>
-        <w:lastRenderedPageBreak/>
         <w:t>Описание и обоснование архитектуры программы</w:t>
       </w:r>
       <w:bookmarkEnd w:id="34"/>
@@ -10689,7 +12000,19 @@
         <w:rPr>
           <w:rFonts w:cs="Times New Roman"/>
         </w:rPr>
-        <w:t xml:space="preserve"> уровень внешних сервисов. Здесь сосредоточено всё взаимодействие с Firebase Authentication: регистрация, вход, сброс пароля, отслеживание состояния сессии</w:t>
+        <w:t xml:space="preserve"> уровень внешних сервисов. Здесь сосредоточено вс</w:t>
+      </w:r>
+      <w:r>
+        <w:rPr>
+          <w:rFonts w:cs="Times New Roman"/>
+        </w:rPr>
+        <w:t>е</w:t>
+      </w:r>
+      <w:r>
+        <w:rPr>
+          <w:rFonts w:cs="Times New Roman"/>
+        </w:rPr>
+        <w:t xml:space="preserve"> взаимодействие с Firebase Authentication: регистрация, вход, сброс пароля, отслеживание состояния сессии</w:t>
       </w:r>
     </w:p>
     <w:p>
@@ -10755,7 +12078,19 @@
         <w:rPr>
           <w:rFonts w:cs="Times New Roman"/>
         </w:rPr>
-        <w:t xml:space="preserve">Scripts/Logic/*/Domains </w:t>
+        <w:t>Scripts/Logic/</w:t>
+      </w:r>
+      <w:r>
+        <w:rPr>
+          <w:rFonts w:cs="Times New Roman"/>
+        </w:rPr>
+        <w:t>*</w:t>
+      </w:r>
+      <w:r>
+        <w:rPr>
+          <w:rFonts w:cs="Times New Roman"/>
+        </w:rPr>
+        <w:t xml:space="preserve">/Domains </w:t>
       </w:r>
       <w:r>
         <w:rPr>
@@ -10791,7 +12126,19 @@
         <w:rPr>
           <w:rFonts w:cs="Times New Roman"/>
         </w:rPr>
-        <w:t xml:space="preserve">Scripts/Logic/*/Interfaces </w:t>
+        <w:t>Scripts/Logic/</w:t>
+      </w:r>
+      <w:r>
+        <w:rPr>
+          <w:rFonts w:cs="Times New Roman"/>
+        </w:rPr>
+        <w:t>*</w:t>
+      </w:r>
+      <w:r>
+        <w:rPr>
+          <w:rFonts w:cs="Times New Roman"/>
+        </w:rPr>
+        <w:t xml:space="preserve">/Interfaces </w:t>
       </w:r>
       <w:r>
         <w:rPr>
@@ -10851,7 +12198,19 @@
         <w:rPr>
           <w:rFonts w:cs="Times New Roman"/>
         </w:rPr>
-        <w:t xml:space="preserve">Scripts/Logic/*/View </w:t>
+        <w:t>Scripts/Logic/</w:t>
+      </w:r>
+      <w:r>
+        <w:rPr>
+          <w:rFonts w:cs="Times New Roman"/>
+        </w:rPr>
+        <w:t>*</w:t>
+      </w:r>
+      <w:r>
+        <w:rPr>
+          <w:rFonts w:cs="Times New Roman"/>
+        </w:rPr>
+        <w:t xml:space="preserve">/View </w:t>
       </w:r>
       <w:r>
         <w:rPr>
@@ -10887,7 +12246,19 @@
         <w:rPr>
           <w:rFonts w:cs="Times New Roman"/>
         </w:rPr>
-        <w:t>Scenes — содержит сцены приложения: авторизация, главное меню, выбор уровня и игровые уровни обоих типов.</w:t>
+        <w:t xml:space="preserve">Scenes </w:t>
+      </w:r>
+      <w:r>
+        <w:rPr>
+          <w:rFonts w:cs="Times New Roman"/>
+        </w:rPr>
+        <w:t>-</w:t>
+      </w:r>
+      <w:r>
+        <w:rPr>
+          <w:rFonts w:cs="Times New Roman"/>
+        </w:rPr>
+        <w:t xml:space="preserve"> содержит сцены приложения: авторизация, главное меню, выбор уровня и игровые уровни обоих типов.</w:t>
       </w:r>
     </w:p>
     <w:p>
@@ -10905,7 +12276,19 @@
         <w:rPr>
           <w:rFonts w:cs="Times New Roman"/>
         </w:rPr>
-        <w:t>Prefabs — библиотека готовых игровых объектов</w:t>
+        <w:t xml:space="preserve">Prefabs </w:t>
+      </w:r>
+      <w:r>
+        <w:rPr>
+          <w:rFonts w:cs="Times New Roman"/>
+        </w:rPr>
+        <w:t>-</w:t>
+      </w:r>
+      <w:r>
+        <w:rPr>
+          <w:rFonts w:cs="Times New Roman"/>
+        </w:rPr>
+        <w:t xml:space="preserve"> библиотека готовых игровых объектов</w:t>
       </w:r>
       <w:r>
         <w:rPr>
@@ -10935,7 +12318,19 @@
         <w:rPr>
           <w:rFonts w:cs="Times New Roman"/>
         </w:rPr>
-        <w:t>Textures — хранилище графических ресурсов: текстуры, иконки и фоновые изображения, используемые в сценах и интерфейсе.</w:t>
+        <w:t xml:space="preserve">Textures </w:t>
+      </w:r>
+      <w:r>
+        <w:rPr>
+          <w:rFonts w:cs="Times New Roman"/>
+        </w:rPr>
+        <w:t>-</w:t>
+      </w:r>
+      <w:r>
+        <w:rPr>
+          <w:rFonts w:cs="Times New Roman"/>
+        </w:rPr>
+        <w:t xml:space="preserve"> хранилище графических ресурсов: текстуры, иконки и фоновые изображения, используемые в сценах и интерфейсе.</w:t>
       </w:r>
     </w:p>
     <w:p>
@@ -10953,7 +12348,19 @@
         <w:rPr>
           <w:rFonts w:cs="Times New Roman"/>
         </w:rPr>
-        <w:t>Materials — набор материалов URP, определяющих визуальное отображение объектов на сцене</w:t>
+        <w:t xml:space="preserve">Materials </w:t>
+      </w:r>
+      <w:r>
+        <w:rPr>
+          <w:rFonts w:cs="Times New Roman"/>
+        </w:rPr>
+        <w:t>-</w:t>
+      </w:r>
+      <w:r>
+        <w:rPr>
+          <w:rFonts w:cs="Times New Roman"/>
+        </w:rPr>
+        <w:t xml:space="preserve"> набор материалов URP, определяющих визуальное отображение объектов на сцене</w:t>
       </w:r>
     </w:p>
     <w:p>
@@ -10971,7 +12378,19 @@
         <w:rPr>
           <w:rFonts w:cs="Times New Roman"/>
         </w:rPr>
-        <w:t>Audio — директория звуковых ресурсов: фоновая музыка и звуковые эффекты интерфейса</w:t>
+        <w:t xml:space="preserve">Audio </w:t>
+      </w:r>
+      <w:r>
+        <w:rPr>
+          <w:rFonts w:cs="Times New Roman"/>
+        </w:rPr>
+        <w:t>-</w:t>
+      </w:r>
+      <w:r>
+        <w:rPr>
+          <w:rFonts w:cs="Times New Roman"/>
+        </w:rPr>
+        <w:t xml:space="preserve"> директория звуковых ресурсов: фоновая музыка и звуковые эффекты интерфейса</w:t>
       </w:r>
     </w:p>
     <w:p>
@@ -10989,7 +12408,19 @@
         <w:rPr>
           <w:rFonts w:cs="Times New Roman"/>
         </w:rPr>
-        <w:t>Fonts — шрифты, применяемые компонентами TextMeshPro во всех сценах приложения.</w:t>
+        <w:t xml:space="preserve">Fonts </w:t>
+      </w:r>
+      <w:r>
+        <w:rPr>
+          <w:rFonts w:cs="Times New Roman"/>
+        </w:rPr>
+        <w:t>-</w:t>
+      </w:r>
+      <w:r>
+        <w:rPr>
+          <w:rFonts w:cs="Times New Roman"/>
+        </w:rPr>
+        <w:t xml:space="preserve"> шрифты, применяемые компонентами TextMeshPro во всех сценах приложения.</w:t>
       </w:r>
     </w:p>
     <w:p>
@@ -11007,7 +12438,19 @@
         <w:rPr>
           <w:rFonts w:cs="Times New Roman"/>
         </w:rPr>
-        <w:t>Shaders — пользовательские шейдеры на основе Shader Graph, реализующие специальные визуальные эффекты.</w:t>
+        <w:t xml:space="preserve">Shaders </w:t>
+      </w:r>
+      <w:r>
+        <w:rPr>
+          <w:rFonts w:cs="Times New Roman"/>
+        </w:rPr>
+        <w:t>-</w:t>
+      </w:r>
+      <w:r>
+        <w:rPr>
+          <w:rFonts w:cs="Times New Roman"/>
+        </w:rPr>
+        <w:t xml:space="preserve"> пользовательские шейдеры на основе Shader Graph, реализующие специальные визуальные эффекты.</w:t>
       </w:r>
     </w:p>
     <w:p>
@@ -11037,27 +12480,63 @@
         <w:rPr>
           <w:rFonts w:cs="Times New Roman"/>
         </w:rPr>
-        <w:t>При запуске приложения выполняется проверка состояния авторизации через Firebase Authentication. Если пользователь не вошёл в аккаунт, на весь экран отображается стартовый экран с двумя кнопками: перехода в окно входа и перехода в окно регистрации. При регистрации пользователь вводит имя, электронную почту, пароль и его подтверждение. Клиентская часть проверяет посимвольное совпадение паролей, а также соответствие всех полей ограничениям из таблицы входных данных. При успешной проверке запрос на создание учётной записи передаётся в Firebase Authentication, после чего профилю назначается отображаемое имя и аватар по умолчанию, а пользователь перенаправляется в Главное Меню. При входе в существующий аккаунт аналогичная валидация выполняется перед отправкой запроса на аутентификацию; в случае неверной комбинации почты и пароля пользователю предлагается повторить ввод или сбросить пароль через письмо на электронную почту.</w:t>
-      </w:r>
-    </w:p>
-    <w:p>
-      <w:pPr>
-        <w:rPr>
-          <w:rFonts w:cs="Times New Roman"/>
-        </w:rPr>
-      </w:pPr>
-      <w:r>
-        <w:rPr>
-          <w:rFonts w:cs="Times New Roman"/>
-        </w:rPr>
-        <w:t xml:space="preserve">После авторизации пользователь оказывается в Главном Меню, из которого доступны три раздела: меню выбора уровня, настройки и профиль. Представлены два типа уровней: </w:t>
+        <w:t>При запуске приложения выполняется проверка состояния авторизации через Firebase Authentication. Если пользователь не вош</w:t>
+      </w:r>
+      <w:r>
+        <w:rPr>
+          <w:rFonts w:cs="Times New Roman"/>
+        </w:rPr>
+        <w:t>е</w:t>
+      </w:r>
+      <w:r>
+        <w:rPr>
+          <w:rFonts w:cs="Times New Roman"/>
+        </w:rPr>
+        <w:t>л в аккаунт, на весь экран отображается стартовый экран с двумя кнопками: перехода в окно входа и перехода в окно регистрации. При регистрации пользователь вводит имя, электронную почту, пароль и его подтверждение. Клиентская часть проверяет посимвольное совпадение паролей, а также соответствие всех полей ограничениям из таблицы входных данных. При успешной проверке запрос на создание уч</w:t>
+      </w:r>
+      <w:r>
+        <w:rPr>
+          <w:rFonts w:cs="Times New Roman"/>
+        </w:rPr>
+        <w:t>е</w:t>
+      </w:r>
+      <w:r>
+        <w:rPr>
+          <w:rFonts w:cs="Times New Roman"/>
+        </w:rPr>
+        <w:t>тной записи переда</w:t>
+      </w:r>
+      <w:r>
+        <w:rPr>
+          <w:rFonts w:cs="Times New Roman"/>
+        </w:rPr>
+        <w:t>е</w:t>
+      </w:r>
+      <w:r>
+        <w:rPr>
+          <w:rFonts w:cs="Times New Roman"/>
+        </w:rPr>
+        <w:t xml:space="preserve">тся в Firebase Authentication, после </w:t>
       </w:r>
       <w:r>
         <w:rPr>
           <w:rFonts w:cs="Times New Roman"/>
         </w:rPr>
         <w:lastRenderedPageBreak/>
-        <w:t xml:space="preserve">восстановление связности графа вращением вершин и поиск максимального потока. Над карточкой каждого уровня расположена кнопка просмотра таблицы рекордов, отображающей топ-5 результатов для данного типа уровня. </w:t>
+        <w:t>чего профилю назначается отображаемое имя и аватар по умолчанию, а пользователь перенаправляется в Главное Меню. При входе в существующий аккаунт аналогичная валидация выполняется перед отправкой запроса на аутентификацию; в случае неверной комбинации почты и пароля пользователю предлагается повторить ввод или сбросить пароль через письмо на электронную почту.</w:t>
+      </w:r>
+    </w:p>
+    <w:p>
+      <w:pPr>
+        <w:rPr>
+          <w:rFonts w:cs="Times New Roman"/>
+        </w:rPr>
+      </w:pPr>
+      <w:r>
+        <w:rPr>
+          <w:rFonts w:cs="Times New Roman"/>
+        </w:rPr>
+        <w:t xml:space="preserve">После авторизации пользователь оказывается в Главном Меню, из которого доступны три раздела: меню выбора уровня, настройки и профиль. Представлены два типа уровней: восстановление связности графа вращением вершин и поиск максимального потока. Над карточкой каждого уровня расположена кнопка просмотра таблицы рекордов, отображающей топ-5 результатов для данного типа уровня. </w:t>
       </w:r>
     </w:p>
     <w:p>
@@ -11082,7 +12561,19 @@
         <w:rPr>
           <w:rFonts w:cs="Times New Roman"/>
         </w:rPr>
-        <w:t>запускается процедурная генерация игрового поля соответствующим алгоритмом. После завершения генерации начинается отсчёт времени, а игрок получает возможность взаимодействовать с уровнем</w:t>
+        <w:t>запускается процедурная генерация игрового поля соответствующим алгоритмом. После завершения генерации начинается отсч</w:t>
+      </w:r>
+      <w:r>
+        <w:rPr>
+          <w:rFonts w:cs="Times New Roman"/>
+        </w:rPr>
+        <w:t>е</w:t>
+      </w:r>
+      <w:r>
+        <w:rPr>
+          <w:rFonts w:cs="Times New Roman"/>
+        </w:rPr>
+        <w:t>т времени, а игрок получает возможность взаимодействовать с уровнем</w:t>
       </w:r>
     </w:p>
     <w:p>
@@ -11101,7 +12592,31 @@
         <w:rPr>
           <w:rFonts w:cs="Times New Roman"/>
         </w:rPr>
-        <w:t xml:space="preserve"> нажатие на вершину вращает прикреплённые к ней рёбра с анимацией поворота.</w:t>
+        <w:t xml:space="preserve"> нажатие на вершину вращает прикрепл</w:t>
+      </w:r>
+      <w:r>
+        <w:rPr>
+          <w:rFonts w:cs="Times New Roman"/>
+        </w:rPr>
+        <w:t>е</w:t>
+      </w:r>
+      <w:r>
+        <w:rPr>
+          <w:rFonts w:cs="Times New Roman"/>
+        </w:rPr>
+        <w:t>нные к ней р</w:t>
+      </w:r>
+      <w:r>
+        <w:rPr>
+          <w:rFonts w:cs="Times New Roman"/>
+        </w:rPr>
+        <w:t>е</w:t>
+      </w:r>
+      <w:r>
+        <w:rPr>
+          <w:rFonts w:cs="Times New Roman"/>
+        </w:rPr>
+        <w:t>бра с анимацией поворота.</w:t>
       </w:r>
       <w:r>
         <w:rPr>
@@ -11239,7 +12754,19 @@
         <w:rPr>
           <w:rFonts w:cs="Times New Roman"/>
         </w:rPr>
-        <w:t>Ожидается, что разрабатываемая игра будет востребована среди пользователей, предпочитающих короткие казуальные головоломки, а также среди игроков, которым интересны спокойные логические задачи, основанные на визуальном взаимодействии со структурами. Игра может привлечь аудиторию, которая любит медитативный игровой процесс, головоломки без жёстких временных ограничений и визуально приятные механики, связанные с ростом и трансформацией объекто</w:t>
+        <w:t>Ожидается, что разрабатываемая игра будет востребована среди пользователей, предпочитающих короткие казуальные головоломки, а также среди игроков, которым интересны спокойные логические задачи, основанные на визуальном взаимодействии со структурами. Игра может привлечь аудиторию, которая любит медитативный игровой процесс, головоломки без ж</w:t>
+      </w:r>
+      <w:r>
+        <w:rPr>
+          <w:rFonts w:cs="Times New Roman"/>
+        </w:rPr>
+        <w:t>е</w:t>
+      </w:r>
+      <w:r>
+        <w:rPr>
+          <w:rFonts w:cs="Times New Roman"/>
+        </w:rPr>
+        <w:t>стких временных ограничений и визуально приятные механики, связанные с ростом и трансформацией объекто</w:t>
       </w:r>
       <w:r>
         <w:rPr>
@@ -11439,7 +12966,19 @@
         <w:rPr>
           <w:rFonts w:cs="Times New Roman"/>
         </w:rPr>
-        <w:t>Запрет на пересечения рёбер</w:t>
+        <w:t>Запрет на пересечения р</w:t>
+      </w:r>
+      <w:r>
+        <w:rPr>
+          <w:rFonts w:cs="Times New Roman"/>
+        </w:rPr>
+        <w:t>е</w:t>
+      </w:r>
+      <w:r>
+        <w:rPr>
+          <w:rFonts w:cs="Times New Roman"/>
+        </w:rPr>
+        <w:t>бер</w:t>
       </w:r>
     </w:p>
     <w:p>
@@ -11641,19 +13180,7 @@
         <w:rPr>
           <w:rFonts w:cs="Times New Roman"/>
         </w:rPr>
-        <w:t xml:space="preserve">Таблица </w:t>
-      </w:r>
-      <w:r>
-        <w:rPr>
-          <w:rFonts w:cs="Times New Roman"/>
-        </w:rPr>
-        <w:t>7</w:t>
-      </w:r>
-      <w:r>
-        <w:rPr>
-          <w:rFonts w:cs="Times New Roman"/>
-        </w:rPr>
-        <w:t>:</w:t>
+        <w:t>Таблица 7:</w:t>
       </w:r>
     </w:p>
     <w:tbl>
@@ -12328,7 +13855,19 @@
                 <w:rFonts w:cs="Times New Roman"/>
               </w:rPr>
               <w:lastRenderedPageBreak/>
-              <w:t>Запрет на пересечения рёбер</w:t>
+              <w:t>Запрет на пересечения р</w:t>
+            </w:r>
+            <w:r>
+              <w:rPr>
+                <w:rFonts w:cs="Times New Roman"/>
+              </w:rPr>
+              <w:t>е</w:t>
+            </w:r>
+            <w:r>
+              <w:rPr>
+                <w:rFonts w:cs="Times New Roman"/>
+              </w:rPr>
+              <w:t>бер</w:t>
             </w:r>
           </w:p>
         </w:tc>
@@ -12985,13 +14524,7 @@
         <w:rPr>
           <w:rFonts w:cs="Times New Roman"/>
         </w:rPr>
-        <w:t xml:space="preserve">Таблица </w:t>
-      </w:r>
-      <w:r>
-        <w:rPr>
-          <w:rFonts w:cs="Times New Roman"/>
-        </w:rPr>
-        <w:t>8</w:t>
+        <w:t>Таблица 8</w:t>
       </w:r>
     </w:p>
     <w:tbl>
@@ -13556,7 +15089,25 @@
                 <w:kern w:val="0"/>
                 <w:lang w:eastAsia="ru-RU" w:bidi="ar-SA"/>
               </w:rPr>
-              <w:t>Рёбра имеют числовую пропускную способность</w:t>
+              <w:t>Р</w:t>
+            </w:r>
+            <w:r>
+              <w:rPr>
+                <w:rFonts w:eastAsia="Times New Roman" w:cs="Times New Roman"/>
+                <w:color w:val="202020"/>
+                <w:kern w:val="0"/>
+                <w:lang w:eastAsia="ru-RU" w:bidi="ar-SA"/>
+              </w:rPr>
+              <w:t>е</w:t>
+            </w:r>
+            <w:r>
+              <w:rPr>
+                <w:rFonts w:eastAsia="Times New Roman" w:cs="Times New Roman"/>
+                <w:color w:val="202020"/>
+                <w:kern w:val="0"/>
+                <w:lang w:eastAsia="ru-RU" w:bidi="ar-SA"/>
+              </w:rPr>
+              <w:t>бра имеют числовую пропускную способность</w:t>
             </w:r>
           </w:p>
         </w:tc>
@@ -14646,7 +16197,19 @@
         <w:rPr>
           <w:rFonts w:cs="Times New Roman"/>
         </w:rPr>
-        <w:t>Модификация – изменение в структуре графа</w:t>
+        <w:t xml:space="preserve">Модификация </w:t>
+      </w:r>
+      <w:r>
+        <w:rPr>
+          <w:rFonts w:cs="Times New Roman"/>
+        </w:rPr>
+        <w:t>-</w:t>
+      </w:r>
+      <w:r>
+        <w:rPr>
+          <w:rFonts w:cs="Times New Roman"/>
+        </w:rPr>
+        <w:t xml:space="preserve"> изменение в структуре графа</w:t>
       </w:r>
       <w:bookmarkEnd w:id="44"/>
     </w:p>
@@ -15128,14 +16691,6 @@
     </w:p>
     <w:p>
       <w:pPr>
-        <w:rPr>
-          <w:rFonts w:cs="Times New Roman"/>
-          <w:lang w:val="en-US"/>
-        </w:rPr>
-      </w:pPr>
-    </w:p>
-    <w:p>
-      <w:pPr>
         <w:pStyle w:val="10"/>
         <w:numPr>
           <w:ilvl w:val="0"/>
@@ -15146,10 +16701,20 @@
       <w:bookmarkStart w:id="46" w:name="_Toc228932302"/>
       <w:bookmarkStart w:id="47" w:name="_Toc229057628"/>
       <w:r>
+        <w:lastRenderedPageBreak/>
         <w:t>СПИСОК ИСПОЛЬЗУЕМОЙ ЛИТЕРАТУРЫ</w:t>
       </w:r>
       <w:bookmarkEnd w:id="46"/>
       <w:bookmarkEnd w:id="47"/>
+    </w:p>
+    <w:p>
+      <w:pPr>
+        <w:ind w:left="360"/>
+        <w:rPr>
+          <w:rFonts w:cs="Times New Roman"/>
+        </w:rPr>
+      </w:pPr>
+      <w:bookmarkStart w:id="48" w:name="_Ref216794199"/>
     </w:p>
     <w:p>
       <w:pPr>
@@ -15162,7 +16727,6 @@
           <w:rFonts w:cs="Times New Roman"/>
         </w:rPr>
       </w:pPr>
-      <w:bookmarkStart w:id="48" w:name="_Ref216794199"/>
       <w:r>
         <w:rPr>
           <w:rFonts w:cs="Times New Roman"/>
@@ -15487,7 +17051,19 @@
         <w:rPr>
           <w:rFonts w:cs="Times New Roman"/>
         </w:rPr>
-        <w:t>78: Правила дублирования, учета и хранения программных документов, выполненных печатным способом. //Единая система программной документации. – М.: ИПК Издательство стандартов, 2001.</w:t>
+        <w:t xml:space="preserve">78: Правила дублирования, учета и хранения программных документов, выполненных печатным способом. //Единая система программной документации. </w:t>
+      </w:r>
+      <w:r>
+        <w:rPr>
+          <w:rFonts w:cs="Times New Roman"/>
+        </w:rPr>
+        <w:t>-</w:t>
+      </w:r>
+      <w:r>
+        <w:rPr>
+          <w:rFonts w:cs="Times New Roman"/>
+        </w:rPr>
+        <w:t xml:space="preserve"> М.: ИПК Издательство стандартов, 2001.</w:t>
       </w:r>
       <w:bookmarkEnd w:id="55"/>
     </w:p>
@@ -15773,7 +17349,49 @@
           <w:rFonts w:cs="Times New Roman"/>
           <w:lang w:val="en-US"/>
         </w:rPr>
-        <w:t xml:space="preserve">Buchin K., Schulz A. On the number of spanning trees a planar graph can have // arXiv.org. — 2010. — arXiv:0912.0712 [math.CO]. — URL: </w:t>
+        <w:t xml:space="preserve">Buchin K., Schulz A. On the number of spanning trees a planar graph can have // arXiv.org. </w:t>
+      </w:r>
+      <w:r>
+        <w:rPr>
+          <w:rFonts w:cs="Times New Roman"/>
+          <w:lang w:val="en-US"/>
+        </w:rPr>
+        <w:t>-</w:t>
+      </w:r>
+      <w:r>
+        <w:rPr>
+          <w:rFonts w:cs="Times New Roman"/>
+          <w:lang w:val="en-US"/>
+        </w:rPr>
+        <w:t xml:space="preserve"> 2010. </w:t>
+      </w:r>
+      <w:r>
+        <w:rPr>
+          <w:rFonts w:cs="Times New Roman"/>
+          <w:lang w:val="en-US"/>
+        </w:rPr>
+        <w:t>-</w:t>
+      </w:r>
+      <w:r>
+        <w:rPr>
+          <w:rFonts w:cs="Times New Roman"/>
+          <w:lang w:val="en-US"/>
+        </w:rPr>
+        <w:t xml:space="preserve"> arXiv:0912.0712 [math.CO]. </w:t>
+      </w:r>
+      <w:r>
+        <w:rPr>
+          <w:rFonts w:cs="Times New Roman"/>
+          <w:lang w:val="en-US"/>
+        </w:rPr>
+        <w:t>-</w:t>
+      </w:r>
+      <w:r>
+        <w:rPr>
+          <w:rFonts w:cs="Times New Roman"/>
+          <w:lang w:val="en-US"/>
+        </w:rPr>
+        <w:t xml:space="preserve"> URL: </w:t>
       </w:r>
       <w:hyperlink r:id="rId9" w:history="1">
         <w:r>
@@ -15819,6 +17437,1179 @@
         <w:t>: 08.05.2026)</w:t>
       </w:r>
       <w:bookmarkEnd w:id="62"/>
+    </w:p>
+    <w:p>
+      <w:pPr>
+        <w:pStyle w:val="a0"/>
+        <w:numPr>
+          <w:ilvl w:val="0"/>
+          <w:numId w:val="18"/>
+        </w:numPr>
+        <w:rPr>
+          <w:rFonts w:cs="Times New Roman"/>
+        </w:rPr>
+      </w:pPr>
+      <w:bookmarkStart w:id="63" w:name="_Ref229157210"/>
+      <w:r>
+        <w:rPr>
+          <w:rFonts w:cs="Times New Roman"/>
+        </w:rPr>
+        <w:t xml:space="preserve">Триангуляция Делоне // </w:t>
+      </w:r>
+      <w:r>
+        <w:rPr>
+          <w:rFonts w:cs="Times New Roman"/>
+          <w:lang w:val="en-US"/>
+        </w:rPr>
+        <w:t>neerc</w:t>
+      </w:r>
+      <w:r>
+        <w:rPr>
+          <w:rFonts w:cs="Times New Roman"/>
+        </w:rPr>
+        <w:t>.</w:t>
+      </w:r>
+      <w:r>
+        <w:rPr>
+          <w:rFonts w:cs="Times New Roman"/>
+          <w:lang w:val="en-US"/>
+        </w:rPr>
+        <w:t>ifmo</w:t>
+      </w:r>
+      <w:r>
+        <w:rPr>
+          <w:rFonts w:cs="Times New Roman"/>
+        </w:rPr>
+        <w:t>.</w:t>
+      </w:r>
+      <w:r>
+        <w:rPr>
+          <w:rFonts w:cs="Times New Roman"/>
+          <w:lang w:val="en-US"/>
+        </w:rPr>
+        <w:t>ru</w:t>
+      </w:r>
+      <w:r>
+        <w:rPr>
+          <w:rFonts w:cs="Times New Roman"/>
+        </w:rPr>
+        <w:t xml:space="preserve">. </w:t>
+      </w:r>
+      <w:r>
+        <w:rPr>
+          <w:rFonts w:cs="Times New Roman"/>
+          <w:lang w:val="en-US"/>
+        </w:rPr>
+        <w:t>URL</w:t>
+      </w:r>
+      <w:r>
+        <w:rPr>
+          <w:rFonts w:cs="Times New Roman"/>
+        </w:rPr>
+        <w:t xml:space="preserve">: </w:t>
+      </w:r>
+      <w:r>
+        <w:rPr>
+          <w:rFonts w:cs="Times New Roman"/>
+          <w:lang w:val="en-US"/>
+        </w:rPr>
+        <w:t>https</w:t>
+      </w:r>
+      <w:r>
+        <w:rPr>
+          <w:rFonts w:cs="Times New Roman"/>
+        </w:rPr>
+        <w:t>://</w:t>
+      </w:r>
+      <w:r>
+        <w:rPr>
+          <w:rFonts w:cs="Times New Roman"/>
+          <w:lang w:val="en-US"/>
+        </w:rPr>
+        <w:t>neerc</w:t>
+      </w:r>
+      <w:r>
+        <w:rPr>
+          <w:rFonts w:cs="Times New Roman"/>
+        </w:rPr>
+        <w:t>.</w:t>
+      </w:r>
+      <w:r>
+        <w:rPr>
+          <w:rFonts w:cs="Times New Roman"/>
+          <w:lang w:val="en-US"/>
+        </w:rPr>
+        <w:t>ifmo</w:t>
+      </w:r>
+      <w:r>
+        <w:rPr>
+          <w:rFonts w:cs="Times New Roman"/>
+        </w:rPr>
+        <w:t>.</w:t>
+      </w:r>
+      <w:r>
+        <w:rPr>
+          <w:rFonts w:cs="Times New Roman"/>
+          <w:lang w:val="en-US"/>
+        </w:rPr>
+        <w:t>ru</w:t>
+      </w:r>
+      <w:r>
+        <w:rPr>
+          <w:rFonts w:cs="Times New Roman"/>
+        </w:rPr>
+        <w:t>/</w:t>
+      </w:r>
+      <w:r>
+        <w:rPr>
+          <w:rFonts w:cs="Times New Roman"/>
+          <w:lang w:val="en-US"/>
+        </w:rPr>
+        <w:t>wiki</w:t>
+      </w:r>
+      <w:r>
+        <w:rPr>
+          <w:rFonts w:cs="Times New Roman"/>
+        </w:rPr>
+        <w:t>/</w:t>
+      </w:r>
+      <w:r>
+        <w:rPr>
+          <w:rFonts w:cs="Times New Roman"/>
+          <w:lang w:val="en-US"/>
+        </w:rPr>
+        <w:t>index</w:t>
+      </w:r>
+      <w:r>
+        <w:rPr>
+          <w:rFonts w:cs="Times New Roman"/>
+        </w:rPr>
+        <w:t>.</w:t>
+      </w:r>
+      <w:r>
+        <w:rPr>
+          <w:rFonts w:cs="Times New Roman"/>
+          <w:lang w:val="en-US"/>
+        </w:rPr>
+        <w:t>php</w:t>
+      </w:r>
+      <w:r>
+        <w:rPr>
+          <w:rFonts w:cs="Times New Roman"/>
+        </w:rPr>
+        <w:t>?</w:t>
+      </w:r>
+      <w:r>
+        <w:rPr>
+          <w:rFonts w:cs="Times New Roman"/>
+          <w:lang w:val="en-US"/>
+        </w:rPr>
+        <w:t>title</w:t>
+      </w:r>
+      <w:r>
+        <w:rPr>
+          <w:rFonts w:cs="Times New Roman"/>
+        </w:rPr>
+        <w:t>=Триангуляция_Делоне (дата обращения: 08.05.2026).</w:t>
+      </w:r>
+      <w:bookmarkEnd w:id="63"/>
+    </w:p>
+    <w:p>
+      <w:pPr>
+        <w:pStyle w:val="a0"/>
+        <w:numPr>
+          <w:ilvl w:val="0"/>
+          <w:numId w:val="18"/>
+        </w:numPr>
+        <w:rPr>
+          <w:rFonts w:cs="Times New Roman"/>
+          <w:lang w:val="en-US"/>
+        </w:rPr>
+      </w:pPr>
+      <w:bookmarkStart w:id="64" w:name="_Ref229157583"/>
+      <w:r>
+        <w:rPr>
+          <w:rFonts w:cs="Times New Roman"/>
+          <w:lang w:val="en-US"/>
+        </w:rPr>
+        <w:t>Sobol sequence // Wikipedia. URL: https://en.wikipedia.org/wiki/Sobol_sequence (дата обращения: 08.05.2026).</w:t>
+      </w:r>
+      <w:bookmarkEnd w:id="64"/>
+    </w:p>
+    <w:p>
+      <w:pPr>
+        <w:pStyle w:val="a0"/>
+        <w:numPr>
+          <w:ilvl w:val="0"/>
+          <w:numId w:val="18"/>
+        </w:numPr>
+        <w:rPr>
+          <w:rFonts w:cs="Times New Roman"/>
+        </w:rPr>
+      </w:pPr>
+      <w:bookmarkStart w:id="65" w:name="_Ref229157225"/>
+      <w:r>
+        <w:rPr>
+          <w:rFonts w:cs="Times New Roman"/>
+        </w:rPr>
+        <w:t xml:space="preserve">Алгоритм Прима // </w:t>
+      </w:r>
+      <w:r>
+        <w:rPr>
+          <w:rFonts w:cs="Times New Roman"/>
+          <w:lang w:val="en-US"/>
+        </w:rPr>
+        <w:t>neerc</w:t>
+      </w:r>
+      <w:r>
+        <w:rPr>
+          <w:rFonts w:cs="Times New Roman"/>
+        </w:rPr>
+        <w:t>.</w:t>
+      </w:r>
+      <w:r>
+        <w:rPr>
+          <w:rFonts w:cs="Times New Roman"/>
+          <w:lang w:val="en-US"/>
+        </w:rPr>
+        <w:t>ifmo</w:t>
+      </w:r>
+      <w:r>
+        <w:rPr>
+          <w:rFonts w:cs="Times New Roman"/>
+        </w:rPr>
+        <w:t>.</w:t>
+      </w:r>
+      <w:r>
+        <w:rPr>
+          <w:rFonts w:cs="Times New Roman"/>
+          <w:lang w:val="en-US"/>
+        </w:rPr>
+        <w:t>ru</w:t>
+      </w:r>
+      <w:r>
+        <w:rPr>
+          <w:rFonts w:cs="Times New Roman"/>
+        </w:rPr>
+        <w:t xml:space="preserve">. </w:t>
+      </w:r>
+      <w:r>
+        <w:rPr>
+          <w:rFonts w:cs="Times New Roman"/>
+          <w:lang w:val="en-US"/>
+        </w:rPr>
+        <w:t>URL</w:t>
+      </w:r>
+      <w:r>
+        <w:rPr>
+          <w:rFonts w:cs="Times New Roman"/>
+        </w:rPr>
+        <w:t xml:space="preserve">: </w:t>
+      </w:r>
+      <w:r>
+        <w:rPr>
+          <w:rFonts w:cs="Times New Roman"/>
+          <w:lang w:val="en-US"/>
+        </w:rPr>
+        <w:t>http</w:t>
+      </w:r>
+      <w:r>
+        <w:rPr>
+          <w:rFonts w:cs="Times New Roman"/>
+        </w:rPr>
+        <w:t>://</w:t>
+      </w:r>
+      <w:r>
+        <w:rPr>
+          <w:rFonts w:cs="Times New Roman"/>
+          <w:lang w:val="en-US"/>
+        </w:rPr>
+        <w:t>neerc</w:t>
+      </w:r>
+      <w:r>
+        <w:rPr>
+          <w:rFonts w:cs="Times New Roman"/>
+        </w:rPr>
+        <w:t>.</w:t>
+      </w:r>
+      <w:r>
+        <w:rPr>
+          <w:rFonts w:cs="Times New Roman"/>
+          <w:lang w:val="en-US"/>
+        </w:rPr>
+        <w:t>ifmo</w:t>
+      </w:r>
+      <w:r>
+        <w:rPr>
+          <w:rFonts w:cs="Times New Roman"/>
+        </w:rPr>
+        <w:t>.</w:t>
+      </w:r>
+      <w:r>
+        <w:rPr>
+          <w:rFonts w:cs="Times New Roman"/>
+          <w:lang w:val="en-US"/>
+        </w:rPr>
+        <w:t>ru</w:t>
+      </w:r>
+      <w:r>
+        <w:rPr>
+          <w:rFonts w:cs="Times New Roman"/>
+        </w:rPr>
+        <w:t>/</w:t>
+      </w:r>
+      <w:r>
+        <w:rPr>
+          <w:rFonts w:cs="Times New Roman"/>
+          <w:lang w:val="en-US"/>
+        </w:rPr>
+        <w:t>wiki</w:t>
+      </w:r>
+      <w:r>
+        <w:rPr>
+          <w:rFonts w:cs="Times New Roman"/>
+        </w:rPr>
+        <w:t>/</w:t>
+      </w:r>
+      <w:r>
+        <w:rPr>
+          <w:rFonts w:cs="Times New Roman"/>
+          <w:lang w:val="en-US"/>
+        </w:rPr>
+        <w:t>index</w:t>
+      </w:r>
+      <w:r>
+        <w:rPr>
+          <w:rFonts w:cs="Times New Roman"/>
+        </w:rPr>
+        <w:t>.</w:t>
+      </w:r>
+      <w:r>
+        <w:rPr>
+          <w:rFonts w:cs="Times New Roman"/>
+          <w:lang w:val="en-US"/>
+        </w:rPr>
+        <w:t>php</w:t>
+      </w:r>
+      <w:r>
+        <w:rPr>
+          <w:rFonts w:cs="Times New Roman"/>
+        </w:rPr>
+        <w:t>?</w:t>
+      </w:r>
+      <w:r>
+        <w:rPr>
+          <w:rFonts w:cs="Times New Roman"/>
+          <w:lang w:val="en-US"/>
+        </w:rPr>
+        <w:t>title</w:t>
+      </w:r>
+      <w:r>
+        <w:rPr>
+          <w:rFonts w:cs="Times New Roman"/>
+        </w:rPr>
+        <w:t>=Алгоритм_Прима (дата обращения: 08.05.2026).</w:t>
+      </w:r>
+      <w:bookmarkEnd w:id="65"/>
+    </w:p>
+    <w:p>
+      <w:pPr>
+        <w:pStyle w:val="a0"/>
+        <w:numPr>
+          <w:ilvl w:val="0"/>
+          <w:numId w:val="18"/>
+        </w:numPr>
+        <w:rPr>
+          <w:rFonts w:cs="Times New Roman"/>
+        </w:rPr>
+      </w:pPr>
+      <w:bookmarkStart w:id="66" w:name="_Ref229157240"/>
+      <w:r>
+        <w:rPr>
+          <w:rFonts w:cs="Times New Roman"/>
+        </w:rPr>
+        <w:t xml:space="preserve">Алгоритм Краскала // Википедия. </w:t>
+      </w:r>
+      <w:r>
+        <w:rPr>
+          <w:rFonts w:cs="Times New Roman"/>
+          <w:lang w:val="en-US"/>
+        </w:rPr>
+        <w:t>URL</w:t>
+      </w:r>
+      <w:r>
+        <w:rPr>
+          <w:rFonts w:cs="Times New Roman"/>
+        </w:rPr>
+        <w:t xml:space="preserve">: </w:t>
+      </w:r>
+      <w:r>
+        <w:rPr>
+          <w:rFonts w:cs="Times New Roman"/>
+          <w:lang w:val="en-US"/>
+        </w:rPr>
+        <w:t>https</w:t>
+      </w:r>
+      <w:r>
+        <w:rPr>
+          <w:rFonts w:cs="Times New Roman"/>
+        </w:rPr>
+        <w:t>://</w:t>
+      </w:r>
+      <w:r>
+        <w:rPr>
+          <w:rFonts w:cs="Times New Roman"/>
+          <w:lang w:val="en-US"/>
+        </w:rPr>
+        <w:t>ru</w:t>
+      </w:r>
+      <w:r>
+        <w:rPr>
+          <w:rFonts w:cs="Times New Roman"/>
+        </w:rPr>
+        <w:t>.</w:t>
+      </w:r>
+      <w:r>
+        <w:rPr>
+          <w:rFonts w:cs="Times New Roman"/>
+          <w:lang w:val="en-US"/>
+        </w:rPr>
+        <w:t>wikipedia</w:t>
+      </w:r>
+      <w:r>
+        <w:rPr>
+          <w:rFonts w:cs="Times New Roman"/>
+        </w:rPr>
+        <w:t>.</w:t>
+      </w:r>
+      <w:r>
+        <w:rPr>
+          <w:rFonts w:cs="Times New Roman"/>
+          <w:lang w:val="en-US"/>
+        </w:rPr>
+        <w:t>org</w:t>
+      </w:r>
+      <w:r>
+        <w:rPr>
+          <w:rFonts w:cs="Times New Roman"/>
+        </w:rPr>
+        <w:t>/</w:t>
+      </w:r>
+      <w:r>
+        <w:rPr>
+          <w:rFonts w:cs="Times New Roman"/>
+          <w:lang w:val="en-US"/>
+        </w:rPr>
+        <w:t>wiki</w:t>
+      </w:r>
+      <w:r>
+        <w:rPr>
+          <w:rFonts w:cs="Times New Roman"/>
+        </w:rPr>
+        <w:t>/Алгоритм_Краскала (дата обращения: 08.05.2026).</w:t>
+      </w:r>
+      <w:bookmarkEnd w:id="66"/>
+    </w:p>
+    <w:p>
+      <w:pPr>
+        <w:pStyle w:val="a0"/>
+        <w:numPr>
+          <w:ilvl w:val="0"/>
+          <w:numId w:val="18"/>
+        </w:numPr>
+        <w:rPr>
+          <w:rFonts w:cs="Times New Roman"/>
+          <w:lang w:val="en-US"/>
+        </w:rPr>
+      </w:pPr>
+      <w:r>
+        <w:rPr>
+          <w:rFonts w:cs="Times New Roman"/>
+          <w:lang w:val="en-US"/>
+        </w:rPr>
+        <w:t>RandomNumberGenerator Class // Microsoft Learn. URL: https://learn.microsoft.com/ru-</w:t>
+      </w:r>
+      <w:r>
+        <w:rPr>
+          <w:rFonts w:cs="Times New Roman"/>
+          <w:lang w:val="en-US"/>
+        </w:rPr>
+        <w:lastRenderedPageBreak/>
+        <w:t>ru/dotnet/api/system.security.cryptography.randomnumbergenerator?view=net-8.0 (дата обращения: 08.05.2026).</w:t>
+      </w:r>
+    </w:p>
+    <w:p>
+      <w:pPr>
+        <w:pStyle w:val="a0"/>
+        <w:numPr>
+          <w:ilvl w:val="0"/>
+          <w:numId w:val="18"/>
+        </w:numPr>
+        <w:rPr>
+          <w:rFonts w:cs="Times New Roman"/>
+          <w:lang w:val="en-US"/>
+        </w:rPr>
+      </w:pPr>
+      <w:r>
+        <w:rPr>
+          <w:rFonts w:cs="Times New Roman"/>
+          <w:lang w:val="en-US"/>
+        </w:rPr>
+        <w:t>Random Class // Microsoft Learn. URL: https://learn.microsoft.com/ru-ru/dotnet/api/system.random?view=net-10.0 (дата обращения: 08.05.2026).</w:t>
+      </w:r>
+    </w:p>
+    <w:p>
+      <w:pPr>
+        <w:pStyle w:val="a0"/>
+        <w:numPr>
+          <w:ilvl w:val="0"/>
+          <w:numId w:val="18"/>
+        </w:numPr>
+        <w:rPr>
+          <w:rFonts w:cs="Times New Roman"/>
+        </w:rPr>
+      </w:pPr>
+      <w:bookmarkStart w:id="67" w:name="_Ref229157546"/>
+      <w:r>
+        <w:rPr>
+          <w:rFonts w:cs="Times New Roman"/>
+        </w:rPr>
+        <w:t xml:space="preserve">Граф Габриэля // Википедия. </w:t>
+      </w:r>
+      <w:r>
+        <w:rPr>
+          <w:rFonts w:cs="Times New Roman"/>
+          <w:lang w:val="en-US"/>
+        </w:rPr>
+        <w:t>URL</w:t>
+      </w:r>
+      <w:r>
+        <w:rPr>
+          <w:rFonts w:cs="Times New Roman"/>
+        </w:rPr>
+        <w:t xml:space="preserve">: </w:t>
+      </w:r>
+      <w:r>
+        <w:rPr>
+          <w:rFonts w:cs="Times New Roman"/>
+          <w:lang w:val="en-US"/>
+        </w:rPr>
+        <w:t>https</w:t>
+      </w:r>
+      <w:r>
+        <w:rPr>
+          <w:rFonts w:cs="Times New Roman"/>
+        </w:rPr>
+        <w:t>://</w:t>
+      </w:r>
+      <w:r>
+        <w:rPr>
+          <w:rFonts w:cs="Times New Roman"/>
+          <w:lang w:val="en-US"/>
+        </w:rPr>
+        <w:t>ru</w:t>
+      </w:r>
+      <w:r>
+        <w:rPr>
+          <w:rFonts w:cs="Times New Roman"/>
+        </w:rPr>
+        <w:t>.</w:t>
+      </w:r>
+      <w:r>
+        <w:rPr>
+          <w:rFonts w:cs="Times New Roman"/>
+          <w:lang w:val="en-US"/>
+        </w:rPr>
+        <w:t>wikipedia</w:t>
+      </w:r>
+      <w:r>
+        <w:rPr>
+          <w:rFonts w:cs="Times New Roman"/>
+        </w:rPr>
+        <w:t>.</w:t>
+      </w:r>
+      <w:r>
+        <w:rPr>
+          <w:rFonts w:cs="Times New Roman"/>
+          <w:lang w:val="en-US"/>
+        </w:rPr>
+        <w:t>org</w:t>
+      </w:r>
+      <w:r>
+        <w:rPr>
+          <w:rFonts w:cs="Times New Roman"/>
+        </w:rPr>
+        <w:t>/</w:t>
+      </w:r>
+      <w:r>
+        <w:rPr>
+          <w:rFonts w:cs="Times New Roman"/>
+          <w:lang w:val="en-US"/>
+        </w:rPr>
+        <w:t>wiki</w:t>
+      </w:r>
+      <w:r>
+        <w:rPr>
+          <w:rFonts w:cs="Times New Roman"/>
+        </w:rPr>
+        <w:t>/Граф_Габриэля (дата обращения: 08.05.2026).</w:t>
+      </w:r>
+      <w:bookmarkEnd w:id="67"/>
+    </w:p>
+    <w:p>
+      <w:pPr>
+        <w:pStyle w:val="a0"/>
+        <w:numPr>
+          <w:ilvl w:val="0"/>
+          <w:numId w:val="18"/>
+        </w:numPr>
+        <w:rPr>
+          <w:rFonts w:cs="Times New Roman"/>
+        </w:rPr>
+      </w:pPr>
+      <w:bookmarkStart w:id="68" w:name="_Ref229157554"/>
+      <w:r>
+        <w:rPr>
+          <w:rFonts w:cs="Times New Roman"/>
+        </w:rPr>
+        <w:t>М</w:t>
+      </w:r>
+      <w:r>
+        <w:rPr>
+          <w:rFonts w:cs="Times New Roman"/>
+        </w:rPr>
+        <w:t xml:space="preserve">етод ближайших соседей // </w:t>
+      </w:r>
+      <w:r>
+        <w:rPr>
+          <w:rFonts w:cs="Times New Roman"/>
+          <w:lang w:val="en-US"/>
+        </w:rPr>
+        <w:t>neerc</w:t>
+      </w:r>
+      <w:r>
+        <w:rPr>
+          <w:rFonts w:cs="Times New Roman"/>
+        </w:rPr>
+        <w:t>.</w:t>
+      </w:r>
+      <w:r>
+        <w:rPr>
+          <w:rFonts w:cs="Times New Roman"/>
+          <w:lang w:val="en-US"/>
+        </w:rPr>
+        <w:t>ifmo</w:t>
+      </w:r>
+      <w:r>
+        <w:rPr>
+          <w:rFonts w:cs="Times New Roman"/>
+        </w:rPr>
+        <w:t>.</w:t>
+      </w:r>
+      <w:r>
+        <w:rPr>
+          <w:rFonts w:cs="Times New Roman"/>
+          <w:lang w:val="en-US"/>
+        </w:rPr>
+        <w:t>ru</w:t>
+      </w:r>
+      <w:r>
+        <w:rPr>
+          <w:rFonts w:cs="Times New Roman"/>
+        </w:rPr>
+        <w:t xml:space="preserve">. </w:t>
+      </w:r>
+      <w:r>
+        <w:rPr>
+          <w:rFonts w:cs="Times New Roman"/>
+          <w:lang w:val="en-US"/>
+        </w:rPr>
+        <w:t>URL</w:t>
+      </w:r>
+      <w:r>
+        <w:rPr>
+          <w:rFonts w:cs="Times New Roman"/>
+        </w:rPr>
+        <w:t xml:space="preserve">: </w:t>
+      </w:r>
+      <w:r>
+        <w:rPr>
+          <w:rFonts w:cs="Times New Roman"/>
+          <w:lang w:val="en-US"/>
+        </w:rPr>
+        <w:t>https</w:t>
+      </w:r>
+      <w:r>
+        <w:rPr>
+          <w:rFonts w:cs="Times New Roman"/>
+        </w:rPr>
+        <w:t>://</w:t>
+      </w:r>
+      <w:r>
+        <w:rPr>
+          <w:rFonts w:cs="Times New Roman"/>
+          <w:lang w:val="en-US"/>
+        </w:rPr>
+        <w:t>neerc</w:t>
+      </w:r>
+      <w:r>
+        <w:rPr>
+          <w:rFonts w:cs="Times New Roman"/>
+        </w:rPr>
+        <w:t>.</w:t>
+      </w:r>
+      <w:r>
+        <w:rPr>
+          <w:rFonts w:cs="Times New Roman"/>
+          <w:lang w:val="en-US"/>
+        </w:rPr>
+        <w:t>ifmo</w:t>
+      </w:r>
+      <w:r>
+        <w:rPr>
+          <w:rFonts w:cs="Times New Roman"/>
+        </w:rPr>
+        <w:t>.</w:t>
+      </w:r>
+      <w:r>
+        <w:rPr>
+          <w:rFonts w:cs="Times New Roman"/>
+          <w:lang w:val="en-US"/>
+        </w:rPr>
+        <w:t>ru</w:t>
+      </w:r>
+      <w:r>
+        <w:rPr>
+          <w:rFonts w:cs="Times New Roman"/>
+        </w:rPr>
+        <w:t>/</w:t>
+      </w:r>
+      <w:r>
+        <w:rPr>
+          <w:rFonts w:cs="Times New Roman"/>
+          <w:lang w:val="en-US"/>
+        </w:rPr>
+        <w:t>wiki</w:t>
+      </w:r>
+      <w:r>
+        <w:rPr>
+          <w:rFonts w:cs="Times New Roman"/>
+        </w:rPr>
+        <w:t>/</w:t>
+      </w:r>
+      <w:r>
+        <w:rPr>
+          <w:rFonts w:cs="Times New Roman"/>
+          <w:lang w:val="en-US"/>
+        </w:rPr>
+        <w:t>index</w:t>
+      </w:r>
+      <w:r>
+        <w:rPr>
+          <w:rFonts w:cs="Times New Roman"/>
+        </w:rPr>
+        <w:t>.</w:t>
+      </w:r>
+      <w:r>
+        <w:rPr>
+          <w:rFonts w:cs="Times New Roman"/>
+          <w:lang w:val="en-US"/>
+        </w:rPr>
+        <w:t>php</w:t>
+      </w:r>
+      <w:r>
+        <w:rPr>
+          <w:rFonts w:cs="Times New Roman"/>
+        </w:rPr>
+        <w:t>?</w:t>
+      </w:r>
+      <w:r>
+        <w:rPr>
+          <w:rFonts w:cs="Times New Roman"/>
+          <w:lang w:val="en-US"/>
+        </w:rPr>
+        <w:t>title</w:t>
+      </w:r>
+      <w:r>
+        <w:rPr>
+          <w:rFonts w:cs="Times New Roman"/>
+        </w:rPr>
+        <w:t>=Метрический_классификатор_и_метод_ближайших_соседей (дата обращения: 08.05.2026).</w:t>
+      </w:r>
+      <w:bookmarkEnd w:id="68"/>
+    </w:p>
+    <w:p>
+      <w:pPr>
+        <w:pStyle w:val="a0"/>
+        <w:numPr>
+          <w:ilvl w:val="0"/>
+          <w:numId w:val="18"/>
+        </w:numPr>
+        <w:rPr>
+          <w:rFonts w:cs="Times New Roman"/>
+        </w:rPr>
+      </w:pPr>
+      <w:bookmarkStart w:id="69" w:name="_Ref229157565"/>
+      <w:r>
+        <w:rPr>
+          <w:rFonts w:cs="Times New Roman"/>
+        </w:rPr>
+        <w:t>А</w:t>
+      </w:r>
+      <w:r>
+        <w:rPr>
+          <w:rFonts w:cs="Times New Roman"/>
+        </w:rPr>
+        <w:t>лгоритм</w:t>
+      </w:r>
+      <w:r>
+        <w:rPr>
+          <w:rFonts w:cs="Times New Roman"/>
+        </w:rPr>
+        <w:t xml:space="preserve"> </w:t>
+      </w:r>
+      <w:r>
+        <w:rPr>
+          <w:rFonts w:cs="Times New Roman"/>
+        </w:rPr>
+        <w:t>Диниц</w:t>
+      </w:r>
+      <w:r>
+        <w:rPr>
+          <w:rFonts w:cs="Times New Roman"/>
+        </w:rPr>
+        <w:t xml:space="preserve">ы </w:t>
+      </w:r>
+      <w:r>
+        <w:rPr>
+          <w:rFonts w:cs="Times New Roman"/>
+        </w:rPr>
+        <w:t xml:space="preserve">// </w:t>
+      </w:r>
+      <w:r>
+        <w:rPr>
+          <w:rFonts w:cs="Times New Roman"/>
+          <w:lang w:val="en-US"/>
+        </w:rPr>
+        <w:t>neerc</w:t>
+      </w:r>
+      <w:r>
+        <w:rPr>
+          <w:rFonts w:cs="Times New Roman"/>
+        </w:rPr>
+        <w:t>.</w:t>
+      </w:r>
+      <w:r>
+        <w:rPr>
+          <w:rFonts w:cs="Times New Roman"/>
+          <w:lang w:val="en-US"/>
+        </w:rPr>
+        <w:t>ifmo</w:t>
+      </w:r>
+      <w:r>
+        <w:rPr>
+          <w:rFonts w:cs="Times New Roman"/>
+        </w:rPr>
+        <w:t>.</w:t>
+      </w:r>
+      <w:r>
+        <w:rPr>
+          <w:rFonts w:cs="Times New Roman"/>
+          <w:lang w:val="en-US"/>
+        </w:rPr>
+        <w:t>ru</w:t>
+      </w:r>
+      <w:r>
+        <w:rPr>
+          <w:rFonts w:cs="Times New Roman"/>
+        </w:rPr>
+        <w:t xml:space="preserve">. </w:t>
+      </w:r>
+      <w:r>
+        <w:rPr>
+          <w:rFonts w:cs="Times New Roman"/>
+          <w:lang w:val="en-US"/>
+        </w:rPr>
+        <w:t>URL</w:t>
+      </w:r>
+      <w:r>
+        <w:rPr>
+          <w:rFonts w:cs="Times New Roman"/>
+        </w:rPr>
+        <w:t xml:space="preserve">: </w:t>
+      </w:r>
+      <w:r>
+        <w:rPr>
+          <w:rFonts w:cs="Times New Roman"/>
+          <w:lang w:val="en-US"/>
+        </w:rPr>
+        <w:t>https</w:t>
+      </w:r>
+      <w:r>
+        <w:rPr>
+          <w:rFonts w:cs="Times New Roman"/>
+        </w:rPr>
+        <w:t>://</w:t>
+      </w:r>
+      <w:r>
+        <w:rPr>
+          <w:rFonts w:cs="Times New Roman"/>
+          <w:lang w:val="en-US"/>
+        </w:rPr>
+        <w:t>neerc</w:t>
+      </w:r>
+      <w:r>
+        <w:rPr>
+          <w:rFonts w:cs="Times New Roman"/>
+        </w:rPr>
+        <w:t>.</w:t>
+      </w:r>
+      <w:r>
+        <w:rPr>
+          <w:rFonts w:cs="Times New Roman"/>
+          <w:lang w:val="en-US"/>
+        </w:rPr>
+        <w:t>ifmo</w:t>
+      </w:r>
+      <w:r>
+        <w:rPr>
+          <w:rFonts w:cs="Times New Roman"/>
+        </w:rPr>
+        <w:t>.</w:t>
+      </w:r>
+      <w:r>
+        <w:rPr>
+          <w:rFonts w:cs="Times New Roman"/>
+          <w:lang w:val="en-US"/>
+        </w:rPr>
+        <w:t>ru</w:t>
+      </w:r>
+      <w:r>
+        <w:rPr>
+          <w:rFonts w:cs="Times New Roman"/>
+        </w:rPr>
+        <w:t>/</w:t>
+      </w:r>
+      <w:r>
+        <w:rPr>
+          <w:rFonts w:cs="Times New Roman"/>
+          <w:lang w:val="en-US"/>
+        </w:rPr>
+        <w:t>wiki</w:t>
+      </w:r>
+      <w:r>
+        <w:rPr>
+          <w:rFonts w:cs="Times New Roman"/>
+        </w:rPr>
+        <w:t>/</w:t>
+      </w:r>
+      <w:r>
+        <w:rPr>
+          <w:rFonts w:cs="Times New Roman"/>
+          <w:lang w:val="en-US"/>
+        </w:rPr>
+        <w:t>index</w:t>
+      </w:r>
+      <w:r>
+        <w:rPr>
+          <w:rFonts w:cs="Times New Roman"/>
+        </w:rPr>
+        <w:t>.</w:t>
+      </w:r>
+      <w:r>
+        <w:rPr>
+          <w:rFonts w:cs="Times New Roman"/>
+          <w:lang w:val="en-US"/>
+        </w:rPr>
+        <w:t>php</w:t>
+      </w:r>
+      <w:r>
+        <w:rPr>
+          <w:rFonts w:cs="Times New Roman"/>
+        </w:rPr>
+        <w:t>?</w:t>
+      </w:r>
+      <w:r>
+        <w:rPr>
+          <w:rFonts w:cs="Times New Roman"/>
+          <w:lang w:val="en-US"/>
+        </w:rPr>
+        <w:t>title</w:t>
+      </w:r>
+      <w:r>
+        <w:rPr>
+          <w:rFonts w:cs="Times New Roman"/>
+        </w:rPr>
+        <w:t>=Схема_алгоритма_Диница (дата обращения: 08.05.2026)</w:t>
+      </w:r>
+      <w:bookmarkEnd w:id="69"/>
+    </w:p>
+    <w:p>
+      <w:pPr>
+        <w:pStyle w:val="a0"/>
+        <w:numPr>
+          <w:ilvl w:val="0"/>
+          <w:numId w:val="18"/>
+        </w:numPr>
+        <w:rPr>
+          <w:rFonts w:cs="Times New Roman"/>
+        </w:rPr>
+      </w:pPr>
+      <w:bookmarkStart w:id="70" w:name="_Ref229157573"/>
+      <w:r>
+        <w:rPr>
+          <w:rFonts w:cs="Times New Roman"/>
+        </w:rPr>
+        <w:t>Алгоритм Форда-Фалкерсона, реализация с помощью поиска в глубину // neerc.ifmo.ru. URL: https://neerc.ifmo.ru/wiki/index.php?title=Алгоритм_Форда-Фалкерсона,_реализация_с_помощью_поиска_в_глубину (дата обращения: 08.05.2026)</w:t>
+      </w:r>
+      <w:bookmarkEnd w:id="70"/>
+    </w:p>
+    <w:p>
+      <w:pPr>
+        <w:pStyle w:val="a0"/>
+        <w:numPr>
+          <w:ilvl w:val="0"/>
+          <w:numId w:val="18"/>
+        </w:numPr>
+        <w:rPr>
+          <w:rFonts w:cs="Times New Roman"/>
+        </w:rPr>
+      </w:pPr>
+      <w:bookmarkStart w:id="71" w:name="_Ref229157595"/>
+      <w:r>
+        <w:rPr>
+          <w:rFonts w:cs="Times New Roman"/>
+          <w:lang w:val="en-US"/>
+        </w:rPr>
+        <w:t>Halton sequence // Wikipedia. URL: https://en.wikipedia.org/wiki/Halton_sequence (</w:t>
+      </w:r>
+      <w:r>
+        <w:rPr>
+          <w:rFonts w:cs="Times New Roman"/>
+        </w:rPr>
+        <w:t>дата</w:t>
+      </w:r>
+      <w:r>
+        <w:rPr>
+          <w:rFonts w:cs="Times New Roman"/>
+          <w:lang w:val="en-US"/>
+        </w:rPr>
+        <w:t xml:space="preserve"> </w:t>
+      </w:r>
+      <w:r>
+        <w:rPr>
+          <w:rFonts w:cs="Times New Roman"/>
+        </w:rPr>
+        <w:t>обращения</w:t>
+      </w:r>
+      <w:r>
+        <w:rPr>
+          <w:rFonts w:cs="Times New Roman"/>
+          <w:lang w:val="en-US"/>
+        </w:rPr>
+        <w:t>: 08.05.2026)</w:t>
+      </w:r>
+      <w:bookmarkEnd w:id="71"/>
+    </w:p>
+    <w:p>
+      <w:pPr>
+        <w:pStyle w:val="a0"/>
+        <w:numPr>
+          <w:ilvl w:val="0"/>
+          <w:numId w:val="18"/>
+        </w:numPr>
+        <w:rPr>
+          <w:rFonts w:cs="Times New Roman"/>
+        </w:rPr>
+      </w:pPr>
+      <w:bookmarkStart w:id="72" w:name="_Ref229157603"/>
+      <w:r>
+        <w:rPr>
+          <w:rFonts w:cs="Times New Roman"/>
+          <w:lang w:val="en-US"/>
+        </w:rPr>
+        <w:t xml:space="preserve">Poisson disk sampling through disk packing // ResearchGate. </w:t>
+      </w:r>
+      <w:r>
+        <w:rPr>
+          <w:rFonts w:cs="Times New Roman"/>
+        </w:rPr>
+        <w:t>URL: https://www.researchgate.net/publication/282599935_Poisson_disk_sampling_through_disk_packing (дата обращения: 08.05.2026)</w:t>
+      </w:r>
+      <w:bookmarkEnd w:id="72"/>
+    </w:p>
+    <w:p>
+      <w:pPr>
+        <w:pStyle w:val="a0"/>
+        <w:numPr>
+          <w:ilvl w:val="0"/>
+          <w:numId w:val="18"/>
+        </w:numPr>
+        <w:rPr>
+          <w:rFonts w:cs="Times New Roman"/>
+          <w:lang w:val="en-US"/>
+        </w:rPr>
+      </w:pPr>
+      <w:bookmarkStart w:id="73" w:name="_Ref229157522"/>
+      <w:r>
+        <w:rPr>
+          <w:rFonts w:cs="Times New Roman"/>
+          <w:lang w:val="en-US"/>
+        </w:rPr>
+        <w:t>Depth-first search // Wikipedia. URL: </w:t>
+      </w:r>
+      <w:hyperlink r:id="rId10" w:tgtFrame="_blank" w:history="1">
+        <w:r>
+          <w:rPr>
+            <w:rStyle w:val="af3"/>
+            <w:rFonts w:cs="Times New Roman"/>
+            <w:lang w:val="en-US"/>
+          </w:rPr>
+          <w:t>https://en.wikipedia.org/wiki/Depth-first_search</w:t>
+        </w:r>
+      </w:hyperlink>
+      <w:r>
+        <w:rPr>
+          <w:rFonts w:cs="Times New Roman"/>
+          <w:lang w:val="en-US"/>
+        </w:rPr>
+        <w:t> (</w:t>
+      </w:r>
+      <w:r>
+        <w:rPr>
+          <w:rFonts w:cs="Times New Roman"/>
+        </w:rPr>
+        <w:t>дата</w:t>
+      </w:r>
+      <w:r>
+        <w:rPr>
+          <w:rFonts w:cs="Times New Roman"/>
+          <w:lang w:val="en-US"/>
+        </w:rPr>
+        <w:t xml:space="preserve"> </w:t>
+      </w:r>
+      <w:r>
+        <w:rPr>
+          <w:rFonts w:cs="Times New Roman"/>
+        </w:rPr>
+        <w:t>обращения</w:t>
+      </w:r>
+      <w:r>
+        <w:rPr>
+          <w:rFonts w:cs="Times New Roman"/>
+          <w:lang w:val="en-US"/>
+        </w:rPr>
+        <w:t>: 08.05.2026)</w:t>
+      </w:r>
+      <w:bookmarkEnd w:id="73"/>
+    </w:p>
+    <w:p>
+      <w:pPr>
+        <w:rPr>
+          <w:rFonts w:cs="Times New Roman"/>
+          <w:lang w:val="en-US"/>
+        </w:rPr>
+      </w:pPr>
     </w:p>
     <w:p>
       <w:pPr>
@@ -15847,16 +18638,16 @@
           <w:caps/>
         </w:rPr>
       </w:pPr>
-      <w:bookmarkStart w:id="63" w:name="_Toc216046459"/>
-      <w:bookmarkStart w:id="64" w:name="_Toc228932303"/>
-      <w:bookmarkStart w:id="65" w:name="_Toc229057629"/>
+      <w:bookmarkStart w:id="74" w:name="_Toc216046459"/>
+      <w:bookmarkStart w:id="75" w:name="_Toc228932303"/>
+      <w:bookmarkStart w:id="76" w:name="_Toc229057629"/>
       <w:r>
         <w:lastRenderedPageBreak/>
         <w:t>ЛИСТ РЕГИСТРАЦИИ ИЗМЕНЕНИЙ</w:t>
       </w:r>
-      <w:bookmarkEnd w:id="63"/>
-      <w:bookmarkEnd w:id="64"/>
-      <w:bookmarkEnd w:id="65"/>
+      <w:bookmarkEnd w:id="74"/>
+      <w:bookmarkEnd w:id="75"/>
+      <w:bookmarkEnd w:id="76"/>
     </w:p>
     <w:tbl>
       <w:tblPr>
@@ -21860,8 +24651,8 @@
       </w:pPr>
     </w:p>
     <w:sectPr>
-      <w:headerReference w:type="default" r:id="rId10"/>
-      <w:footerReference w:type="default" r:id="rId11"/>
+      <w:headerReference w:type="default" r:id="rId11"/>
+      <w:footerReference w:type="default" r:id="rId12"/>
       <w:pgSz w:w="11906" w:h="16838"/>
       <w:pgMar w:top="1134" w:right="850" w:bottom="1134" w:left="1701" w:header="708" w:footer="708" w:gutter="0"/>
       <w:cols w:space="708"/>
@@ -26070,6 +28861,16 @@
       <w:bCs/>
     </w:rPr>
   </w:style>
+  <w:style w:type="character" w:styleId="af7">
+    <w:name w:val="Placeholder Text"/>
+    <w:basedOn w:val="a1"/>
+    <w:uiPriority w:val="99"/>
+    <w:semiHidden/>
+    <w:rsid w:val="00DD6A4B"/>
+    <w:rPr>
+      <w:color w:val="666666"/>
+    </w:rPr>
+  </w:style>
 </w:styles>
 </file>
 
